--- a/Završni_rad_VedranKravaica-09.09.2025.docx
+++ b/Završni_rad_VedranKravaica-09.09.2025.docx
@@ -5352,7 +5352,7 @@
           <w:sz w:val="24"/>
           <w:szCs w:val="24"/>
         </w:rPr>
-        <w:t>a</w:t>
+        <w:t xml:space="preserve">australski </w:t>
       </w:r>
       <w:r>
         <w:rPr>
@@ -5360,7 +5360,7 @@
           <w:sz w:val="24"/>
           <w:szCs w:val="24"/>
         </w:rPr>
-        <w:t>ustral</w:t>
+        <w:t>''</w:t>
       </w:r>
       <w:r>
         <w:rPr>
@@ -5368,7 +5368,7 @@
           <w:sz w:val="24"/>
           <w:szCs w:val="24"/>
         </w:rPr>
-        <w:t>ski</w:t>
+        <w:t>Albert Park</w:t>
       </w:r>
       <w:r>
         <w:rPr>
@@ -5376,7 +5376,7 @@
           <w:sz w:val="24"/>
           <w:szCs w:val="24"/>
         </w:rPr>
-        <w:t xml:space="preserve"> </w:t>
+        <w:t>''</w:t>
       </w:r>
       <w:r>
         <w:rPr>
@@ -5384,7 +5384,7 @@
           <w:sz w:val="24"/>
           <w:szCs w:val="24"/>
         </w:rPr>
-        <w:t>''</w:t>
+        <w:t xml:space="preserve"> u vrijeme kada je preuređen sa stazom </w:t>
       </w:r>
       <w:r>
         <w:rPr>
@@ -5392,7 +5392,7 @@
           <w:sz w:val="24"/>
           <w:szCs w:val="24"/>
         </w:rPr>
-        <w:t>Albert Park</w:t>
+        <w:t>F</w:t>
       </w:r>
       <w:r>
         <w:rPr>
@@ -5400,23 +5400,26 @@
           <w:sz w:val="24"/>
           <w:szCs w:val="24"/>
         </w:rPr>
-        <w:t>''</w:t>
-      </w:r>
-      <w:r>
+        <w:t>ormule 1 koja prolazi njim.</w:t>
+      </w:r>
+    </w:p>
+    <w:p>
+      <w:pPr>
+        <w:pStyle w:val="Naslovnica"/>
+        <w:jc w:val="both"/>
         <w:rPr>
           <w:b w:val="0"/>
           <w:sz w:val="24"/>
           <w:szCs w:val="24"/>
         </w:rPr>
-        <w:t xml:space="preserve"> u vrijeme kada je preuređen sa stazom </w:t>
-      </w:r>
+      </w:pPr>
       <w:r>
         <w:rPr>
           <w:b w:val="0"/>
           <w:sz w:val="24"/>
           <w:szCs w:val="24"/>
         </w:rPr>
-        <w:t>F</w:t>
+        <w:t>Na samom p</w:t>
       </w:r>
       <w:r>
         <w:rPr>
@@ -5424,26 +5427,23 @@
           <w:sz w:val="24"/>
           <w:szCs w:val="24"/>
         </w:rPr>
-        <w:t>ormule 1 koja prolazi njim.</w:t>
-      </w:r>
-    </w:p>
-    <w:p>
-      <w:pPr>
-        <w:pStyle w:val="Naslovnica"/>
-        <w:jc w:val="both"/>
+        <w:t>očet</w:t>
+      </w:r>
+      <w:r>
         <w:rPr>
           <w:b w:val="0"/>
           <w:sz w:val="24"/>
           <w:szCs w:val="24"/>
         </w:rPr>
-      </w:pPr>
+        <w:t>ku</w:t>
+      </w:r>
       <w:r>
         <w:rPr>
           <w:b w:val="0"/>
           <w:sz w:val="24"/>
           <w:szCs w:val="24"/>
         </w:rPr>
-        <w:t>Na samom p</w:t>
+        <w:t xml:space="preserve"> rada</w:t>
       </w:r>
       <w:r>
         <w:rPr>
@@ -5451,7 +5451,7 @@
           <w:sz w:val="24"/>
           <w:szCs w:val="24"/>
         </w:rPr>
-        <w:t>očet</w:t>
+        <w:t xml:space="preserve"> </w:t>
       </w:r>
       <w:r>
         <w:rPr>
@@ -5459,7 +5459,7 @@
           <w:sz w:val="24"/>
           <w:szCs w:val="24"/>
         </w:rPr>
-        <w:t>ku</w:t>
+        <w:t>razmotren</w:t>
       </w:r>
       <w:r>
         <w:rPr>
@@ -5467,7 +5467,7 @@
           <w:sz w:val="24"/>
           <w:szCs w:val="24"/>
         </w:rPr>
-        <w:t xml:space="preserve"> rada</w:t>
+        <w:t>a je svrha i područj</w:t>
       </w:r>
       <w:r>
         <w:rPr>
@@ -5475,7 +5475,7 @@
           <w:sz w:val="24"/>
           <w:szCs w:val="24"/>
         </w:rPr>
-        <w:t xml:space="preserve"> </w:t>
+        <w:t>a</w:t>
       </w:r>
       <w:r>
         <w:rPr>
@@ -5483,7 +5483,7 @@
           <w:sz w:val="24"/>
           <w:szCs w:val="24"/>
         </w:rPr>
-        <w:t>razmotren</w:t>
+        <w:t xml:space="preserve"> mogućeg 3D modeliranja</w:t>
       </w:r>
       <w:r>
         <w:rPr>
@@ -5491,7 +5491,7 @@
           <w:sz w:val="24"/>
           <w:szCs w:val="24"/>
         </w:rPr>
-        <w:t>a je svrha i područj</w:t>
+        <w:t xml:space="preserve"> u okviru</w:t>
       </w:r>
       <w:r>
         <w:rPr>
@@ -5499,7 +5499,7 @@
           <w:sz w:val="24"/>
           <w:szCs w:val="24"/>
         </w:rPr>
-        <w:t>a</w:t>
+        <w:t xml:space="preserve"> segmenta utrka Formula 1</w:t>
       </w:r>
       <w:r>
         <w:rPr>
@@ -5507,7 +5507,7 @@
           <w:sz w:val="24"/>
           <w:szCs w:val="24"/>
         </w:rPr>
-        <w:t xml:space="preserve"> mogućeg 3D modeliranja</w:t>
+        <w:t>, sa fokusom na digitalnu vizualizaciju piste</w:t>
       </w:r>
       <w:r>
         <w:rPr>
@@ -5515,23 +5515,26 @@
           <w:sz w:val="24"/>
           <w:szCs w:val="24"/>
         </w:rPr>
-        <w:t xml:space="preserve"> u okviru</w:t>
-      </w:r>
-      <w:r>
+        <w:t>.</w:t>
+      </w:r>
+    </w:p>
+    <w:p>
+      <w:pPr>
+        <w:pStyle w:val="Naslovnica"/>
+        <w:jc w:val="both"/>
         <w:rPr>
           <w:b w:val="0"/>
           <w:sz w:val="24"/>
           <w:szCs w:val="24"/>
         </w:rPr>
-        <w:t xml:space="preserve"> segmenta utrka Formula 1</w:t>
-      </w:r>
+      </w:pPr>
       <w:r>
         <w:rPr>
           <w:b w:val="0"/>
           <w:sz w:val="24"/>
           <w:szCs w:val="24"/>
         </w:rPr>
-        <w:t>, sa fokusom na digitalnu vizualizaciju piste</w:t>
+        <w:t xml:space="preserve">Sljedni dio </w:t>
       </w:r>
       <w:r>
         <w:rPr>
@@ -5539,26 +5542,23 @@
           <w:sz w:val="24"/>
           <w:szCs w:val="24"/>
         </w:rPr>
-        <w:t>.</w:t>
-      </w:r>
-    </w:p>
-    <w:p>
-      <w:pPr>
-        <w:pStyle w:val="Naslovnica"/>
-        <w:jc w:val="both"/>
+        <w:t>obuhvaća analiz</w:t>
+      </w:r>
+      <w:r>
         <w:rPr>
           <w:b w:val="0"/>
           <w:sz w:val="24"/>
           <w:szCs w:val="24"/>
         </w:rPr>
-      </w:pPr>
+        <w:t>u</w:t>
+      </w:r>
       <w:r>
         <w:rPr>
           <w:b w:val="0"/>
           <w:sz w:val="24"/>
           <w:szCs w:val="24"/>
         </w:rPr>
-        <w:t xml:space="preserve">Sljedni dio </w:t>
+        <w:t xml:space="preserve"> tržišta</w:t>
       </w:r>
       <w:r>
         <w:rPr>
@@ -5566,7 +5566,7 @@
           <w:sz w:val="24"/>
           <w:szCs w:val="24"/>
         </w:rPr>
-        <w:t>obuhvaća analiz</w:t>
+        <w:t>,</w:t>
       </w:r>
       <w:r>
         <w:rPr>
@@ -5574,7 +5574,7 @@
           <w:sz w:val="24"/>
           <w:szCs w:val="24"/>
         </w:rPr>
-        <w:t>u</w:t>
+        <w:t xml:space="preserve"> </w:t>
       </w:r>
       <w:r>
         <w:rPr>
@@ -5582,7 +5582,7 @@
           <w:sz w:val="24"/>
           <w:szCs w:val="24"/>
         </w:rPr>
-        <w:t xml:space="preserve"> tržišta</w:t>
+        <w:t>odabir</w:t>
       </w:r>
       <w:r>
         <w:rPr>
@@ -5590,7 +5590,7 @@
           <w:sz w:val="24"/>
           <w:szCs w:val="24"/>
         </w:rPr>
-        <w:t>,</w:t>
+        <w:t xml:space="preserve"> odgovaraju</w:t>
       </w:r>
       <w:r>
         <w:rPr>
@@ -5598,7 +5598,7 @@
           <w:sz w:val="24"/>
           <w:szCs w:val="24"/>
         </w:rPr>
-        <w:t xml:space="preserve"> </w:t>
+        <w:t>ć</w:t>
       </w:r>
       <w:r>
         <w:rPr>
@@ -5606,7 +5606,7 @@
           <w:sz w:val="24"/>
           <w:szCs w:val="24"/>
         </w:rPr>
-        <w:t>odabir</w:t>
+        <w:t>eg softver</w:t>
       </w:r>
       <w:r>
         <w:rPr>
@@ -5614,7 +5614,7 @@
           <w:sz w:val="24"/>
           <w:szCs w:val="24"/>
         </w:rPr>
-        <w:t xml:space="preserve"> odgovaraju</w:t>
+        <w:t>a</w:t>
       </w:r>
       <w:r>
         <w:rPr>
@@ -5622,7 +5622,7 @@
           <w:sz w:val="24"/>
           <w:szCs w:val="24"/>
         </w:rPr>
-        <w:t>ć</w:t>
+        <w:t xml:space="preserve"> (temeljem kriterija odnosa performansi i cijene)</w:t>
       </w:r>
       <w:r>
         <w:rPr>
@@ -5630,7 +5630,7 @@
           <w:sz w:val="24"/>
           <w:szCs w:val="24"/>
         </w:rPr>
-        <w:t xml:space="preserve">eg </w:t>
+        <w:t>, te</w:t>
       </w:r>
       <w:r>
         <w:rPr>
@@ -5638,7 +5638,7 @@
           <w:sz w:val="24"/>
           <w:szCs w:val="24"/>
         </w:rPr>
-        <w:t>softver</w:t>
+        <w:t xml:space="preserve"> opis</w:t>
       </w:r>
       <w:r>
         <w:rPr>
@@ -5646,7 +5646,7 @@
           <w:sz w:val="24"/>
           <w:szCs w:val="24"/>
         </w:rPr>
-        <w:t>a</w:t>
+        <w:t xml:space="preserve"> potrebne</w:t>
       </w:r>
       <w:r>
         <w:rPr>
@@ -5654,55 +5654,7 @@
           <w:sz w:val="24"/>
           <w:szCs w:val="24"/>
         </w:rPr>
-        <w:t xml:space="preserve"> (temeljem kriterija odnosa performansi i cijene)</w:t>
-      </w:r>
-      <w:r>
-        <w:rPr>
-          <w:b w:val="0"/>
-          <w:sz w:val="24"/>
-          <w:szCs w:val="24"/>
-        </w:rPr>
-        <w:t>, te</w:t>
-      </w:r>
-      <w:r>
-        <w:rPr>
-          <w:b w:val="0"/>
-          <w:sz w:val="24"/>
-          <w:szCs w:val="24"/>
-        </w:rPr>
-        <w:t xml:space="preserve"> </w:t>
-      </w:r>
-      <w:r>
-        <w:rPr>
-          <w:b w:val="0"/>
-          <w:sz w:val="24"/>
-          <w:szCs w:val="24"/>
-        </w:rPr>
-        <w:t>opis</w:t>
-      </w:r>
-      <w:r>
-        <w:rPr>
-          <w:b w:val="0"/>
-          <w:sz w:val="24"/>
-          <w:szCs w:val="24"/>
-        </w:rPr>
-        <w:t xml:space="preserve"> potrebne</w:t>
-      </w:r>
-      <w:r>
-        <w:rPr>
-          <w:b w:val="0"/>
-          <w:sz w:val="24"/>
-          <w:szCs w:val="24"/>
-        </w:rPr>
-        <w:t xml:space="preserve"> hardversk</w:t>
-      </w:r>
-      <w:r>
-        <w:rPr>
-          <w:b w:val="0"/>
-          <w:sz w:val="24"/>
-          <w:szCs w:val="24"/>
-        </w:rPr>
-        <w:t>e potpore</w:t>
+        <w:t xml:space="preserve"> hardverske potpore</w:t>
       </w:r>
       <w:r>
         <w:rPr>
@@ -7094,13 +7046,7 @@
         <w:t>), računalno potpomognutu proizvodnju (CAM</w:t>
       </w:r>
       <w:r>
-        <w:t xml:space="preserve"> </w:t>
-      </w:r>
-      <w:r>
-        <w:t>– engl.</w:t>
-      </w:r>
-      <w:r>
-        <w:t xml:space="preserve"> </w:t>
+        <w:t xml:space="preserve"> – engl. </w:t>
       </w:r>
       <w:r>
         <w:rPr>
@@ -7456,13 +7402,7 @@
         <w:t>odeliranje</w:t>
       </w:r>
       <w:r>
-        <w:t xml:space="preserve"> </w:t>
-      </w:r>
-      <w:r>
-        <w:t>(engl.</w:t>
-      </w:r>
-      <w:r>
-        <w:t xml:space="preserve"> </w:t>
+        <w:t xml:space="preserve"> (engl. </w:t>
       </w:r>
       <w:r>
         <w:rPr>
@@ -7719,13 +7659,7 @@
         <w:t>Skulpturiranje</w:t>
       </w:r>
       <w:r>
-        <w:t xml:space="preserve"> </w:t>
-      </w:r>
-      <w:r>
-        <w:t>(engl.</w:t>
-      </w:r>
-      <w:r>
-        <w:t xml:space="preserve"> </w:t>
+        <w:t xml:space="preserve"> (engl. </w:t>
       </w:r>
       <w:r>
         <w:rPr>
@@ -7851,13 +7785,7 @@
         <w:t>Simulacije</w:t>
       </w:r>
       <w:r>
-        <w:t xml:space="preserve"> </w:t>
-      </w:r>
-      <w:r>
-        <w:t>(engl.</w:t>
-      </w:r>
-      <w:r>
-        <w:t xml:space="preserve"> </w:t>
+        <w:t xml:space="preserve"> (engl. </w:t>
       </w:r>
       <w:r>
         <w:rPr>
@@ -7955,13 +7883,7 @@
         <w:t>Animacije</w:t>
       </w:r>
       <w:r>
-        <w:t xml:space="preserve"> </w:t>
-      </w:r>
-      <w:r>
-        <w:t>(engl.</w:t>
-      </w:r>
-      <w:r>
-        <w:t xml:space="preserve"> </w:t>
+        <w:t xml:space="preserve"> (engl. </w:t>
       </w:r>
       <w:r>
         <w:rPr>
@@ -8477,10 +8399,7 @@
     </w:p>
     <w:p>
       <w:r>
-        <w:t>Z</w:t>
-      </w:r>
-      <w:r>
-        <w:t xml:space="preserve">bog postizanja </w:t>
+        <w:t xml:space="preserve">Zbog postizanja </w:t>
       </w:r>
       <w:r>
         <w:t xml:space="preserve">što </w:t>
@@ -8862,10 +8781,7 @@
         <w:t>Albert Park</w:t>
       </w:r>
       <w:r>
-        <w:t xml:space="preserve">'' </w:t>
-      </w:r>
-      <w:r>
-        <w:t xml:space="preserve">(engl. </w:t>
+        <w:t xml:space="preserve">'' (engl. </w:t>
       </w:r>
       <w:r>
         <w:rPr>
@@ -8891,6 +8807,9 @@
       </w:r>
       <w:r>
         <w:t>, pokrajini Viktoria</w:t>
+      </w:r>
+      <w:r>
+        <w:t xml:space="preserve"> (slika 1)</w:t>
       </w:r>
       <w:r>
         <w:t>. Razlog tomu je</w:t>
@@ -9299,10 +9218,7 @@
     </w:p>
     <w:p>
       <w:r>
-        <w:t>K</w:t>
-      </w:r>
-      <w:r>
-        <w:t>ako se radi o grafici kojoj nije potrebna optimizacija na razini koja bi trebala video igrici</w:t>
+        <w:t>Kako se radi o grafici kojoj nije potrebna optimizacija na razini koja bi trebala video igrici</w:t>
       </w:r>
       <w:r>
         <w:t xml:space="preserve">, </w:t>
@@ -9326,22 +9242,7 @@
         <w:t xml:space="preserve"> </w:t>
       </w:r>
       <w:r>
-        <w:t>K</w:t>
-      </w:r>
-      <w:r>
-        <w:t xml:space="preserve">ako </w:t>
-      </w:r>
-      <w:r>
-        <w:t xml:space="preserve">bi se izbjeglo </w:t>
-      </w:r>
-      <w:r>
-        <w:t>pojavljiva</w:t>
-      </w:r>
-      <w:r>
-        <w:t>nje</w:t>
-      </w:r>
-      <w:r>
-        <w:t xml:space="preserve"> suvišni</w:t>
+        <w:t>Kako bi se izbjeglo pojavljivanje suvišni</w:t>
       </w:r>
       <w:r>
         <w:t>h</w:t>
@@ -9386,10 +9287,11 @@
         <w:t>.</w:t>
       </w:r>
     </w:p>
+    <w:p/>
     <w:p>
       <w:pPr>
         <w:pStyle w:val="Caption"/>
-        <w:framePr w:w="3054" w:hSpace="180" w:wrap="around" w:vAnchor="text" w:hAnchor="page" w:x="1291" w:y="61"/>
+        <w:keepNext/>
       </w:pPr>
       <w:r>
         <w:t xml:space="preserve">Tablica </w:t>
@@ -9413,10 +9315,12 @@
         <w:fldChar w:fldCharType="end"/>
       </w:r>
       <w:r>
-        <w:t xml:space="preserve"> Popis elemenata scene</w:t>
-      </w:r>
-    </w:p>
-    <w:p/>
+        <w:t xml:space="preserve"> </w:t>
+      </w:r>
+      <w:r>
+        <w:t>Popis elemenata scene</w:t>
+      </w:r>
+    </w:p>
     <w:tbl>
       <w:tblPr>
         <w:tblStyle w:val="GridTable4-Accent3"/>
@@ -9426,11 +9330,10 @@
       </w:tblPr>
       <w:tblGrid>
         <w:gridCol w:w="697"/>
-        <w:gridCol w:w="2402"/>
+        <w:gridCol w:w="2401"/>
         <w:gridCol w:w="698"/>
         <w:gridCol w:w="2401"/>
-        <w:gridCol w:w="7"/>
-        <w:gridCol w:w="687"/>
+        <w:gridCol w:w="695"/>
         <w:gridCol w:w="2394"/>
       </w:tblGrid>
       <w:tr>
@@ -9498,7 +9401,6 @@
         <w:tc>
           <w:tcPr>
             <w:tcW w:w="374" w:type="pct"/>
-            <w:gridSpan w:val="2"/>
             <w:vAlign w:val="center"/>
           </w:tcPr>
           <w:p>
@@ -9511,7 +9413,7 @@
         </w:tc>
         <w:tc>
           <w:tcPr>
-            <w:tcW w:w="1290" w:type="pct"/>
+            <w:tcW w:w="1289" w:type="pct"/>
             <w:vAlign w:val="center"/>
           </w:tcPr>
           <w:p>
@@ -9566,7 +9468,7 @@
               <w:cnfStyle w:val="000000100000" w:firstRow="0" w:lastRow="0" w:firstColumn="0" w:lastColumn="0" w:oddVBand="0" w:evenVBand="0" w:oddHBand="1" w:evenHBand="0" w:firstRowFirstColumn="0" w:firstRowLastColumn="0" w:lastRowFirstColumn="0" w:lastRowLastColumn="0"/>
             </w:pPr>
             <w:r>
-              <w:t>Ograda</w:t>
+              <w:t>Bolid formule 1</w:t>
             </w:r>
           </w:p>
         </w:tc>
@@ -9582,7 +9484,7 @@
               <w:cnfStyle w:val="000000100000" w:firstRow="0" w:lastRow="0" w:firstColumn="0" w:lastColumn="0" w:oddVBand="0" w:evenVBand="0" w:oddHBand="1" w:evenHBand="0" w:firstRowFirstColumn="0" w:firstRowLastColumn="0" w:lastRowFirstColumn="0" w:lastRowLastColumn="0"/>
             </w:pPr>
             <w:r>
-              <w:t>9</w:t>
+              <w:t>8</w:t>
             </w:r>
             <w:r>
               <w:t>.</w:t>
@@ -9601,14 +9503,13 @@
               <w:cnfStyle w:val="000000100000" w:firstRow="0" w:lastRow="0" w:firstColumn="0" w:lastColumn="0" w:oddVBand="0" w:evenVBand="0" w:oddHBand="1" w:evenHBand="0" w:firstRowFirstColumn="0" w:firstRowLastColumn="0" w:lastRowFirstColumn="0" w:lastRowLastColumn="0"/>
             </w:pPr>
             <w:r>
-              <w:t>Kombi</w:t>
+              <w:t>Pitbox</w:t>
             </w:r>
           </w:p>
         </w:tc>
         <w:tc>
           <w:tcPr>
             <w:tcW w:w="374" w:type="pct"/>
-            <w:gridSpan w:val="2"/>
             <w:vAlign w:val="center"/>
           </w:tcPr>
           <w:p>
@@ -9621,7 +9522,7 @@
               <w:t>1</w:t>
             </w:r>
             <w:r>
-              <w:t>7</w:t>
+              <w:t>4</w:t>
             </w:r>
             <w:r>
               <w:t>.</w:t>
@@ -9630,7 +9531,7 @@
         </w:tc>
         <w:tc>
           <w:tcPr>
-            <w:tcW w:w="1290" w:type="pct"/>
+            <w:tcW w:w="1289" w:type="pct"/>
             <w:vAlign w:val="center"/>
           </w:tcPr>
           <w:p>
@@ -9682,7 +9583,7 @@
               <w:cnfStyle w:val="000000000000" w:firstRow="0" w:lastRow="0" w:firstColumn="0" w:lastColumn="0" w:oddVBand="0" w:evenVBand="0" w:oddHBand="0" w:evenHBand="0" w:firstRowFirstColumn="0" w:firstRowLastColumn="0" w:lastRowFirstColumn="0" w:lastRowLastColumn="0"/>
             </w:pPr>
             <w:r>
-              <w:t>Zid guma</w:t>
+              <w:t>Ograda</w:t>
             </w:r>
           </w:p>
         </w:tc>
@@ -9698,10 +9599,7 @@
               <w:cnfStyle w:val="000000000000" w:firstRow="0" w:lastRow="0" w:firstColumn="0" w:lastColumn="0" w:oddVBand="0" w:evenVBand="0" w:oddHBand="0" w:evenHBand="0" w:firstRowFirstColumn="0" w:firstRowLastColumn="0" w:lastRowFirstColumn="0" w:lastRowLastColumn="0"/>
             </w:pPr>
             <w:r>
-              <w:t>1</w:t>
-            </w:r>
-            <w:r>
-              <w:t>0</w:t>
+              <w:t>9</w:t>
             </w:r>
             <w:r>
               <w:t>.</w:t>
@@ -9727,7 +9625,6 @@
         <w:tc>
           <w:tcPr>
             <w:tcW w:w="374" w:type="pct"/>
-            <w:gridSpan w:val="2"/>
             <w:vAlign w:val="center"/>
           </w:tcPr>
           <w:p>
@@ -9740,7 +9637,7 @@
               <w:t>1</w:t>
             </w:r>
             <w:r>
-              <w:t>8</w:t>
+              <w:t>5</w:t>
             </w:r>
             <w:r>
               <w:t>.</w:t>
@@ -9749,7 +9646,7 @@
         </w:tc>
         <w:tc>
           <w:tcPr>
-            <w:tcW w:w="1290" w:type="pct"/>
+            <w:tcW w:w="1289" w:type="pct"/>
             <w:vAlign w:val="center"/>
           </w:tcPr>
           <w:p>
@@ -9759,7 +9656,7 @@
               <w:cnfStyle w:val="000000000000" w:firstRow="0" w:lastRow="0" w:firstColumn="0" w:lastColumn="0" w:oddVBand="0" w:evenVBand="0" w:oddHBand="0" w:evenHBand="0" w:firstRowFirstColumn="0" w:firstRowLastColumn="0" w:lastRowFirstColumn="0" w:lastRowLastColumn="0"/>
             </w:pPr>
             <w:r>
-              <w:t>Lampa</w:t>
+              <w:t>WC</w:t>
             </w:r>
           </w:p>
         </w:tc>
@@ -9804,7 +9701,7 @@
               <w:cnfStyle w:val="000000100000" w:firstRow="0" w:lastRow="0" w:firstColumn="0" w:lastColumn="0" w:oddVBand="0" w:evenVBand="0" w:oddHBand="1" w:evenHBand="0" w:firstRowFirstColumn="0" w:firstRowLastColumn="0" w:lastRowFirstColumn="0" w:lastRowLastColumn="0"/>
             </w:pPr>
             <w:r>
-              <w:t>Reklama most</w:t>
+              <w:t>Zid guma</w:t>
             </w:r>
           </w:p>
         </w:tc>
@@ -9823,7 +9720,7 @@
               <w:t>1</w:t>
             </w:r>
             <w:r>
-              <w:t>1</w:t>
+              <w:t>0</w:t>
             </w:r>
             <w:r>
               <w:t>.</w:t>
@@ -9855,7 +9752,6 @@
         <w:tc>
           <w:tcPr>
             <w:tcW w:w="374" w:type="pct"/>
-            <w:gridSpan w:val="2"/>
             <w:vAlign w:val="center"/>
           </w:tcPr>
           <w:p>
@@ -9868,7 +9764,7 @@
               <w:t>1</w:t>
             </w:r>
             <w:r>
-              <w:t>9</w:t>
+              <w:t>6</w:t>
             </w:r>
             <w:r>
               <w:t>.</w:t>
@@ -9877,7 +9773,7 @@
         </w:tc>
         <w:tc>
           <w:tcPr>
-            <w:tcW w:w="1290" w:type="pct"/>
+            <w:tcW w:w="1289" w:type="pct"/>
             <w:vAlign w:val="center"/>
           </w:tcPr>
           <w:p>
@@ -9929,10 +9825,7 @@
               <w:cnfStyle w:val="000000000000" w:firstRow="0" w:lastRow="0" w:firstColumn="0" w:lastColumn="0" w:oddVBand="0" w:evenVBand="0" w:oddHBand="0" w:evenHBand="0" w:firstRowFirstColumn="0" w:firstRowLastColumn="0" w:lastRowFirstColumn="0" w:lastRowLastColumn="0"/>
             </w:pPr>
             <w:r>
-              <w:t>Tribin</w:t>
-            </w:r>
-            <w:r>
-              <w:t>e</w:t>
+              <w:t>Reklama most</w:t>
             </w:r>
           </w:p>
         </w:tc>
@@ -9951,7 +9844,7 @@
               <w:t>1</w:t>
             </w:r>
             <w:r>
-              <w:t>2</w:t>
+              <w:t>1</w:t>
             </w:r>
             <w:r>
               <w:t>.</w:t>
@@ -9977,7 +9870,6 @@
         <w:tc>
           <w:tcPr>
             <w:tcW w:w="374" w:type="pct"/>
-            <w:gridSpan w:val="2"/>
             <w:vAlign w:val="center"/>
           </w:tcPr>
           <w:p>
@@ -9987,7 +9879,7 @@
               <w:cnfStyle w:val="000000000000" w:firstRow="0" w:lastRow="0" w:firstColumn="0" w:lastColumn="0" w:oddVBand="0" w:evenVBand="0" w:oddHBand="0" w:evenHBand="0" w:firstRowFirstColumn="0" w:firstRowLastColumn="0" w:lastRowFirstColumn="0" w:lastRowLastColumn="0"/>
             </w:pPr>
             <w:r>
-              <w:t>20</w:t>
+              <w:t>17</w:t>
             </w:r>
             <w:r>
               <w:t>.</w:t>
@@ -9996,7 +9888,7 @@
         </w:tc>
         <w:tc>
           <w:tcPr>
-            <w:tcW w:w="1290" w:type="pct"/>
+            <w:tcW w:w="1289" w:type="pct"/>
             <w:vAlign w:val="center"/>
           </w:tcPr>
           <w:p>
@@ -10006,7 +9898,7 @@
               <w:cnfStyle w:val="000000000000" w:firstRow="0" w:lastRow="0" w:firstColumn="0" w:lastColumn="0" w:oddVBand="0" w:evenVBand="0" w:oddHBand="0" w:evenHBand="0" w:firstRowFirstColumn="0" w:firstRowLastColumn="0" w:lastRowFirstColumn="0" w:lastRowLastColumn="0"/>
             </w:pPr>
             <w:r>
-              <w:t>WC</w:t>
+              <w:t>Dizalica</w:t>
             </w:r>
           </w:p>
         </w:tc>
@@ -10051,7 +9943,7 @@
               <w:cnfStyle w:val="000000100000" w:firstRow="0" w:lastRow="0" w:firstColumn="0" w:lastColumn="0" w:oddVBand="0" w:evenVBand="0" w:oddHBand="1" w:evenHBand="0" w:firstRowFirstColumn="0" w:firstRowLastColumn="0" w:lastRowFirstColumn="0" w:lastRowLastColumn="0"/>
             </w:pPr>
             <w:r>
-              <w:t>Dizalica</w:t>
+              <w:t>Tribine</w:t>
             </w:r>
           </w:p>
         </w:tc>
@@ -10070,7 +9962,7 @@
               <w:t>1</w:t>
             </w:r>
             <w:r>
-              <w:t>3</w:t>
+              <w:t>2</w:t>
             </w:r>
             <w:r>
               <w:t>.</w:t>
@@ -10096,7 +9988,6 @@
         <w:tc>
           <w:tcPr>
             <w:tcW w:w="374" w:type="pct"/>
-            <w:gridSpan w:val="2"/>
             <w:vAlign w:val="center"/>
           </w:tcPr>
           <w:p>
@@ -10106,10 +9997,7 @@
               <w:cnfStyle w:val="000000100000" w:firstRow="0" w:lastRow="0" w:firstColumn="0" w:lastColumn="0" w:oddVBand="0" w:evenVBand="0" w:oddHBand="1" w:evenHBand="0" w:firstRowFirstColumn="0" w:firstRowLastColumn="0" w:lastRowFirstColumn="0" w:lastRowLastColumn="0"/>
             </w:pPr>
             <w:r>
-              <w:t>2</w:t>
-            </w:r>
-            <w:r>
-              <w:t>1</w:t>
+              <w:t>18</w:t>
             </w:r>
             <w:r>
               <w:t>.</w:t>
@@ -10118,7 +10006,7 @@
         </w:tc>
         <w:tc>
           <w:tcPr>
-            <w:tcW w:w="1290" w:type="pct"/>
+            <w:tcW w:w="1289" w:type="pct"/>
             <w:vAlign w:val="center"/>
           </w:tcPr>
           <w:p>
@@ -10128,7 +10016,7 @@
               <w:cnfStyle w:val="000000100000" w:firstRow="0" w:lastRow="0" w:firstColumn="0" w:lastColumn="0" w:oddVBand="0" w:evenVBand="0" w:oddHBand="1" w:evenHBand="0" w:firstRowFirstColumn="0" w:firstRowLastColumn="0" w:lastRowFirstColumn="0" w:lastRowLastColumn="0"/>
             </w:pPr>
             <w:r>
-              <w:t>Pitbox</w:t>
+              <w:t>Pobjednički podijum</w:t>
             </w:r>
           </w:p>
         </w:tc>
@@ -10170,7 +10058,7 @@
               <w:cnfStyle w:val="000000000000" w:firstRow="0" w:lastRow="0" w:firstColumn="0" w:lastColumn="0" w:oddVBand="0" w:evenVBand="0" w:oddHBand="0" w:evenHBand="0" w:firstRowFirstColumn="0" w:firstRowLastColumn="0" w:lastRowFirstColumn="0" w:lastRowLastColumn="0"/>
             </w:pPr>
             <w:r>
-              <w:t>Kuće</w:t>
+              <w:t>Šatori</w:t>
             </w:r>
           </w:p>
         </w:tc>
@@ -10189,7 +10077,7 @@
               <w:t>1</w:t>
             </w:r>
             <w:r>
-              <w:t>4</w:t>
+              <w:t>3</w:t>
             </w:r>
             <w:r>
               <w:t>.</w:t>
@@ -10218,7 +10106,6 @@
         <w:tc>
           <w:tcPr>
             <w:tcW w:w="374" w:type="pct"/>
-            <w:gridSpan w:val="2"/>
             <w:vAlign w:val="center"/>
           </w:tcPr>
           <w:p>
@@ -10228,10 +10115,7 @@
               <w:cnfStyle w:val="000000000000" w:firstRow="0" w:lastRow="0" w:firstColumn="0" w:lastColumn="0" w:oddVBand="0" w:evenVBand="0" w:oddHBand="0" w:evenHBand="0" w:firstRowFirstColumn="0" w:firstRowLastColumn="0" w:lastRowFirstColumn="0" w:lastRowLastColumn="0"/>
             </w:pPr>
             <w:r>
-              <w:t>2</w:t>
-            </w:r>
-            <w:r>
-              <w:t>2</w:t>
+              <w:t>19</w:t>
             </w:r>
             <w:r>
               <w:t>.</w:t>
@@ -10240,7 +10124,7 @@
         </w:tc>
         <w:tc>
           <w:tcPr>
-            <w:tcW w:w="1290" w:type="pct"/>
+            <w:tcW w:w="1289" w:type="pct"/>
             <w:vAlign w:val="center"/>
           </w:tcPr>
           <w:p>
@@ -10250,14 +10134,16 @@
               <w:cnfStyle w:val="000000000000" w:firstRow="0" w:lastRow="0" w:firstColumn="0" w:lastColumn="0" w:oddVBand="0" w:evenVBand="0" w:oddHBand="0" w:evenHBand="0" w:firstRowFirstColumn="0" w:firstRowLastColumn="0" w:lastRowFirstColumn="0" w:lastRowLastColumn="0"/>
             </w:pPr>
             <w:r>
-              <w:t>Pozornica</w:t>
+              <w:t>Semafor</w:t>
             </w:r>
           </w:p>
         </w:tc>
       </w:tr>
       <w:tr>
         <w:trPr>
+          <w:gridAfter w:val="4"/>
           <w:cnfStyle w:val="000000100000" w:firstRow="0" w:lastRow="0" w:firstColumn="0" w:lastColumn="0" w:oddVBand="0" w:evenVBand="0" w:oddHBand="1" w:evenHBand="0" w:firstRowFirstColumn="0" w:firstRowLastColumn="0" w:lastRowFirstColumn="0" w:lastRowLastColumn="0"/>
+          <w:wAfter w:w="3332" w:type="pct"/>
         </w:trPr>
         <w:tc>
           <w:tcPr>
@@ -10299,167 +10185,6 @@
             </w:r>
           </w:p>
         </w:tc>
-        <w:tc>
-          <w:tcPr>
-            <w:tcW w:w="376" w:type="pct"/>
-            <w:vAlign w:val="center"/>
-          </w:tcPr>
-          <w:p>
-            <w:pPr>
-              <w:ind w:firstLine="0"/>
-              <w:jc w:val="center"/>
-              <w:cnfStyle w:val="000000100000" w:firstRow="0" w:lastRow="0" w:firstColumn="0" w:lastColumn="0" w:oddVBand="0" w:evenVBand="0" w:oddHBand="1" w:evenHBand="0" w:firstRowFirstColumn="0" w:firstRowLastColumn="0" w:lastRowFirstColumn="0" w:lastRowLastColumn="0"/>
-            </w:pPr>
-            <w:r>
-              <w:t>1</w:t>
-            </w:r>
-            <w:r>
-              <w:t>5</w:t>
-            </w:r>
-            <w:r>
-              <w:t>.</w:t>
-            </w:r>
-          </w:p>
-        </w:tc>
-        <w:tc>
-          <w:tcPr>
-            <w:tcW w:w="1293" w:type="pct"/>
-            <w:vAlign w:val="center"/>
-          </w:tcPr>
-          <w:p>
-            <w:pPr>
-              <w:ind w:firstLine="0"/>
-              <w:jc w:val="center"/>
-              <w:cnfStyle w:val="000000100000" w:firstRow="0" w:lastRow="0" w:firstColumn="0" w:lastColumn="0" w:oddVBand="0" w:evenVBand="0" w:oddHBand="1" w:evenHBand="0" w:firstRowFirstColumn="0" w:firstRowLastColumn="0" w:lastRowFirstColumn="0" w:lastRowLastColumn="0"/>
-            </w:pPr>
-            <w:r>
-              <w:t>Semafor</w:t>
-            </w:r>
-          </w:p>
-        </w:tc>
-        <w:tc>
-          <w:tcPr>
-            <w:tcW w:w="374" w:type="pct"/>
-            <w:gridSpan w:val="2"/>
-            <w:vAlign w:val="center"/>
-          </w:tcPr>
-          <w:p>
-            <w:pPr>
-              <w:ind w:firstLine="0"/>
-              <w:jc w:val="center"/>
-              <w:cnfStyle w:val="000000100000" w:firstRow="0" w:lastRow="0" w:firstColumn="0" w:lastColumn="0" w:oddVBand="0" w:evenVBand="0" w:oddHBand="1" w:evenHBand="0" w:firstRowFirstColumn="0" w:firstRowLastColumn="0" w:lastRowFirstColumn="0" w:lastRowLastColumn="0"/>
-            </w:pPr>
-            <w:r>
-              <w:t>2</w:t>
-            </w:r>
-            <w:r>
-              <w:t>3</w:t>
-            </w:r>
-            <w:r>
-              <w:t>.</w:t>
-            </w:r>
-          </w:p>
-        </w:tc>
-        <w:tc>
-          <w:tcPr>
-            <w:tcW w:w="1290" w:type="pct"/>
-            <w:vAlign w:val="center"/>
-          </w:tcPr>
-          <w:p>
-            <w:pPr>
-              <w:ind w:firstLine="0"/>
-              <w:jc w:val="center"/>
-              <w:cnfStyle w:val="000000100000" w:firstRow="0" w:lastRow="0" w:firstColumn="0" w:lastColumn="0" w:oddVBand="0" w:evenVBand="0" w:oddHBand="1" w:evenHBand="0" w:firstRowFirstColumn="0" w:firstRowLastColumn="0" w:lastRowFirstColumn="0" w:lastRowLastColumn="0"/>
-            </w:pPr>
-            <w:r>
-              <w:t>Crvevna zgrada</w:t>
-            </w:r>
-          </w:p>
-        </w:tc>
-      </w:tr>
-      <w:tr>
-        <w:trPr>
-          <w:gridAfter w:val="2"/>
-          <w:wAfter w:w="1659" w:type="pct"/>
-        </w:trPr>
-        <w:tc>
-          <w:tcPr>
-            <w:cnfStyle w:val="001000000000" w:firstRow="0" w:lastRow="0" w:firstColumn="1" w:lastColumn="0" w:oddVBand="0" w:evenVBand="0" w:oddHBand="0" w:evenHBand="0" w:firstRowFirstColumn="0" w:firstRowLastColumn="0" w:lastRowFirstColumn="0" w:lastRowLastColumn="0"/>
-            <w:tcW w:w="375" w:type="pct"/>
-            <w:vAlign w:val="center"/>
-          </w:tcPr>
-          <w:p>
-            <w:pPr>
-              <w:ind w:firstLine="0"/>
-              <w:jc w:val="center"/>
-              <w:rPr>
-                <w:b w:val="0"/>
-                <w:bCs w:val="0"/>
-              </w:rPr>
-            </w:pPr>
-            <w:r>
-              <w:rPr>
-                <w:b w:val="0"/>
-                <w:bCs w:val="0"/>
-              </w:rPr>
-              <w:t>8.</w:t>
-            </w:r>
-          </w:p>
-        </w:tc>
-        <w:tc>
-          <w:tcPr>
-            <w:tcW w:w="1293" w:type="pct"/>
-            <w:vAlign w:val="center"/>
-          </w:tcPr>
-          <w:p>
-            <w:pPr>
-              <w:ind w:firstLine="0"/>
-              <w:jc w:val="center"/>
-              <w:cnfStyle w:val="000000000000" w:firstRow="0" w:lastRow="0" w:firstColumn="0" w:lastColumn="0" w:oddVBand="0" w:evenVBand="0" w:oddHBand="0" w:evenHBand="0" w:firstRowFirstColumn="0" w:firstRowLastColumn="0" w:lastRowFirstColumn="0" w:lastRowLastColumn="0"/>
-            </w:pPr>
-            <w:r>
-              <w:t>Šatori</w:t>
-            </w:r>
-          </w:p>
-        </w:tc>
-        <w:tc>
-          <w:tcPr>
-            <w:tcW w:w="376" w:type="pct"/>
-            <w:vAlign w:val="center"/>
-          </w:tcPr>
-          <w:p>
-            <w:pPr>
-              <w:spacing w:after="160" w:line="259" w:lineRule="auto"/>
-              <w:ind w:firstLine="0"/>
-              <w:jc w:val="center"/>
-              <w:cnfStyle w:val="000000000000" w:firstRow="0" w:lastRow="0" w:firstColumn="0" w:lastColumn="0" w:oddVBand="0" w:evenVBand="0" w:oddHBand="0" w:evenHBand="0" w:firstRowFirstColumn="0" w:firstRowLastColumn="0" w:lastRowFirstColumn="0" w:lastRowLastColumn="0"/>
-            </w:pPr>
-            <w:r>
-              <w:t>16.</w:t>
-            </w:r>
-          </w:p>
-        </w:tc>
-        <w:tc>
-          <w:tcPr>
-            <w:tcW w:w="1297" w:type="pct"/>
-            <w:gridSpan w:val="2"/>
-            <w:vAlign w:val="center"/>
-          </w:tcPr>
-          <w:p>
-            <w:pPr>
-              <w:spacing w:after="160" w:line="259" w:lineRule="auto"/>
-              <w:ind w:firstLine="0"/>
-              <w:jc w:val="center"/>
-              <w:cnfStyle w:val="000000000000" w:firstRow="0" w:lastRow="0" w:firstColumn="0" w:lastColumn="0" w:oddVBand="0" w:evenVBand="0" w:oddHBand="0" w:evenHBand="0" w:firstRowFirstColumn="0" w:firstRowLastColumn="0" w:lastRowFirstColumn="0" w:lastRowLastColumn="0"/>
-            </w:pPr>
-            <w:r>
-              <w:t>Bolid</w:t>
-            </w:r>
-            <w:r>
-              <w:t xml:space="preserve"> formule 1</w:t>
-            </w:r>
-          </w:p>
-        </w:tc>
       </w:tr>
     </w:tbl>
     <w:p>
@@ -10499,11 +10224,14 @@
       <w:bookmarkEnd w:id="13"/>
     </w:p>
     <w:p>
-      <w:pPr>
-        <w:ind w:left="720" w:hanging="436"/>
-      </w:pPr>
-      <w:r>
-        <w:t>Kroz proces modeliranja vidno se primjeti transformacija početnog oblika modela u finalnu viziju kroz detalje koji se na njemu razrađuju.</w:t>
+      <w:r>
+        <w:t>Kroz proces modeliranja vidno se primjeti transformacija početnog oblika modela u</w:t>
+      </w:r>
+      <w:r>
+        <w:t xml:space="preserve"> </w:t>
+      </w:r>
+      <w:r>
+        <w:t>finalnu viziju kroz detalje koji se na njemu razrađuju.</w:t>
       </w:r>
       <w:r>
         <w:t xml:space="preserve"> Iz tog</w:t>
@@ -10650,6 +10378,22 @@
         <w:t>remesh</w:t>
       </w:r>
       <w:r>
+        <w:rPr>
+          <w:i/>
+          <w:iCs/>
+        </w:rPr>
+        <w:t xml:space="preserve"> </w:t>
+      </w:r>
+      <w:r>
+        <w:t>(slika 2</w:t>
+      </w:r>
+      <w:r>
+        <w:t xml:space="preserve"> - desno</w:t>
+      </w:r>
+      <w:r>
+        <w:t>)</w:t>
+      </w:r>
+      <w:r>
         <w:t xml:space="preserve">. Njihove mogućnosti </w:t>
       </w:r>
       <w:r>
@@ -10670,22 +10414,90 @@
       <w:r>
         <w:t>proces.</w:t>
       </w:r>
-    </w:p>
-    <w:p>
-      <w:pPr>
+      <w:r>
+        <w:t xml:space="preserve"> </w:t>
+      </w:r>
+      <w:r>
+        <w:t xml:space="preserve">Radi lakšeg pristupa svim dijelovima elementa tijekom izrade modela postavio sam opciju </w:t>
+      </w:r>
+      <w:r>
+        <w:rPr>
+          <w:i/>
+          <w:iCs/>
+        </w:rPr>
+        <w:t>X-ray</w:t>
+      </w:r>
+      <w:r>
+        <w:t xml:space="preserve"> koja učini tijelo</w:t>
+      </w:r>
+      <w:r>
+        <w:t xml:space="preserve"> dijelomično</w:t>
+      </w:r>
+      <w:r>
+        <w:t xml:space="preserve"> </w:t>
+      </w:r>
+      <w:r>
+        <w:t>prozirnim,</w:t>
+      </w:r>
+      <w:r>
+        <w:t xml:space="preserve"> zatim</w:t>
+      </w:r>
+      <w:r>
+        <w:t xml:space="preserve"> boje i </w:t>
+      </w:r>
+      <w:r>
+        <w:rPr>
+          <w:i/>
+          <w:iCs/>
+        </w:rPr>
+        <w:t>cavity</w:t>
+      </w:r>
+      <w:r>
+        <w:t xml:space="preserve"> opciju kako bi se rubovi oblika istaknuli pod dijelom </w:t>
+      </w:r>
+      <w:r>
+        <w:rPr>
+          <w:i/>
+          <w:iCs/>
+        </w:rPr>
+        <w:t>Viewport Shading</w:t>
+      </w:r>
+      <w:r>
+        <w:rPr>
+          <w:i/>
+          <w:iCs/>
+        </w:rPr>
+        <w:t xml:space="preserve"> </w:t>
+      </w:r>
+      <w:r>
+        <w:t>(slika 2</w:t>
+      </w:r>
+      <w:r>
+        <w:t xml:space="preserve"> - lijevo</w:t>
+      </w:r>
+      <w:r>
+        <w:t>)</w:t>
+      </w:r>
+      <w:r>
+        <w:t>.</w:t>
+      </w:r>
+    </w:p>
+    <w:p>
+      <w:pPr>
+        <w:keepNext/>
         <w:spacing w:after="160" w:line="259" w:lineRule="auto"/>
         <w:ind w:firstLine="0"/>
-        <w:jc w:val="center"/>
+        <w:jc w:val="left"/>
       </w:pPr>
       <w:r>
         <w:rPr>
           <w:noProof/>
         </w:rPr>
         <w:drawing>
-          <wp:inline distT="0" distB="0" distL="0" distR="0" wp14:anchorId="1F3AE9A5" wp14:editId="77861162">
-            <wp:extent cx="4995436" cy="2743200"/>
+          <wp:inline distT="0" distB="0" distL="0" distR="0" wp14:anchorId="7A1D6135" wp14:editId="4F4D62F4">
+            <wp:extent cx="5753735" cy="4865370"/>
             <wp:effectExtent l="0" t="0" r="0" b="0"/>
-            <wp:docPr id="198961963" name="Picture 7"/>
+            <wp:docPr id="286469401" name="Picture 1"/>
             <wp:cNvGraphicFramePr>
               <a:graphicFrameLocks xmlns:a="http://schemas.openxmlformats.org/drawingml/2006/main" noChangeAspect="1"/>
             </wp:cNvGraphicFramePr>
@@ -10693,7 +10505,7 @@
               <a:graphicData uri="http://schemas.openxmlformats.org/drawingml/2006/picture">
                 <pic:pic xmlns:pic="http://schemas.openxmlformats.org/drawingml/2006/picture">
                   <pic:nvPicPr>
-                    <pic:cNvPr id="0" name="Picture 7"/>
+                    <pic:cNvPr id="0" name="Picture 1"/>
                     <pic:cNvPicPr>
                       <a:picLocks noChangeAspect="1" noChangeArrowheads="1"/>
                     </pic:cNvPicPr>
@@ -10714,7 +10526,7 @@
                   <pic:spPr bwMode="auto">
                     <a:xfrm>
                       <a:off x="0" y="0"/>
-                      <a:ext cx="5039528" cy="2767413"/>
+                      <a:ext cx="5753735" cy="4865370"/>
                     </a:xfrm>
                     <a:prstGeom prst="rect">
                       <a:avLst/>
@@ -10733,18 +10545,51 @@
     </w:p>
     <w:p>
       <w:pPr>
+        <w:pStyle w:val="Caption"/>
+        <w:jc w:val="center"/>
+      </w:pPr>
+      <w:r>
+        <w:t xml:space="preserve">Slika </w:t>
+      </w:r>
+      <w:r>
+        <w:fldChar w:fldCharType="begin"/>
+      </w:r>
+      <w:r>
+        <w:instrText xml:space="preserve"> SEQ Slika \* ARABIC </w:instrText>
+      </w:r>
+      <w:r>
+        <w:fldChar w:fldCharType="separate"/>
+      </w:r>
+      <w:r>
+        <w:rPr>
+          <w:noProof/>
+        </w:rPr>
+        <w:t>2</w:t>
+      </w:r>
+      <w:r>
+        <w:fldChar w:fldCharType="end"/>
+      </w:r>
+      <w:r>
+        <w:t xml:space="preserve"> </w:t>
+      </w:r>
+      <w:r>
+        <w:t>Vizualne postavke tijekom modeliranja</w:t>
+      </w:r>
+      <w:r>
+        <w:t xml:space="preserve"> i korišteni modifikatori</w:t>
+      </w:r>
+    </w:p>
+    <w:p>
+      <w:pPr>
+        <w:keepNext/>
         <w:spacing w:after="160" w:line="259" w:lineRule="auto"/>
         <w:ind w:firstLine="0"/>
         <w:jc w:val="left"/>
       </w:pPr>
       <w:r>
-        <w:br w:type="page"/>
-      </w:r>
-    </w:p>
-    <w:p>
-      <w:pPr>
-        <w:ind w:left="360"/>
-      </w:pPr>
+        <w:lastRenderedPageBreak/>
+        <w:tab/>
+      </w:r>
     </w:p>
     <w:p>
       <w:pPr>
@@ -10753,6 +10598,7 @@
           <w:ilvl w:val="1"/>
           <w:numId w:val="19"/>
         </w:numPr>
+        <w:spacing w:line="480" w:lineRule="auto"/>
         <w:rPr>
           <w:rFonts w:ascii="Arial" w:hAnsi="Arial" w:cs="Arial"/>
           <w:color w:val="auto"/>
@@ -10772,6 +10618,60 @@
       </w:r>
       <w:bookmarkEnd w:id="14"/>
     </w:p>
+    <w:p>
+      <w:r>
+        <w:t>Model trkališt</w:t>
+      </w:r>
+      <w:r>
+        <w:t>a</w:t>
+      </w:r>
+      <w:r>
+        <w:t xml:space="preserve"> formule 1 vrlo je</w:t>
+      </w:r>
+      <w:r>
+        <w:t>st</w:t>
+      </w:r>
+      <w:r>
+        <w:t xml:space="preserve"> kompleksan</w:t>
+      </w:r>
+      <w:r>
+        <w:t>,</w:t>
+      </w:r>
+      <w:r>
+        <w:t xml:space="preserve"> jer se sastoji od stotin</w:t>
+      </w:r>
+      <w:r>
+        <w:t>jak</w:t>
+      </w:r>
+      <w:r>
+        <w:t xml:space="preserve"> razičitih </w:t>
+      </w:r>
+      <w:r>
+        <w:t>elemenata</w:t>
+      </w:r>
+      <w:r>
+        <w:t xml:space="preserve">. </w:t>
+      </w:r>
+      <w:r>
+        <w:t xml:space="preserve">Svaki od tih elemenata može se detaljno modelirati i pozicionirati u </w:t>
+      </w:r>
+      <w:r>
+        <w:t xml:space="preserve">samu </w:t>
+      </w:r>
+      <w:r>
+        <w:t xml:space="preserve">scenu. U radu su </w:t>
+      </w:r>
+      <w:r>
+        <w:t>navedeni tipični</w:t>
+      </w:r>
+      <w:r>
+        <w:t xml:space="preserve"> primjeri </w:t>
+      </w:r>
+      <w:r>
+        <w:t>objekata – njih 19, kako je prikazano u tablici 1. Sljedi opis izrade 3D modela svakog od njih.</w:t>
+      </w:r>
+    </w:p>
+    <w:p/>
     <w:p>
       <w:pPr>
         <w:pStyle w:val="Heading3"/>
@@ -10779,6 +10679,7 @@
           <w:ilvl w:val="2"/>
           <w:numId w:val="19"/>
         </w:numPr>
+        <w:spacing w:line="480" w:lineRule="auto"/>
         <w:rPr>
           <w:rFonts w:ascii="Arial" w:hAnsi="Arial" w:cs="Arial"/>
           <w:color w:val="auto"/>
@@ -10819,10 +10720,22 @@
         <w:t xml:space="preserve"> kojeg sam modelirao bi</w:t>
       </w:r>
       <w:r>
-        <w:t>o je bolid formule 1</w:t>
-      </w:r>
-      <w:r>
-        <w:t xml:space="preserve">. Baziran je na formuli </w:t>
+        <w:t xml:space="preserve">o je </w:t>
+      </w:r>
+      <w:r>
+        <w:t>trkače vozilo</w:t>
+      </w:r>
+      <w:r>
+        <w:t xml:space="preserve"> formule 1</w:t>
+      </w:r>
+      <w:r>
+        <w:t xml:space="preserve">. Baziran je na </w:t>
+      </w:r>
+      <w:r>
+        <w:t>bolidu</w:t>
+      </w:r>
+      <w:r>
+        <w:t xml:space="preserve"> </w:t>
       </w:r>
       <w:r>
         <w:t>MCL39</w:t>
@@ -10834,7 +10747,37 @@
         <w:t>tima McLaren iz 2025. godine</w:t>
       </w:r>
       <w:r>
-        <w:t xml:space="preserve">. Skupljene reference sam prvo postavio i smjestio u </w:t>
+        <w:t xml:space="preserve"> (slika 3)</w:t>
+      </w:r>
+      <w:r>
+        <w:t xml:space="preserve">. </w:t>
+      </w:r>
+      <w:r>
+        <w:t>K</w:t>
+      </w:r>
+      <w:r>
+        <w:t>ako bi mi pomogle pri modeliranju</w:t>
+      </w:r>
+      <w:r>
+        <w:t xml:space="preserve"> p</w:t>
+      </w:r>
+      <w:r>
+        <w:t>ri</w:t>
+      </w:r>
+      <w:r>
+        <w:t xml:space="preserve">kupljene reference </w:t>
+      </w:r>
+      <w:r>
+        <w:t xml:space="preserve">sam </w:t>
+      </w:r>
+      <w:r>
+        <w:t>prvo</w:t>
+      </w:r>
+      <w:r>
+        <w:t xml:space="preserve"> </w:t>
+      </w:r>
+      <w:r>
+        <w:t xml:space="preserve">smjestio u </w:t>
       </w:r>
       <w:r>
         <w:t>''B</w:t>
@@ -10846,10 +10789,13 @@
         <w:t>''</w:t>
       </w:r>
       <w:r>
-        <w:t xml:space="preserve"> kako bi mi pomogle pri modeliranju</w:t>
-      </w:r>
-      <w:r>
-        <w:t>. Budući da su fotografije iz različitih izvora</w:t>
+        <w:t>. Budući da fotografije</w:t>
+      </w:r>
+      <w:r>
+        <w:t xml:space="preserve"> potječu</w:t>
+      </w:r>
+      <w:r>
+        <w:t xml:space="preserve"> iz različitih izvora</w:t>
       </w:r>
       <w:r>
         <w:t>,</w:t>
@@ -10897,7 +10843,22 @@
         <w:t>e</w:t>
       </w:r>
       <w:r>
-        <w:t xml:space="preserve"> podjednako proučavajući i računajući što bi proporcijalno bolje </w:t>
+        <w:t xml:space="preserve"> podjednako</w:t>
+      </w:r>
+      <w:r>
+        <w:t xml:space="preserve"> </w:t>
+      </w:r>
+      <w:r>
+        <w:t>–</w:t>
+      </w:r>
+      <w:r>
+        <w:t xml:space="preserve"> proučavajući i </w:t>
+      </w:r>
+      <w:r>
+        <w:t>iz</w:t>
+      </w:r>
+      <w:r>
+        <w:t xml:space="preserve">računajući što bi proporcijalno bolje </w:t>
       </w:r>
       <w:r>
         <w:t>odgovaralo</w:t>
@@ -10906,8 +10867,10 @@
         <w:t xml:space="preserve"> modelu.</w:t>
       </w:r>
     </w:p>
-    <w:p>
-      <w:pPr>
+    <w:p/>
+    <w:p>
+      <w:pPr>
+        <w:keepNext/>
         <w:ind w:left="436"/>
         <w:jc w:val="center"/>
       </w:pPr>
@@ -10916,8 +10879,8 @@
           <w:noProof/>
         </w:rPr>
         <w:drawing>
-          <wp:inline distT="0" distB="0" distL="0" distR="0" wp14:anchorId="7A34D9C8" wp14:editId="75B52D81">
-            <wp:extent cx="4490161" cy="2966484"/>
+          <wp:inline distT="0" distB="0" distL="0" distR="0" wp14:anchorId="7A34D9C8" wp14:editId="1648B183">
+            <wp:extent cx="4925683" cy="3254218"/>
             <wp:effectExtent l="0" t="0" r="0" b="0"/>
             <wp:docPr id="312663332" name="Picture 6"/>
             <wp:cNvGraphicFramePr>
@@ -10948,7 +10911,7 @@
                   <pic:spPr bwMode="auto">
                     <a:xfrm>
                       <a:off x="0" y="0"/>
-                      <a:ext cx="4580284" cy="3026025"/>
+                      <a:ext cx="5076932" cy="3354143"/>
                     </a:xfrm>
                     <a:prstGeom prst="rect">
                       <a:avLst/>
@@ -10971,128 +10934,168 @@
       </w:r>
     </w:p>
     <w:p>
-      <w:r>
-        <w:t>Radi lakšeg pristupa svim dijelovima elementa tijekom izrade modela postavio sam opciju X-ray</w:t>
+      <w:pPr>
+        <w:pStyle w:val="Caption"/>
+        <w:jc w:val="center"/>
+      </w:pPr>
+      <w:r>
+        <w:t xml:space="preserve">Slika </w:t>
+      </w:r>
+      <w:r>
+        <w:fldChar w:fldCharType="begin"/>
+      </w:r>
+      <w:r>
+        <w:instrText xml:space="preserve"> SEQ Slika \* ARABIC </w:instrText>
+      </w:r>
+      <w:r>
+        <w:fldChar w:fldCharType="separate"/>
+      </w:r>
+      <w:r>
+        <w:rPr>
+          <w:noProof/>
+        </w:rPr>
+        <w:t>3</w:t>
+      </w:r>
+      <w:r>
+        <w:fldChar w:fldCharType="end"/>
+      </w:r>
+      <w:r>
+        <w:t xml:space="preserve"> MCL39 bolid McLaren Formula 1 tima</w:t>
+      </w:r>
+    </w:p>
+    <w:p>
+      <w:pPr>
+        <w:spacing w:after="160" w:line="259" w:lineRule="auto"/>
+        <w:jc w:val="left"/>
+      </w:pPr>
+      <w:r>
+        <w:t xml:space="preserve">Modeliranje formule krenulo je </w:t>
+      </w:r>
+      <w:r>
+        <w:t>općom</w:t>
+      </w:r>
+      <w:r>
+        <w:t xml:space="preserve"> podjelom na glavne dijelove: tijelo, prednje krilo, zadnje krilo i gume sa suspenzijama. Za </w:t>
+      </w:r>
+      <w:r>
+        <w:t xml:space="preserve">model </w:t>
+      </w:r>
+      <w:r>
+        <w:t xml:space="preserve">tijelo </w:t>
+      </w:r>
+      <w:r>
+        <w:t>bolida</w:t>
       </w:r>
       <w:r>
         <w:t xml:space="preserve"> </w:t>
       </w:r>
       <w:r>
-        <w:t xml:space="preserve">koja učini tijelo prozirnim, boje i </w:t>
+        <w:t>uzeo</w:t>
+      </w:r>
+      <w:r>
+        <w:t xml:space="preserve"> sam njemu </w:t>
+      </w:r>
+      <w:r>
+        <w:t>naj</w:t>
+      </w:r>
+      <w:r>
+        <w:t>sličn</w:t>
+      </w:r>
+      <w:r>
+        <w:t>iju</w:t>
+      </w:r>
+      <w:r>
+        <w:t xml:space="preserve"> figur</w:t>
+      </w:r>
+      <w:r>
+        <w:t>u</w:t>
+      </w:r>
+      <w:r>
+        <w:t xml:space="preserve"> – kock</w:t>
+      </w:r>
+      <w:r>
+        <w:t>u</w:t>
+      </w:r>
+      <w:r>
+        <w:t>.</w:t>
+      </w:r>
+      <w:r>
+        <w:t xml:space="preserve"> </w:t>
+      </w:r>
+      <w:r>
+        <w:t>Kako je</w:t>
+      </w:r>
+      <w:r>
+        <w:t xml:space="preserve"> kocka </w:t>
+      </w:r>
+      <w:r>
+        <w:t>previše</w:t>
+      </w:r>
+      <w:r>
+        <w:t xml:space="preserve"> </w:t>
+      </w:r>
+      <w:r>
+        <w:t>jednostavna za tako</w:t>
+      </w:r>
+      <w:r>
+        <w:t xml:space="preserve"> složeno</w:t>
+      </w:r>
+      <w:r>
+        <w:t xml:space="preserve"> tijelo</w:t>
+      </w:r>
+      <w:r>
+        <w:t>,</w:t>
+      </w:r>
+      <w:r>
+        <w:t xml:space="preserve"> </w:t>
+      </w:r>
+      <w:r>
+        <w:lastRenderedPageBreak/>
+        <w:t xml:space="preserve">radi lakše manipulacije oblikom </w:t>
+      </w:r>
+      <w:r>
+        <w:t>pod</w:t>
+      </w:r>
+      <w:r>
+        <w:t>i</w:t>
+      </w:r>
+      <w:r>
+        <w:t xml:space="preserve">jelio sam je </w:t>
+      </w:r>
+      <w:r>
+        <w:t xml:space="preserve">alatom </w:t>
       </w:r>
       <w:r>
         <w:rPr>
           <w:i/>
           <w:iCs/>
         </w:rPr>
-        <w:t>cavity</w:t>
-      </w:r>
-      <w:r>
-        <w:t xml:space="preserve"> opciju kako bi se rubovi oblika istaknuli pod dijelom </w:t>
+        <w:t>loop cut</w:t>
+      </w:r>
+      <w:r>
+        <w:t xml:space="preserve"> </w:t>
       </w:r>
       <w:r>
         <w:rPr>
           <w:i/>
           <w:iCs/>
         </w:rPr>
-        <w:t>Viewport Shading</w:t>
-      </w:r>
-      <w:r>
-        <w:t>.</w:t>
-      </w:r>
-    </w:p>
-    <w:p>
-      <w:r>
-        <w:t xml:space="preserve">Modeliranje formule krenulo je </w:t>
-      </w:r>
-      <w:r>
-        <w:t>općom</w:t>
-      </w:r>
-      <w:r>
-        <w:t xml:space="preserve"> podjeliom na glavne dijelove: tijelo, prednje krilo, zadnje krilo i gume sa suspenzijama. Za tijelo formule započeo sam njemu najsličnij</w:t>
-      </w:r>
-      <w:r>
-        <w:t>oj</w:t>
-      </w:r>
-      <w:r>
-        <w:t xml:space="preserve"> figur</w:t>
-      </w:r>
-      <w:r>
-        <w:t>i</w:t>
-      </w:r>
-      <w:r>
-        <w:t xml:space="preserve"> – kock</w:t>
-      </w:r>
-      <w:r>
-        <w:t>i</w:t>
-      </w:r>
-      <w:r>
-        <w:t>.</w:t>
+        <w:t xml:space="preserve">and slide </w:t>
+      </w:r>
+      <w:r>
+        <w:t xml:space="preserve">na </w:t>
+      </w:r>
+      <w:r>
+        <w:t>9</w:t>
       </w:r>
       <w:r>
         <w:t xml:space="preserve"> </w:t>
       </w:r>
       <w:r>
-        <w:t>Kako je</w:t>
-      </w:r>
-      <w:r>
-        <w:t xml:space="preserve"> kocka </w:t>
-      </w:r>
-      <w:r>
-        <w:t>previše</w:t>
-      </w:r>
-      <w:r>
-        <w:t xml:space="preserve"> </w:t>
-      </w:r>
-      <w:r>
-        <w:t>jednostavna za tako</w:t>
-      </w:r>
-      <w:r>
-        <w:t xml:space="preserve"> složeno</w:t>
-      </w:r>
-      <w:r>
-        <w:t xml:space="preserve"> tijelo</w:t>
-      </w:r>
-      <w:r>
-        <w:t>,</w:t>
-      </w:r>
-      <w:r>
-        <w:t xml:space="preserve"> </w:t>
-      </w:r>
-      <w:r>
-        <w:t>radi lakše manipulacije oblikom</w:t>
-      </w:r>
-      <w:r>
-        <w:t xml:space="preserve"> </w:t>
-      </w:r>
-      <w:r>
-        <w:t xml:space="preserve">podjelio sam je </w:t>
-      </w:r>
-      <w:r>
-        <w:t xml:space="preserve">alatom </w:t>
-      </w:r>
-      <w:r>
-        <w:rPr>
-          <w:i/>
-          <w:iCs/>
-        </w:rPr>
-        <w:t>loop cut</w:t>
-      </w:r>
-      <w:r>
-        <w:t xml:space="preserve"> </w:t>
-      </w:r>
-      <w:r>
-        <w:rPr>
-          <w:i/>
-          <w:iCs/>
-        </w:rPr>
-        <w:t xml:space="preserve">and slide </w:t>
-      </w:r>
-      <w:r>
-        <w:t xml:space="preserve">na </w:t>
-      </w:r>
-      <w:r>
-        <w:t>9 dijelova</w:t>
+        <w:t>dijelova</w:t>
+      </w:r>
+      <w:r>
+        <w:t xml:space="preserve"> kao na slici 4</w:t>
       </w:r>
       <w:r>
         <w:t xml:space="preserve">. </w:t>
@@ -11100,19 +11103,18 @@
     </w:p>
     <w:p>
       <w:pPr>
-        <w:ind w:left="436"/>
-        <w:jc w:val="center"/>
+        <w:keepNext/>
+        <w:ind w:firstLine="0"/>
       </w:pPr>
       <w:r>
         <w:rPr>
           <w:noProof/>
         </w:rPr>
-        <w:lastRenderedPageBreak/>
         <w:drawing>
-          <wp:inline distT="0" distB="0" distL="0" distR="0" wp14:anchorId="0D93FE58" wp14:editId="3E72EF86">
-            <wp:extent cx="1723669" cy="2880000"/>
+          <wp:inline distT="0" distB="0" distL="0" distR="0" wp14:anchorId="2D51D5C7" wp14:editId="0E8E358F">
+            <wp:extent cx="5762625" cy="2268855"/>
             <wp:effectExtent l="0" t="0" r="0" b="0"/>
-            <wp:docPr id="898642737" name="Picture 5"/>
+            <wp:docPr id="951812108" name="Picture 2"/>
             <wp:cNvGraphicFramePr>
               <a:graphicFrameLocks xmlns:a="http://schemas.openxmlformats.org/drawingml/2006/main" noChangeAspect="1"/>
             </wp:cNvGraphicFramePr>
@@ -11120,13 +11122,13 @@
               <a:graphicData uri="http://schemas.openxmlformats.org/drawingml/2006/picture">
                 <pic:pic xmlns:pic="http://schemas.openxmlformats.org/drawingml/2006/picture">
                   <pic:nvPicPr>
-                    <pic:cNvPr id="0" name="Picture 5"/>
+                    <pic:cNvPr id="0" name="Picture 2"/>
                     <pic:cNvPicPr>
                       <a:picLocks noChangeAspect="1" noChangeArrowheads="1"/>
                     </pic:cNvPicPr>
                   </pic:nvPicPr>
                   <pic:blipFill>
-                    <a:blip r:embed="rId11">
+                    <a:blip r:embed="rId11" cstate="print">
                       <a:extLst>
                         <a:ext uri="{28A0092B-C50C-407E-A947-70E740481C1C}">
                           <a14:useLocalDpi xmlns:a14="http://schemas.microsoft.com/office/drawing/2010/main" val="0"/>
@@ -11141,7 +11143,7 @@
                   <pic:spPr bwMode="auto">
                     <a:xfrm>
                       <a:off x="0" y="0"/>
-                      <a:ext cx="1723669" cy="2880000"/>
+                      <a:ext cx="5762625" cy="2268855"/>
                     </a:xfrm>
                     <a:prstGeom prst="rect">
                       <a:avLst/>
@@ -11157,21 +11159,259 @@
           </wp:inline>
         </w:drawing>
       </w:r>
-      <w:r>
-        <w:tab/>
-      </w:r>
-      <w:r>
-        <w:tab/>
+    </w:p>
+    <w:p>
+      <w:pPr>
+        <w:pStyle w:val="Caption"/>
+        <w:jc w:val="center"/>
+      </w:pPr>
+      <w:r>
+        <w:t xml:space="preserve">Slika </w:t>
+      </w:r>
+      <w:r>
+        <w:fldChar w:fldCharType="begin"/>
+      </w:r>
+      <w:r>
+        <w:instrText xml:space="preserve"> SEQ Slika \* ARABIC </w:instrText>
+      </w:r>
+      <w:r>
+        <w:fldChar w:fldCharType="separate"/>
       </w:r>
       <w:r>
         <w:rPr>
           <w:noProof/>
         </w:rPr>
+        <w:t>4</w:t>
+      </w:r>
+      <w:r>
+        <w:fldChar w:fldCharType="end"/>
+      </w:r>
+      <w:r>
+        <w:t xml:space="preserve"> "Loop cut and slide" opcija</w:t>
+      </w:r>
+      <w:r>
+        <w:rPr>
+          <w:noProof/>
+        </w:rPr>
+        <w:t xml:space="preserve"> i vizualna podjela kocke</w:t>
+      </w:r>
+      <w:r>
+        <w:rPr>
+          <w:noProof/>
+        </w:rPr>
+        <w:t xml:space="preserve"> na 9 dijelova</w:t>
+      </w:r>
+    </w:p>
+    <w:p>
+      <w:r>
+        <w:t>Kako b</w:t>
+      </w:r>
+      <w:r>
+        <w:t xml:space="preserve">olid </w:t>
+      </w:r>
+      <w:r>
+        <w:t xml:space="preserve">treba biti simetrično tijelo iskoristio </w:t>
+      </w:r>
+      <w:r>
+        <w:t xml:space="preserve">sam </w:t>
+      </w:r>
+      <w:r>
+        <w:t xml:space="preserve">modifikator </w:t>
+      </w:r>
+      <w:r>
+        <w:rPr>
+          <w:i/>
+          <w:iCs/>
+        </w:rPr>
+        <w:t>mirror</w:t>
+      </w:r>
+      <w:r>
+        <w:t xml:space="preserve"> koji zrcali polovicu tijela ovisno o promjenama na svojoj drugoj polovici. Nakon podjele tijela na više poligona i polov</w:t>
+      </w:r>
+      <w:r>
+        <w:t>i</w:t>
+      </w:r>
+      <w:r>
+        <w:t>ne</w:t>
+      </w:r>
+      <w:r>
+        <w:t xml:space="preserve"> koja se zrcali</w:t>
+      </w:r>
+      <w:r>
+        <w:t>,</w:t>
+      </w:r>
+      <w:r>
+        <w:t xml:space="preserve"> krenuo sam oblikovati tijelo </w:t>
+      </w:r>
+      <w:r>
+        <w:t xml:space="preserve">vozila </w:t>
+      </w:r>
+      <w:r>
+        <w:t>po referencama koje sam</w:t>
+      </w:r>
+      <w:r>
+        <w:t xml:space="preserve"> prethodno</w:t>
+      </w:r>
+      <w:r>
+        <w:t xml:space="preserve"> postavio</w:t>
+      </w:r>
+      <w:r>
+        <w:t>.</w:t>
+      </w:r>
+      <w:r>
+        <w:t xml:space="preserve"> </w:t>
+      </w:r>
+      <w:r>
+        <w:t>Repozicioniranjem, b</w:t>
+      </w:r>
+      <w:r>
+        <w:t>risanjem</w:t>
+      </w:r>
+      <w:r>
+        <w:t xml:space="preserve"> (</w:t>
+      </w:r>
+      <w:r>
+        <w:rPr>
+          <w:i/>
+          <w:iCs/>
+        </w:rPr>
+        <w:t>x</w:t>
+      </w:r>
+      <w:r>
+        <w:t xml:space="preserve"> </w:t>
+      </w:r>
+      <w:r>
+        <w:t>-</w:t>
+      </w:r>
+      <w:r>
+        <w:t xml:space="preserve"> </w:t>
+      </w:r>
+      <w:r>
+        <w:t xml:space="preserve">brisanje, </w:t>
+      </w:r>
+      <w:r>
+        <w:rPr>
+          <w:i/>
+          <w:iCs/>
+        </w:rPr>
+        <w:t>ctrl+x</w:t>
+      </w:r>
+      <w:r>
+        <w:t xml:space="preserve"> </w:t>
+      </w:r>
+      <w:r>
+        <w:t>-</w:t>
+      </w:r>
+      <w:r>
+        <w:t xml:space="preserve"> </w:t>
+      </w:r>
+      <w:r>
+        <w:t>stapanje), dodavanjem</w:t>
+      </w:r>
+      <w:r>
+        <w:t xml:space="preserve"> (</w:t>
+      </w:r>
+      <w:r>
+        <w:rPr>
+          <w:i/>
+          <w:iCs/>
+        </w:rPr>
+        <w:t>e</w:t>
+      </w:r>
+      <w:r>
+        <w:t xml:space="preserve"> – istiskivanje</w:t>
+      </w:r>
+      <w:r>
+        <w:rPr>
+          <w:rStyle w:val="FootnoteReference"/>
+        </w:rPr>
+        <w:footnoteReference w:id="1"/>
+      </w:r>
+      <w:r>
+        <w:t>)</w:t>
+      </w:r>
+      <w:r>
+        <w:t xml:space="preserve"> i podjelom poligona</w:t>
+      </w:r>
+      <w:r>
+        <w:t xml:space="preserve"> (</w:t>
+      </w:r>
+      <w:r>
+        <w:t xml:space="preserve">eng. </w:t>
+      </w:r>
+      <w:r>
+        <w:rPr>
+          <w:i/>
+          <w:iCs/>
+        </w:rPr>
+        <w:t>subdivide</w:t>
+      </w:r>
+      <w:r>
+        <w:t>)</w:t>
+      </w:r>
+      <w:r>
+        <w:t xml:space="preserve"> dolazio sam do</w:t>
+      </w:r>
+      <w:r>
+        <w:t xml:space="preserve"> sve</w:t>
+      </w:r>
+      <w:r>
+        <w:t xml:space="preserve"> kompleksnijeg izgleda</w:t>
+      </w:r>
+      <w:r>
+        <w:t xml:space="preserve"> koji je </w:t>
+      </w:r>
+      <w:r>
+        <w:t>postupn</w:t>
+      </w:r>
+      <w:r>
+        <w:t>om</w:t>
+      </w:r>
+      <w:r>
+        <w:t xml:space="preserve"> izrad</w:t>
+      </w:r>
+      <w:r>
+        <w:t>om</w:t>
+      </w:r>
+      <w:r>
+        <w:t xml:space="preserve"> ostalih elemenata</w:t>
+      </w:r>
+      <w:r>
+        <w:t xml:space="preserve"> </w:t>
+      </w:r>
+      <w:r>
+        <w:t xml:space="preserve">evoluirao </w:t>
+      </w:r>
+      <w:r>
+        <w:t>u</w:t>
+      </w:r>
+      <w:r>
+        <w:t xml:space="preserve"> vrlo</w:t>
+      </w:r>
+      <w:r>
+        <w:t xml:space="preserve"> </w:t>
+      </w:r>
+      <w:r>
+        <w:t>složeni</w:t>
+      </w:r>
+      <w:r>
+        <w:t xml:space="preserve"> oblik</w:t>
+      </w:r>
+      <w:r>
+        <w:t>.</w:t>
+      </w:r>
+      <w:r>
+        <w:t xml:space="preserve"> </w:t>
+      </w:r>
+      <w:r>
+        <w:rPr>
+          <w:noProof/>
+        </w:rPr>
         <w:drawing>
-          <wp:inline distT="0" distB="0" distL="0" distR="0" wp14:anchorId="52F380FB" wp14:editId="7B724876">
-            <wp:extent cx="2204223" cy="2880000"/>
+          <wp:inline distT="0" distB="0" distL="0" distR="0" wp14:anchorId="6D8A8708" wp14:editId="4D6AA023">
+            <wp:extent cx="5753735" cy="3140075"/>
             <wp:effectExtent l="0" t="0" r="0" b="0"/>
-            <wp:docPr id="1440806005" name="Picture 10" descr="A screenshot of a computer&#10;&#10;AI-generated content may be incorrect."/>
+            <wp:docPr id="639840803" name="Picture 3"/>
             <wp:cNvGraphicFramePr>
               <a:graphicFrameLocks xmlns:a="http://schemas.openxmlformats.org/drawingml/2006/main" noChangeAspect="1"/>
             </wp:cNvGraphicFramePr>
@@ -11179,13 +11419,13 @@
               <a:graphicData uri="http://schemas.openxmlformats.org/drawingml/2006/picture">
                 <pic:pic xmlns:pic="http://schemas.openxmlformats.org/drawingml/2006/picture">
                   <pic:nvPicPr>
-                    <pic:cNvPr id="1440806005" name="Picture 10" descr="A screenshot of a computer&#10;&#10;AI-generated content may be incorrect."/>
+                    <pic:cNvPr id="0" name="Picture 3"/>
                     <pic:cNvPicPr>
                       <a:picLocks noChangeAspect="1" noChangeArrowheads="1"/>
                     </pic:cNvPicPr>
                   </pic:nvPicPr>
                   <pic:blipFill>
-                    <a:blip r:embed="rId12">
+                    <a:blip r:embed="rId12" cstate="print">
                       <a:extLst>
                         <a:ext uri="{28A0092B-C50C-407E-A947-70E740481C1C}">
                           <a14:useLocalDpi xmlns:a14="http://schemas.microsoft.com/office/drawing/2010/main" val="0"/>
@@ -11200,7 +11440,7 @@
                   <pic:spPr bwMode="auto">
                     <a:xfrm>
                       <a:off x="0" y="0"/>
-                      <a:ext cx="2204223" cy="2880000"/>
+                      <a:ext cx="5753735" cy="3140075"/>
                     </a:xfrm>
                     <a:prstGeom prst="rect">
                       <a:avLst/>
@@ -11218,137 +11458,199 @@
       </w:r>
     </w:p>
     <w:p>
-      <w:r>
-        <w:t>Kako b</w:t>
-      </w:r>
-      <w:r>
-        <w:t xml:space="preserve">olid </w:t>
-      </w:r>
-      <w:r>
-        <w:t xml:space="preserve">treba biti simetrično tijelo iskoristio </w:t>
-      </w:r>
-      <w:r>
-        <w:t xml:space="preserve">sam </w:t>
-      </w:r>
-      <w:r>
-        <w:t xml:space="preserve">modifikator </w:t>
-      </w:r>
-      <w:r>
-        <w:rPr>
-          <w:i/>
-          <w:iCs/>
-        </w:rPr>
-        <w:t>mirror</w:t>
-      </w:r>
-      <w:r>
-        <w:t xml:space="preserve"> koji zrcali polovicu tijela ovisno o promjenama na svojoj drugoj polovici. Nakon podjele tijela na više poligona i polovice koja se zrcali krenuo sam oblikovati tijelo </w:t>
-      </w:r>
-      <w:r>
-        <w:t xml:space="preserve">vozila </w:t>
-      </w:r>
-      <w:r>
-        <w:t xml:space="preserve">po referencama koje sam postavio prije, </w:t>
-      </w:r>
-      <w:r>
-        <w:t>brisanjem</w:t>
-      </w:r>
-      <w:r>
-        <w:t xml:space="preserve"> (x</w:t>
+      <w:pPr>
+        <w:pStyle w:val="Caption"/>
+        <w:jc w:val="center"/>
+      </w:pPr>
+      <w:r>
+        <w:t xml:space="preserve">Slika </w:t>
+      </w:r>
+      <w:r>
+        <w:fldChar w:fldCharType="begin"/>
+      </w:r>
+      <w:r>
+        <w:instrText xml:space="preserve"> SEQ Slika \* ARABIC </w:instrText>
+      </w:r>
+      <w:r>
+        <w:fldChar w:fldCharType="separate"/>
+      </w:r>
+      <w:r>
+        <w:rPr>
+          <w:noProof/>
+        </w:rPr>
+        <w:t>5</w:t>
+      </w:r>
+      <w:r>
+        <w:fldChar w:fldCharType="end"/>
+      </w:r>
+      <w:r>
+        <w:t xml:space="preserve"> Proces izrade tijela bolida</w:t>
+      </w:r>
+    </w:p>
+    <w:p>
+      <w:r>
+        <w:lastRenderedPageBreak/>
+        <w:t>S obzirom da se p</w:t>
+      </w:r>
+      <w:r>
+        <w:t>rednje krilo</w:t>
+      </w:r>
+      <w:r>
+        <w:t xml:space="preserve"> vozila</w:t>
+      </w:r>
+      <w:r>
+        <w:t xml:space="preserve"> nadovezuje</w:t>
       </w:r>
       <w:r>
         <w:t xml:space="preserve"> </w:t>
       </w:r>
       <w:r>
-        <w:t>-</w:t>
+        <w:t>na tijelo</w:t>
+      </w:r>
+      <w:r>
+        <w:t>,</w:t>
+      </w:r>
+      <w:r>
+        <w:t xml:space="preserve"> z</w:t>
+      </w:r>
+      <w:r>
+        <w:t xml:space="preserve">a bazu </w:t>
+      </w:r>
+      <w:r>
+        <w:t xml:space="preserve">je </w:t>
+      </w:r>
+      <w:r>
+        <w:t>također korištena</w:t>
+      </w:r>
+      <w:r>
+        <w:t xml:space="preserve"> kock</w:t>
+      </w:r>
+      <w:r>
+        <w:t>a</w:t>
+      </w:r>
+      <w:r>
+        <w:t>.</w:t>
       </w:r>
       <w:r>
         <w:t xml:space="preserve"> </w:t>
       </w:r>
       <w:r>
-        <w:t>brisanje, ctrl+x</w:t>
+        <w:t>Z</w:t>
+      </w:r>
+      <w:r>
+        <w:t xml:space="preserve">a krilca </w:t>
+      </w:r>
+      <w:r>
+        <w:t xml:space="preserve">je </w:t>
+      </w:r>
+      <w:r>
+        <w:t>kori</w:t>
+      </w:r>
+      <w:r>
+        <w:t>štena</w:t>
+      </w:r>
+      <w:r>
+        <w:t xml:space="preserve"> ravnin</w:t>
+      </w:r>
+      <w:r>
+        <w:t>a</w:t>
+      </w:r>
+      <w:r>
+        <w:t xml:space="preserve"> koj</w:t>
+      </w:r>
+      <w:r>
+        <w:t>a</w:t>
       </w:r>
       <w:r>
         <w:t xml:space="preserve"> </w:t>
       </w:r>
       <w:r>
-        <w:t>-</w:t>
+        <w:t>je kasnije</w:t>
+      </w:r>
+      <w:r>
+        <w:t xml:space="preserve"> podeblja</w:t>
+      </w:r>
+      <w:r>
+        <w:t>na</w:t>
+      </w:r>
+      <w:r>
+        <w:t>, a zatim</w:t>
+      </w:r>
+      <w:r>
+        <w:t xml:space="preserve"> ujedin</w:t>
+      </w:r>
+      <w:r>
+        <w:t>jena</w:t>
+      </w:r>
+      <w:r>
+        <w:t xml:space="preserve"> sa preoblikovanom kockom.</w:t>
+      </w:r>
+      <w:r>
+        <w:t xml:space="preserve"> Isto kao i na tijelu</w:t>
+      </w:r>
+      <w:r>
+        <w:t xml:space="preserve"> bolida,</w:t>
+      </w:r>
+      <w:r>
+        <w:t xml:space="preserve"> kori</w:t>
+      </w:r>
+      <w:r>
+        <w:t>šten je</w:t>
+      </w:r>
+      <w:r>
+        <w:t xml:space="preserve"> modifikator zrcaljenja</w:t>
+      </w:r>
+      <w:r>
+        <w:t>,</w:t>
       </w:r>
       <w:r>
         <w:t xml:space="preserve"> </w:t>
       </w:r>
       <w:r>
-        <w:t>stapanje), dodavanjem</w:t>
-      </w:r>
-      <w:r>
-        <w:t xml:space="preserve"> (E – istiskivanje</w:t>
-      </w:r>
-      <w:r>
-        <w:rPr>
-          <w:rStyle w:val="FootnoteReference"/>
-        </w:rPr>
-        <w:footnoteReference w:id="1"/>
-      </w:r>
-      <w:r>
-        <w:t>)</w:t>
-      </w:r>
-      <w:r>
-        <w:t xml:space="preserve"> i podjelom poligona</w:t>
-      </w:r>
-      <w:r>
-        <w:t xml:space="preserve"> (</w:t>
-      </w:r>
-      <w:r>
-        <w:t xml:space="preserve">eng. </w:t>
-      </w:r>
-      <w:r>
-        <w:rPr>
-          <w:i/>
-          <w:iCs/>
-        </w:rPr>
-        <w:t>subdivide</w:t>
-      </w:r>
-      <w:r>
-        <w:t>)</w:t>
-      </w:r>
-      <w:r>
-        <w:t xml:space="preserve"> dolazio sam do kompleksnijeg izgleda</w:t>
-      </w:r>
-      <w:r>
-        <w:t xml:space="preserve"> koji je evoluirao </w:t>
-      </w:r>
-      <w:r>
-        <w:t xml:space="preserve">u kompleksniji oblik </w:t>
-      </w:r>
-      <w:r>
-        <w:t>kroz post</w:t>
-      </w:r>
-      <w:r>
-        <w:t>u</w:t>
-      </w:r>
-      <w:r>
-        <w:t>pnu izradu ostalih elemenata</w:t>
-      </w:r>
-      <w:r>
-        <w:t>.</w:t>
-      </w:r>
-    </w:p>
-    <w:p>
-      <w:pPr>
-        <w:ind w:left="436"/>
+        <w:t xml:space="preserve">dok su </w:t>
+      </w:r>
+      <w:r>
+        <w:t>rubov</w:t>
+      </w:r>
+      <w:r>
+        <w:t>i</w:t>
+      </w:r>
+      <w:r>
+        <w:t xml:space="preserve"> krila spojeni i istisnuti iz tijela</w:t>
+      </w:r>
+      <w:r>
+        <w:t>,</w:t>
+      </w:r>
+      <w:r>
+        <w:t xml:space="preserve"> te izobličeni kako bi</w:t>
+      </w:r>
+      <w:r>
+        <w:t xml:space="preserve"> se</w:t>
+      </w:r>
+      <w:r>
+        <w:t xml:space="preserve"> dobi</w:t>
+      </w:r>
+      <w:r>
+        <w:t>la</w:t>
+      </w:r>
+      <w:r>
+        <w:t xml:space="preserve"> bočna krilca.    </w:t>
+      </w:r>
+    </w:p>
+    <w:p>
+      <w:pPr>
+        <w:keepNext/>
         <w:jc w:val="center"/>
+      </w:pPr>
+      <w:r>
         <w:rPr>
           <w:noProof/>
         </w:rPr>
-      </w:pPr>
-      <w:r>
-        <w:rPr>
-          <w:noProof/>
-        </w:rPr>
         <w:drawing>
-          <wp:inline distT="0" distB="0" distL="0" distR="0" wp14:anchorId="015EDAEE" wp14:editId="1F913C61">
-            <wp:extent cx="2431972" cy="1332000"/>
+          <wp:inline distT="0" distB="0" distL="0" distR="0" wp14:anchorId="648217D4" wp14:editId="6BDE6236">
+            <wp:extent cx="5650301" cy="6573830"/>
             <wp:effectExtent l="0" t="0" r="0" b="0"/>
-            <wp:docPr id="611174828" name="Picture 3"/>
+            <wp:docPr id="1919151735" name="Picture 4"/>
             <wp:cNvGraphicFramePr>
               <a:graphicFrameLocks xmlns:a="http://schemas.openxmlformats.org/drawingml/2006/main" noChangeAspect="1"/>
             </wp:cNvGraphicFramePr>
@@ -11356,7 +11658,7 @@
               <a:graphicData uri="http://schemas.openxmlformats.org/drawingml/2006/picture">
                 <pic:pic xmlns:pic="http://schemas.openxmlformats.org/drawingml/2006/picture">
                   <pic:nvPicPr>
-                    <pic:cNvPr id="0" name="Picture 3"/>
+                    <pic:cNvPr id="0" name="Picture 4"/>
                     <pic:cNvPicPr>
                       <a:picLocks noChangeAspect="1" noChangeArrowheads="1"/>
                     </pic:cNvPicPr>
@@ -11377,7 +11679,7 @@
                   <pic:spPr bwMode="auto">
                     <a:xfrm>
                       <a:off x="0" y="0"/>
-                      <a:ext cx="2431972" cy="1332000"/>
+                      <a:ext cx="5696758" cy="6627881"/>
                     </a:xfrm>
                     <a:prstGeom prst="rect">
                       <a:avLst/>
@@ -11393,21 +11695,205 @@
           </wp:inline>
         </w:drawing>
       </w:r>
+    </w:p>
+    <w:p>
+      <w:pPr>
+        <w:pStyle w:val="Caption"/>
+        <w:jc w:val="center"/>
+      </w:pPr>
+      <w:r>
+        <w:t xml:space="preserve">Slika </w:t>
+      </w:r>
+      <w:r>
+        <w:fldChar w:fldCharType="begin"/>
+      </w:r>
+      <w:r>
+        <w:instrText xml:space="preserve"> SEQ Slika \* ARABIC </w:instrText>
+      </w:r>
+      <w:r>
+        <w:fldChar w:fldCharType="separate"/>
+      </w:r>
       <w:r>
         <w:rPr>
           <w:noProof/>
         </w:rPr>
+        <w:t>6</w:t>
+      </w:r>
+      <w:r>
+        <w:fldChar w:fldCharType="end"/>
+      </w:r>
+      <w:r>
+        <w:t xml:space="preserve"> Proces izrade prednjeg krila bolida</w:t>
+      </w:r>
+    </w:p>
+    <w:p>
+      <w:pPr>
+        <w:jc w:val="center"/>
+      </w:pPr>
+      <w:r>
         <w:tab/>
       </w:r>
+    </w:p>
+    <w:p>
+      <w:r>
+        <w:lastRenderedPageBreak/>
+        <w:t>Zadnje krilo</w:t>
+      </w:r>
+      <w:r>
+        <w:t xml:space="preserve"> bolida</w:t>
+      </w:r>
+      <w:r>
+        <w:t xml:space="preserve"> </w:t>
+      </w:r>
+      <w:r>
+        <w:t>za</w:t>
+      </w:r>
+      <w:r>
+        <w:t xml:space="preserve"> temelj</w:t>
+      </w:r>
+      <w:r>
+        <w:t xml:space="preserve"> </w:t>
+      </w:r>
+      <w:r>
+        <w:t>koristi ravnu plohu</w:t>
+      </w:r>
+      <w:r>
+        <w:t xml:space="preserve"> –</w:t>
+      </w:r>
+      <w:r>
+        <w:t xml:space="preserve"> koj</w:t>
+      </w:r>
+      <w:r>
+        <w:t>a je</w:t>
+      </w:r>
+      <w:r>
+        <w:t xml:space="preserve"> izdulj</w:t>
+      </w:r>
+      <w:r>
+        <w:t>ena</w:t>
+      </w:r>
+      <w:r>
+        <w:t xml:space="preserve"> i su</w:t>
+      </w:r>
+      <w:r>
+        <w:t>žena</w:t>
+      </w:r>
+      <w:r>
+        <w:t>,</w:t>
+      </w:r>
+      <w:r>
+        <w:t xml:space="preserve"> te</w:t>
+      </w:r>
+      <w:r>
+        <w:t xml:space="preserve"> </w:t>
+      </w:r>
+      <w:r>
+        <w:t xml:space="preserve">rotirana </w:t>
+      </w:r>
+      <w:r>
+        <w:t>pomoću opcija</w:t>
+      </w:r>
+      <w:r>
+        <w:t xml:space="preserve"> </w:t>
+      </w:r>
+      <w:r>
+        <w:rPr>
+          <w:i/>
+          <w:iCs/>
+        </w:rPr>
+        <w:t>Transform Orientations</w:t>
+      </w:r>
+      <w:r>
+        <w:rPr>
+          <w:i/>
+          <w:iCs/>
+        </w:rPr>
+        <w:t xml:space="preserve"> </w:t>
+      </w:r>
+      <w:r>
+        <w:t xml:space="preserve">i </w:t>
+      </w:r>
+      <w:r>
+        <w:rPr>
+          <w:i/>
+          <w:iCs/>
+        </w:rPr>
+        <w:t xml:space="preserve">Transform </w:t>
+      </w:r>
+      <w:r>
+        <w:rPr>
+          <w:i/>
+          <w:iCs/>
+        </w:rPr>
+        <w:t>P</w:t>
+      </w:r>
+      <w:r>
+        <w:rPr>
+          <w:i/>
+          <w:iCs/>
+        </w:rPr>
+        <w:t xml:space="preserve">ivot </w:t>
+      </w:r>
+      <w:r>
+        <w:rPr>
+          <w:i/>
+          <w:iCs/>
+        </w:rPr>
+        <w:t>P</w:t>
+      </w:r>
+      <w:r>
+        <w:rPr>
+          <w:i/>
+          <w:iCs/>
+        </w:rPr>
+        <w:t>oint</w:t>
+      </w:r>
+      <w:r>
+        <w:t>,</w:t>
+      </w:r>
+      <w:r>
+        <w:t xml:space="preserve"> uz</w:t>
+      </w:r>
+      <w:r>
+        <w:t xml:space="preserve"> </w:t>
+      </w:r>
+      <w:r>
+        <w:t xml:space="preserve">korištenje </w:t>
+      </w:r>
+      <w:r>
+        <w:t>modifikator</w:t>
+      </w:r>
+      <w:r>
+        <w:t>a</w:t>
+      </w:r>
+      <w:r>
+        <w:t xml:space="preserve"> </w:t>
+      </w:r>
+      <w:r>
+        <w:rPr>
+          <w:i/>
+          <w:iCs/>
+        </w:rPr>
+        <w:t xml:space="preserve">solidify </w:t>
+      </w:r>
+      <w:r>
+        <w:t>kojom se definira debljina tijela.</w:t>
+      </w:r>
+    </w:p>
+    <w:p>
+      <w:pPr>
+        <w:keepNext/>
+        <w:jc w:val="center"/>
+      </w:pPr>
       <w:r>
         <w:rPr>
           <w:noProof/>
         </w:rPr>
         <w:drawing>
-          <wp:inline distT="0" distB="0" distL="0" distR="0" wp14:anchorId="0D417A5B" wp14:editId="21143711">
-            <wp:extent cx="2488422" cy="1332000"/>
+          <wp:inline distT="0" distB="0" distL="0" distR="0" wp14:anchorId="21FF3541" wp14:editId="7F7FFB73">
+            <wp:extent cx="5038090" cy="4175125"/>
             <wp:effectExtent l="0" t="0" r="0" b="0"/>
-            <wp:docPr id="336138978" name="Picture 4"/>
+            <wp:docPr id="655088978" name="Picture 6"/>
             <wp:cNvGraphicFramePr>
               <a:graphicFrameLocks xmlns:a="http://schemas.openxmlformats.org/drawingml/2006/main" noChangeAspect="1"/>
             </wp:cNvGraphicFramePr>
@@ -11415,7 +11901,7 @@
               <a:graphicData uri="http://schemas.openxmlformats.org/drawingml/2006/picture">
                 <pic:pic xmlns:pic="http://schemas.openxmlformats.org/drawingml/2006/picture">
                   <pic:nvPicPr>
-                    <pic:cNvPr id="0" name="Picture 4"/>
+                    <pic:cNvPr id="0" name="Picture 6"/>
                     <pic:cNvPicPr>
                       <a:picLocks noChangeAspect="1" noChangeArrowheads="1"/>
                     </pic:cNvPicPr>
@@ -11436,7 +11922,7 @@
                   <pic:spPr bwMode="auto">
                     <a:xfrm>
                       <a:off x="0" y="0"/>
-                      <a:ext cx="2488422" cy="1332000"/>
+                      <a:ext cx="5038090" cy="4175125"/>
                     </a:xfrm>
                     <a:prstGeom prst="rect">
                       <a:avLst/>
@@ -11455,18 +11941,159 @@
     </w:p>
     <w:p>
       <w:pPr>
-        <w:ind w:left="436"/>
+        <w:pStyle w:val="Caption"/>
         <w:jc w:val="center"/>
-      </w:pPr>
-      <w:r>
         <w:rPr>
           <w:noProof/>
         </w:rPr>
+      </w:pPr>
+      <w:r>
+        <w:t xml:space="preserve">Slika </w:t>
+      </w:r>
+      <w:r>
+        <w:fldChar w:fldCharType="begin"/>
+      </w:r>
+      <w:r>
+        <w:instrText xml:space="preserve"> SEQ Slika \* ARABIC </w:instrText>
+      </w:r>
+      <w:r>
+        <w:fldChar w:fldCharType="separate"/>
+      </w:r>
+      <w:r>
+        <w:rPr>
+          <w:noProof/>
+        </w:rPr>
+        <w:t>7</w:t>
+      </w:r>
+      <w:r>
+        <w:fldChar w:fldCharType="end"/>
+      </w:r>
+      <w:r>
+        <w:t xml:space="preserve"> Transform Orientations i Transform Pivot point opcije i Solidify modifikator</w:t>
+      </w:r>
+    </w:p>
+    <w:p>
+      <w:pPr>
+        <w:spacing w:after="160"/>
+        <w:jc w:val="left"/>
+      </w:pPr>
+      <w:r>
+        <w:t>Ko</w:t>
+      </w:r>
+      <w:r>
+        <w:t>tač</w:t>
+      </w:r>
+      <w:r>
+        <w:t xml:space="preserve"> bolida</w:t>
+      </w:r>
+      <w:r>
+        <w:t xml:space="preserve"> kreiran </w:t>
+      </w:r>
+      <w:r>
+        <w:t xml:space="preserve">je </w:t>
+      </w:r>
+      <w:r>
+        <w:t xml:space="preserve">od </w:t>
+      </w:r>
+      <w:r>
+        <w:t xml:space="preserve">figure </w:t>
+      </w:r>
+      <w:r>
+        <w:t xml:space="preserve">valjka sa 14 stranica. </w:t>
+      </w:r>
+      <w:r>
+        <w:t>Kako bi</w:t>
+      </w:r>
+      <w:r>
+        <w:t xml:space="preserve"> se</w:t>
+      </w:r>
+      <w:r>
+        <w:t xml:space="preserve"> postig</w:t>
+      </w:r>
+      <w:r>
+        <w:t>ao</w:t>
+      </w:r>
+      <w:r>
+        <w:t xml:space="preserve"> bolji izgled kotača</w:t>
+      </w:r>
+      <w:r>
+        <w:t>,</w:t>
+      </w:r>
+      <w:r>
+        <w:t xml:space="preserve"> r</w:t>
+      </w:r>
+      <w:r>
+        <w:t xml:space="preserve">ubovi su nakošeni (eng. </w:t>
+      </w:r>
+      <w:r>
+        <w:rPr>
+          <w:i/>
+          <w:iCs/>
+        </w:rPr>
+        <w:t>bevel</w:t>
+      </w:r>
+      <w:r>
+        <w:t>)</w:t>
+      </w:r>
+      <w:r>
+        <w:t>.</w:t>
+      </w:r>
+      <w:r>
+        <w:t xml:space="preserve"> </w:t>
+      </w:r>
+      <w:r>
+        <w:t>F</w:t>
+      </w:r>
+      <w:r>
+        <w:t>elg</w:t>
+      </w:r>
+      <w:r>
+        <w:t>e</w:t>
+      </w:r>
+      <w:r>
+        <w:t xml:space="preserve"> i unutrašnjost kotača </w:t>
+      </w:r>
+      <w:r>
+        <w:t>dobiju se</w:t>
+      </w:r>
+      <w:r>
+        <w:t xml:space="preserve"> izmjenom opcija umetanja (engl. </w:t>
+      </w:r>
+      <w:r>
+        <w:rPr>
+          <w:i/>
+          <w:iCs/>
+        </w:rPr>
+        <w:t>inset</w:t>
+      </w:r>
+      <w:r>
+        <w:t xml:space="preserve">) stranice i udubljenja (eng. </w:t>
+      </w:r>
+      <w:r>
+        <w:rPr>
+          <w:i/>
+          <w:iCs/>
+        </w:rPr>
+        <w:t>extrude</w:t>
+      </w:r>
+      <w:r>
+        <w:t>).</w:t>
+      </w:r>
+    </w:p>
+    <w:p>
+      <w:pPr>
+        <w:keepNext/>
+      </w:pPr>
+      <w:r>
+        <w:rPr>
+          <w:noProof/>
+        </w:rPr>
+        <w:lastRenderedPageBreak/>
         <w:drawing>
-          <wp:inline distT="0" distB="0" distL="0" distR="0" wp14:anchorId="4F78A176" wp14:editId="2C3FA7C7">
-            <wp:extent cx="2517647" cy="1332000"/>
+          <wp:inline distT="0" distB="0" distL="0" distR="0" wp14:anchorId="799157EC" wp14:editId="7B9222B5">
+            <wp:extent cx="5400136" cy="2861416"/>
             <wp:effectExtent l="0" t="0" r="0" b="0"/>
-            <wp:docPr id="724653520" name="Picture 2" descr="A screenshot of a computer&#10;&#10;AI-generated content may be incorrect."/>
+            <wp:docPr id="1093154802" name="Picture 18"/>
             <wp:cNvGraphicFramePr>
               <a:graphicFrameLocks xmlns:a="http://schemas.openxmlformats.org/drawingml/2006/main" noChangeAspect="1"/>
             </wp:cNvGraphicFramePr>
@@ -11474,7 +12101,7 @@
               <a:graphicData uri="http://schemas.openxmlformats.org/drawingml/2006/picture">
                 <pic:pic xmlns:pic="http://schemas.openxmlformats.org/drawingml/2006/picture">
                   <pic:nvPicPr>
-                    <pic:cNvPr id="724653520" name="Picture 2" descr="A screenshot of a computer&#10;&#10;AI-generated content may be incorrect."/>
+                    <pic:cNvPr id="0" name="Picture 18"/>
                     <pic:cNvPicPr>
                       <a:picLocks noChangeAspect="1" noChangeArrowheads="1"/>
                     </pic:cNvPicPr>
@@ -11495,7 +12122,7 @@
                   <pic:spPr bwMode="auto">
                     <a:xfrm>
                       <a:off x="0" y="0"/>
-                      <a:ext cx="2517647" cy="1332000"/>
+                      <a:ext cx="5442021" cy="2883610"/>
                     </a:xfrm>
                     <a:prstGeom prst="rect">
                       <a:avLst/>
@@ -11511,18 +12138,1748 @@
           </wp:inline>
         </w:drawing>
       </w:r>
-      <w:r>
+    </w:p>
+    <w:p>
+      <w:pPr>
+        <w:pStyle w:val="Caption"/>
+        <w:jc w:val="center"/>
+      </w:pPr>
+      <w:r>
+        <w:t xml:space="preserve">Slika </w:t>
+      </w:r>
+      <w:r>
+        <w:fldChar w:fldCharType="begin"/>
+      </w:r>
+      <w:r>
+        <w:instrText xml:space="preserve"> SEQ Slika \* ARABIC </w:instrText>
+      </w:r>
+      <w:r>
+        <w:fldChar w:fldCharType="separate"/>
+      </w:r>
+      <w:r>
+        <w:rPr>
+          <w:noProof/>
+        </w:rPr>
+        <w:t>8</w:t>
+      </w:r>
+      <w:r>
+        <w:fldChar w:fldCharType="end"/>
+      </w:r>
+      <w:r>
+        <w:t xml:space="preserve"> Kotač bolida</w:t>
+      </w:r>
+    </w:p>
+    <w:p/>
+    <w:p>
+      <w:pPr>
+        <w:pStyle w:val="Heading3"/>
+        <w:numPr>
+          <w:ilvl w:val="2"/>
+          <w:numId w:val="19"/>
+        </w:numPr>
+        <w:spacing w:line="480" w:lineRule="auto"/>
+        <w:rPr>
+          <w:rFonts w:ascii="Arial" w:hAnsi="Arial" w:cs="Arial"/>
+          <w:color w:val="auto"/>
+        </w:rPr>
+      </w:pPr>
+      <w:r>
+        <w:rPr>
+          <w:rFonts w:ascii="Arial" w:hAnsi="Arial" w:cs="Arial"/>
+          <w:color w:val="auto"/>
+        </w:rPr>
+        <w:t xml:space="preserve"> </w:t>
+      </w:r>
+      <w:r>
+        <w:rPr>
+          <w:rFonts w:ascii="Arial" w:hAnsi="Arial" w:cs="Arial"/>
+          <w:color w:val="auto"/>
+        </w:rPr>
         <w:tab/>
       </w:r>
+      <w:bookmarkStart w:id="16" w:name="_Toc208329340"/>
+      <w:r>
+        <w:rPr>
+          <w:rFonts w:ascii="Arial" w:hAnsi="Arial" w:cs="Arial"/>
+          <w:color w:val="auto"/>
+        </w:rPr>
+        <w:t>Ograda</w:t>
+      </w:r>
+      <w:r>
+        <w:rPr>
+          <w:rFonts w:ascii="Arial" w:hAnsi="Arial" w:cs="Arial"/>
+          <w:color w:val="auto"/>
+        </w:rPr>
+        <w:t xml:space="preserve"> i betonsk</w:t>
+      </w:r>
+      <w:r>
+        <w:rPr>
+          <w:rFonts w:ascii="Arial" w:hAnsi="Arial" w:cs="Arial"/>
+          <w:color w:val="auto"/>
+        </w:rPr>
+        <w:t>a</w:t>
+      </w:r>
+      <w:r>
+        <w:rPr>
+          <w:rFonts w:ascii="Arial" w:hAnsi="Arial" w:cs="Arial"/>
+          <w:color w:val="auto"/>
+        </w:rPr>
+        <w:t xml:space="preserve"> pregrad</w:t>
+      </w:r>
+      <w:bookmarkEnd w:id="16"/>
+      <w:r>
+        <w:rPr>
+          <w:rFonts w:ascii="Arial" w:hAnsi="Arial" w:cs="Arial"/>
+          <w:color w:val="auto"/>
+        </w:rPr>
+        <w:t>a</w:t>
+      </w:r>
+    </w:p>
+    <w:p>
+      <w:pPr>
+        <w:ind w:firstLine="0"/>
+      </w:pPr>
+      <w:r>
+        <w:t>Prilikom</w:t>
+      </w:r>
+      <w:r>
+        <w:t xml:space="preserve"> izrad</w:t>
+      </w:r>
+      <w:r>
+        <w:t>e</w:t>
+      </w:r>
+      <w:r>
+        <w:t xml:space="preserve"> ograde </w:t>
+      </w:r>
+      <w:r>
+        <w:t xml:space="preserve">za bazu je </w:t>
+      </w:r>
+      <w:r>
+        <w:t xml:space="preserve">korištena </w:t>
+      </w:r>
+      <w:r>
+        <w:t>betonsk</w:t>
+      </w:r>
+      <w:r>
+        <w:t>a</w:t>
+      </w:r>
+      <w:r>
+        <w:t xml:space="preserve"> pregrad</w:t>
+      </w:r>
+      <w:r>
+        <w:t>a</w:t>
+      </w:r>
+      <w:r>
+        <w:t xml:space="preserve"> kao zaseban element u sceni</w:t>
+      </w:r>
+      <w:r>
+        <w:t>.</w:t>
+      </w:r>
+      <w:r>
+        <w:t xml:space="preserve"> </w:t>
+      </w:r>
+      <w:r>
+        <w:t>Ogradi su</w:t>
+      </w:r>
+      <w:r>
+        <w:t xml:space="preserve"> </w:t>
+      </w:r>
+      <w:r>
+        <w:t>pri</w:t>
+      </w:r>
+      <w:r>
+        <w:t>doda</w:t>
+      </w:r>
+      <w:r>
+        <w:t>ni</w:t>
+      </w:r>
+      <w:r>
+        <w:t xml:space="preserve"> stupov</w:t>
+      </w:r>
+      <w:r>
+        <w:t>i</w:t>
+      </w:r>
+      <w:r>
+        <w:t xml:space="preserve"> </w:t>
+      </w:r>
+      <w:r>
+        <w:t>sa</w:t>
+      </w:r>
+      <w:r>
+        <w:t xml:space="preserve"> mrež</w:t>
+      </w:r>
+      <w:r>
+        <w:t>om između njih</w:t>
+      </w:r>
+      <w:r>
+        <w:t xml:space="preserve">. </w:t>
+      </w:r>
+      <w:r>
+        <w:t>Kreirane su</w:t>
+      </w:r>
+      <w:r>
+        <w:t xml:space="preserve"> dvije vrste betonsk</w:t>
+      </w:r>
+      <w:r>
+        <w:t>ih</w:t>
+      </w:r>
+      <w:r>
+        <w:t xml:space="preserve"> pregrad</w:t>
+      </w:r>
+      <w:r>
+        <w:t>a</w:t>
+      </w:r>
+      <w:r>
+        <w:t>.</w:t>
+      </w:r>
+      <w:r>
+        <w:t xml:space="preserve"> </w:t>
+      </w:r>
+      <w:r>
+        <w:t>Dok je prva</w:t>
+      </w:r>
+      <w:r>
+        <w:t xml:space="preserve"> </w:t>
+      </w:r>
+      <w:r>
+        <w:t xml:space="preserve">više kvadratična i </w:t>
+      </w:r>
+      <w:r>
+        <w:t>uglavnom</w:t>
+      </w:r>
+      <w:r>
+        <w:t xml:space="preserve"> se koristi kao uteg za bazu, druga</w:t>
+      </w:r>
+      <w:r>
+        <w:t xml:space="preserve"> koja je iskorištena</w:t>
+      </w:r>
+      <w:r>
+        <w:t xml:space="preserve"> </w:t>
+      </w:r>
+      <w:r>
+        <w:t xml:space="preserve">za ogradu </w:t>
+      </w:r>
+      <w:r>
+        <w:t xml:space="preserve">je </w:t>
+      </w:r>
+      <w:r>
+        <w:t>više zašiljena po svojoj širini</w:t>
+      </w:r>
+      <w:r>
+        <w:t>,</w:t>
+      </w:r>
+      <w:r>
+        <w:t xml:space="preserve"> te komplimentira nastavku ogra</w:t>
+      </w:r>
+      <w:r>
+        <w:t>de</w:t>
+      </w:r>
+      <w:r>
+        <w:t>. Iz betonske baze izvukao sam stupove koji su pozicionirani na krajevima</w:t>
+      </w:r>
+      <w:r>
+        <w:t>,</w:t>
+      </w:r>
+      <w:r>
+        <w:t xml:space="preserve"> te sam između provukao mrežu. Mrežu sam kreirao iz </w:t>
+      </w:r>
+      <w:r>
+        <w:t>manje kocke produbljene sa 2 strane</w:t>
+      </w:r>
+      <w:r>
+        <w:t xml:space="preserve"> koj</w:t>
+      </w:r>
+      <w:r>
+        <w:t>u</w:t>
+      </w:r>
+      <w:r>
+        <w:t xml:space="preserve"> sam</w:t>
+      </w:r>
+      <w:r>
+        <w:t xml:space="preserve"> zatim</w:t>
+      </w:r>
+      <w:r>
+        <w:t xml:space="preserve"> deformirao koriste</w:t>
+      </w:r>
+      <w:r>
+        <w:t>ć</w:t>
+      </w:r>
+      <w:r>
+        <w:t xml:space="preserve">i modifikator mreže (engl. </w:t>
+      </w:r>
+      <w:r>
+        <w:rPr>
+          <w:i/>
+          <w:iCs/>
+        </w:rPr>
+        <w:t>array</w:t>
+      </w:r>
+      <w:r>
+        <w:t>)</w:t>
+      </w:r>
+      <w:r>
+        <w:t xml:space="preserve"> i</w:t>
+      </w:r>
+      <w:r>
+        <w:t xml:space="preserve"> </w:t>
+      </w:r>
+      <w:r>
+        <w:t>prilagodio</w:t>
+      </w:r>
+      <w:r>
+        <w:t xml:space="preserve"> kako bi izgledom podsjećalo na samu ogradu. </w:t>
+      </w:r>
+      <w:r>
+        <w:t>Nakon završetka</w:t>
+      </w:r>
+      <w:r>
+        <w:t xml:space="preserve"> model</w:t>
+      </w:r>
+      <w:r>
+        <w:t>a</w:t>
+      </w:r>
+      <w:r>
+        <w:t>,</w:t>
+      </w:r>
+      <w:r>
+        <w:t xml:space="preserve"> na dio ograde sam postavio teksturu koja</w:t>
+      </w:r>
+      <w:r>
+        <w:t xml:space="preserve"> svojim</w:t>
+      </w:r>
+      <w:r>
+        <w:t xml:space="preserve"> </w:t>
+      </w:r>
+      <w:r>
+        <w:t>sjaj</w:t>
+      </w:r>
+      <w:r>
+        <w:t>em, glatkoćom i bojom</w:t>
+      </w:r>
+      <w:r>
+        <w:t xml:space="preserve"> </w:t>
+      </w:r>
+      <w:r>
+        <w:t>površi</w:t>
+      </w:r>
+      <w:r>
+        <w:t>n</w:t>
+      </w:r>
+      <w:r>
+        <w:t>e</w:t>
+      </w:r>
+      <w:r>
+        <w:t xml:space="preserve"> </w:t>
+      </w:r>
+      <w:r>
+        <w:t>nalikuje</w:t>
+      </w:r>
+      <w:r>
+        <w:t xml:space="preserve"> metal</w:t>
+      </w:r>
+      <w:r>
+        <w:t>u</w:t>
+      </w:r>
+      <w:r>
+        <w:t>.</w:t>
+      </w:r>
+      <w:r>
+        <w:t xml:space="preserve"> </w:t>
+      </w:r>
+      <w:r>
+        <w:t>Kod</w:t>
+      </w:r>
+      <w:r>
+        <w:t xml:space="preserve"> </w:t>
+      </w:r>
+      <w:r>
+        <w:t>betonsk</w:t>
+      </w:r>
+      <w:r>
+        <w:t>og</w:t>
+      </w:r>
+      <w:r>
+        <w:t xml:space="preserve"> </w:t>
+      </w:r>
+      <w:r>
+        <w:t>dijela</w:t>
+      </w:r>
+      <w:r>
+        <w:t xml:space="preserve"> </w:t>
+      </w:r>
+      <w:r>
+        <w:t xml:space="preserve">sam </w:t>
+      </w:r>
+      <w:r>
+        <w:t xml:space="preserve">adekvatno promjenio boju i drugačiju površinu, manje sjajnu i </w:t>
+      </w:r>
+      <w:r>
+        <w:t xml:space="preserve">više </w:t>
+      </w:r>
+      <w:r>
+        <w:t>hrapaviju.</w:t>
+      </w:r>
+    </w:p>
+    <w:p>
+      <w:pPr>
+        <w:pStyle w:val="Heading3"/>
+        <w:numPr>
+          <w:ilvl w:val="2"/>
+          <w:numId w:val="19"/>
+        </w:numPr>
+        <w:spacing w:line="480" w:lineRule="auto"/>
+        <w:rPr>
+          <w:rFonts w:ascii="Arial" w:hAnsi="Arial" w:cs="Arial"/>
+          <w:color w:val="auto"/>
+        </w:rPr>
+      </w:pPr>
+      <w:r>
+        <w:t xml:space="preserve"> </w:t>
+      </w:r>
+      <w:r>
+        <w:tab/>
+      </w:r>
+      <w:bookmarkStart w:id="17" w:name="_Toc208329341"/>
+      <w:r>
+        <w:rPr>
+          <w:rFonts w:ascii="Arial" w:hAnsi="Arial" w:cs="Arial"/>
+          <w:color w:val="auto"/>
+        </w:rPr>
+        <w:t>Zaštitni</w:t>
+      </w:r>
+      <w:r>
+        <w:rPr>
+          <w:rFonts w:ascii="Arial" w:hAnsi="Arial" w:cs="Arial"/>
+        </w:rPr>
+        <w:t xml:space="preserve"> </w:t>
+      </w:r>
+      <w:r>
+        <w:rPr>
+          <w:rFonts w:ascii="Arial" w:hAnsi="Arial" w:cs="Arial"/>
+          <w:color w:val="auto"/>
+        </w:rPr>
+        <w:t>z</w:t>
+      </w:r>
+      <w:r>
+        <w:rPr>
+          <w:rFonts w:ascii="Arial" w:hAnsi="Arial" w:cs="Arial"/>
+          <w:color w:val="auto"/>
+        </w:rPr>
+        <w:t>id</w:t>
+      </w:r>
+      <w:r>
+        <w:rPr>
+          <w:rFonts w:ascii="Arial" w:hAnsi="Arial" w:cs="Arial"/>
+          <w:color w:val="auto"/>
+        </w:rPr>
+        <w:t xml:space="preserve"> od</w:t>
+      </w:r>
+      <w:r>
+        <w:rPr>
+          <w:rFonts w:ascii="Arial" w:hAnsi="Arial" w:cs="Arial"/>
+          <w:color w:val="auto"/>
+        </w:rPr>
+        <w:t xml:space="preserve"> guma</w:t>
+      </w:r>
+      <w:bookmarkEnd w:id="17"/>
+    </w:p>
+    <w:p>
+      <w:r>
+        <w:t xml:space="preserve">Zid koji se sastoji od guma posloženih u stupove i redove kako bi kreirali mekaniju vrstu zida. Započeo sam </w:t>
+      </w:r>
+      <w:r>
+        <w:t xml:space="preserve">izradu </w:t>
+      </w:r>
+      <w:r>
+        <w:t xml:space="preserve">sa običnim kvadratom (engl. </w:t>
+      </w:r>
+      <w:r>
+        <w:rPr>
+          <w:i/>
+          <w:iCs/>
+        </w:rPr>
+        <w:t>plain</w:t>
+      </w:r>
+      <w:r>
+        <w:t>)</w:t>
+      </w:r>
+      <w:r>
+        <w:t xml:space="preserve"> kojeg sam izdužio u kvadar i rubove mu </w:t>
+      </w:r>
+      <w:r>
+        <w:t>u</w:t>
+      </w:r>
+      <w:r>
+        <w:t xml:space="preserve">obličio opcijom </w:t>
+      </w:r>
+      <w:r>
+        <w:rPr>
+          <w:i/>
+          <w:iCs/>
+        </w:rPr>
+        <w:t>bevel</w:t>
+      </w:r>
+      <w:r>
+        <w:t>.</w:t>
+      </w:r>
+      <w:r>
+        <w:rPr>
+          <w:i/>
+          <w:iCs/>
+        </w:rPr>
+        <w:t xml:space="preserve"> </w:t>
+      </w:r>
+      <w:r>
+        <w:t>N</w:t>
+      </w:r>
+      <w:r>
+        <w:t>akon što sam postigao oblik vanjskog omotača</w:t>
+      </w:r>
+      <w:r>
+        <w:t>,</w:t>
+      </w:r>
+      <w:r>
+        <w:t xml:space="preserve"> koji se nalazi oko svih naslaganih guma</w:t>
+      </w:r>
+      <w:r>
+        <w:t xml:space="preserve"> –</w:t>
+      </w:r>
+      <w:r>
+        <w:t xml:space="preserve"> kako bi držao </w:t>
+      </w:r>
+      <w:r>
+        <w:t xml:space="preserve">u kompaktnoj </w:t>
+      </w:r>
+      <w:r>
+        <w:t>cjelini</w:t>
+      </w:r>
+      <w:r>
+        <w:t>,</w:t>
+      </w:r>
+      <w:r>
+        <w:t xml:space="preserve"> proširio sam ga u visinu. Kada sam </w:t>
+      </w:r>
+      <w:r>
+        <w:t>postigao</w:t>
+      </w:r>
+      <w:r>
+        <w:t xml:space="preserve"> okvir kreirao sam gume pomoću cilindra</w:t>
+      </w:r>
+      <w:r>
+        <w:t>, te</w:t>
+      </w:r>
+      <w:r>
+        <w:t xml:space="preserve"> </w:t>
+      </w:r>
+      <w:r>
+        <w:t>skaliranj</w:t>
+      </w:r>
+      <w:r>
+        <w:t>em</w:t>
+      </w:r>
+      <w:r>
+        <w:t xml:space="preserve"> i zakrivljenj</w:t>
+      </w:r>
+      <w:r>
+        <w:t>em</w:t>
+      </w:r>
+      <w:r>
+        <w:t xml:space="preserve"> rubova</w:t>
+      </w:r>
+      <w:r>
+        <w:t xml:space="preserve"> </w:t>
+      </w:r>
+      <w:r>
+        <w:t xml:space="preserve">uobličio ga da </w:t>
+      </w:r>
+      <w:r>
+        <w:t>na</w:t>
+      </w:r>
+      <w:r>
+        <w:t>li</w:t>
+      </w:r>
+      <w:r>
+        <w:t>kuje</w:t>
+      </w:r>
+      <w:r>
+        <w:t xml:space="preserve"> gum</w:t>
+      </w:r>
+      <w:r>
+        <w:t>ama</w:t>
+      </w:r>
+      <w:r>
+        <w:t xml:space="preserve">. </w:t>
+      </w:r>
+      <w:r>
+        <w:t>K</w:t>
+      </w:r>
+      <w:r>
+        <w:t xml:space="preserve">ako </w:t>
+      </w:r>
+      <w:r>
+        <w:lastRenderedPageBreak/>
+        <w:t>bi popunio prostor omotača gumama</w:t>
+      </w:r>
+      <w:r>
+        <w:t>,</w:t>
+      </w:r>
+      <w:r>
+        <w:t xml:space="preserve"> </w:t>
+      </w:r>
+      <w:r>
+        <w:t xml:space="preserve">radi lakšeg obavljanja narednog repeditivnog </w:t>
+      </w:r>
+      <w:r>
+        <w:t>postupka</w:t>
+      </w:r>
+      <w:r>
+        <w:t xml:space="preserve"> opet sam</w:t>
+      </w:r>
+      <w:r>
+        <w:t xml:space="preserve"> iskoristio već spomenuti </w:t>
+      </w:r>
+      <w:r>
+        <w:rPr>
+          <w:i/>
+          <w:iCs/>
+        </w:rPr>
+        <w:t>array</w:t>
+      </w:r>
+      <w:r>
+        <w:t xml:space="preserve"> modifikator. Za teksture na zid sam </w:t>
+      </w:r>
+      <w:r>
+        <w:t>po</w:t>
+      </w:r>
+      <w:r>
+        <w:t>stavio plastičn</w:t>
+      </w:r>
+      <w:r>
+        <w:t>o-gumenu</w:t>
+      </w:r>
+      <w:r>
+        <w:t>, gla</w:t>
+      </w:r>
+      <w:r>
+        <w:t>tkiju</w:t>
+      </w:r>
+      <w:r>
+        <w:t xml:space="preserve"> površinu dok sam </w:t>
+      </w:r>
+      <w:r>
+        <w:t>kod</w:t>
+      </w:r>
+      <w:r>
+        <w:t xml:space="preserve"> gum</w:t>
+      </w:r>
+      <w:r>
+        <w:t>a upotrijebio</w:t>
+      </w:r>
+      <w:r>
+        <w:t xml:space="preserve"> nešto</w:t>
+      </w:r>
+      <w:r>
+        <w:t xml:space="preserve"> hrapaviju</w:t>
+      </w:r>
+      <w:r>
+        <w:t>.</w:t>
+      </w:r>
+      <w:r>
+        <w:t xml:space="preserve"> </w:t>
+      </w:r>
+      <w:r>
+        <w:t>Z</w:t>
+      </w:r>
+      <w:r>
+        <w:t>id</w:t>
+      </w:r>
+      <w:r>
+        <w:t xml:space="preserve"> sam o</w:t>
+      </w:r>
+      <w:r>
+        <w:t>bojao u dvije varijatne boje</w:t>
+      </w:r>
+      <w:r>
+        <w:t xml:space="preserve"> –</w:t>
+      </w:r>
+      <w:r>
+        <w:t xml:space="preserve"> žutu i zelenu</w:t>
+      </w:r>
+      <w:r>
+        <w:t>,</w:t>
+      </w:r>
+      <w:r>
+        <w:t xml:space="preserve"> jer se </w:t>
+      </w:r>
+      <w:r>
+        <w:t xml:space="preserve">upravo </w:t>
+      </w:r>
+      <w:r>
+        <w:t>takve na stazi</w:t>
+      </w:r>
+      <w:r>
+        <w:t xml:space="preserve"> i</w:t>
+      </w:r>
+      <w:r>
+        <w:t xml:space="preserve"> pojavljuju.</w:t>
+      </w:r>
+    </w:p>
+    <w:p>
+      <w:pPr>
+        <w:pStyle w:val="Heading3"/>
+        <w:numPr>
+          <w:ilvl w:val="2"/>
+          <w:numId w:val="19"/>
+        </w:numPr>
+        <w:rPr>
+          <w:rFonts w:ascii="Arial" w:hAnsi="Arial" w:cs="Arial"/>
+          <w:color w:val="auto"/>
+        </w:rPr>
+      </w:pPr>
+      <w:r>
+        <w:rPr>
+          <w:rFonts w:ascii="Arial" w:hAnsi="Arial" w:cs="Arial"/>
+          <w:color w:val="auto"/>
+        </w:rPr>
+        <w:t xml:space="preserve"> </w:t>
+      </w:r>
+      <w:r>
+        <w:rPr>
+          <w:rFonts w:ascii="Arial" w:hAnsi="Arial" w:cs="Arial"/>
+          <w:color w:val="auto"/>
+        </w:rPr>
+        <w:tab/>
+      </w:r>
+      <w:bookmarkStart w:id="18" w:name="_Toc208329342"/>
+      <w:r>
+        <w:rPr>
+          <w:rFonts w:ascii="Arial" w:hAnsi="Arial" w:cs="Arial"/>
+          <w:color w:val="auto"/>
+        </w:rPr>
+        <w:t>Reklam</w:t>
+      </w:r>
+      <w:r>
+        <w:rPr>
+          <w:rFonts w:ascii="Arial" w:hAnsi="Arial" w:cs="Arial"/>
+          <w:color w:val="auto"/>
+        </w:rPr>
+        <w:t>ni</w:t>
+      </w:r>
+      <w:r>
+        <w:rPr>
+          <w:rFonts w:ascii="Arial" w:hAnsi="Arial" w:cs="Arial"/>
+          <w:color w:val="auto"/>
+        </w:rPr>
+        <w:t xml:space="preserve"> most</w:t>
+      </w:r>
+      <w:bookmarkEnd w:id="18"/>
+    </w:p>
+    <w:p>
+      <w:r>
+        <w:t>Most koji služi osim da prikaže reklamu</w:t>
+      </w:r>
+      <w:r>
+        <w:t>, služi</w:t>
+      </w:r>
+      <w:r>
+        <w:t xml:space="preserve"> za ljude da prelaze </w:t>
+      </w:r>
+      <w:r>
+        <w:t>njime</w:t>
+      </w:r>
+      <w:r>
+        <w:t xml:space="preserve"> preko staze </w:t>
+      </w:r>
+      <w:r>
+        <w:t>radi</w:t>
+      </w:r>
+      <w:r>
+        <w:t xml:space="preserve"> smanj</w:t>
+      </w:r>
+      <w:r>
+        <w:t>enog</w:t>
+      </w:r>
+      <w:r>
+        <w:t xml:space="preserve"> rizik</w:t>
+      </w:r>
+      <w:r>
+        <w:t>a</w:t>
+      </w:r>
+      <w:r>
+        <w:t>.</w:t>
+      </w:r>
+      <w:r>
+        <w:t xml:space="preserve"> Potrebno je bilo napraviti stepenice, potporn</w:t>
+      </w:r>
+      <w:r>
+        <w:t>e</w:t>
+      </w:r>
+      <w:r>
+        <w:t xml:space="preserve"> stupov</w:t>
+      </w:r>
+      <w:r>
+        <w:t>e</w:t>
+      </w:r>
+      <w:r>
+        <w:t xml:space="preserve"> i sami prelaz.</w:t>
+      </w:r>
+      <w:r>
+        <w:t xml:space="preserve"> Prijelaz je bio na bazi jednostavnog kvadra izduženog i izdubljenog. Za stepenice sam izobličio po referentnoj slici strane kvadra da se nakoso spuštaju prema dnu tako da i dalje čine ciljani oblik, nakošene dijelove sam podijelio opcijom „Loop cut“ na broj stranica dovoljnih da prezentiraju jednu stubu. Zatim sam ih odvojio opcijom </w:t>
+      </w:r>
+      <w:r>
+        <w:rPr>
+          <w:i/>
+          <w:iCs/>
+        </w:rPr>
+        <w:t>Split</w:t>
+      </w:r>
+      <w:r>
+        <w:rPr>
+          <w:i/>
+          <w:iCs/>
+        </w:rPr>
+        <w:t xml:space="preserve"> </w:t>
+      </w:r>
+      <w:r>
+        <w:t>tako da mogu manipulirati njiho</w:t>
+      </w:r>
+      <w:r>
+        <w:t>vim pozicijama bez da komprimiram ostatak objekta. Nakosio sam ih i povezao sa ostatkom objekta kada su bili pozicionirani na poželjnom mjestu.</w:t>
+      </w:r>
+      <w:r>
+        <w:t xml:space="preserve"> Potporne stupove sam oblikovao na način da sam kocku triangulirao (ctrl+t) i postavio modifikator </w:t>
+      </w:r>
+      <w:r>
+        <w:rPr>
+          <w:i/>
+          <w:iCs/>
+        </w:rPr>
+        <w:t>wireframe</w:t>
+      </w:r>
+      <w:r>
+        <w:t>.</w:t>
+      </w:r>
+      <w:r>
+        <w:t xml:space="preserve"> Teksturu sam postavio da bude metalne površine i sive nijanse boje osim dijela gdje se nalazi sama reklama, ona je boje koja se poklapa sa bojom reklame koja se tamo inače nalazi.</w:t>
+      </w:r>
+    </w:p>
+    <w:p>
+      <w:pPr>
+        <w:pStyle w:val="Heading3"/>
+        <w:numPr>
+          <w:ilvl w:val="2"/>
+          <w:numId w:val="19"/>
+        </w:numPr>
+        <w:rPr>
+          <w:rFonts w:ascii="Arial" w:hAnsi="Arial" w:cs="Arial"/>
+          <w:color w:val="auto"/>
+        </w:rPr>
+      </w:pPr>
+      <w:bookmarkStart w:id="19" w:name="_Toc208329343"/>
+      <w:r>
+        <w:rPr>
+          <w:rFonts w:ascii="Arial" w:hAnsi="Arial" w:cs="Arial"/>
+          <w:color w:val="auto"/>
+        </w:rPr>
+        <w:t>Tribin</w:t>
+      </w:r>
+      <w:r>
+        <w:rPr>
+          <w:rFonts w:ascii="Arial" w:hAnsi="Arial" w:cs="Arial"/>
+          <w:color w:val="auto"/>
+        </w:rPr>
+        <w:t>e</w:t>
+      </w:r>
+      <w:bookmarkEnd w:id="19"/>
+    </w:p>
+    <w:p>
+      <w:r>
+        <w:t xml:space="preserve">Na stazi prisutno je više vrsta tribina koje variraju veličinom, izgledom i kapacitetom mogućih gledatelja. Odabrao sam napraviti tri vrste: glavnu i najveću, srednje veliku i manju tribinu koje sam onda distribuirao po sceni. </w:t>
+      </w:r>
+      <w:r>
+        <w:t xml:space="preserve">Prema tribinama sam uzeo takav pristup da sam prvo kreirao </w:t>
+      </w:r>
+      <w:r>
+        <w:rPr>
+          <w:i/>
+          <w:iCs/>
+        </w:rPr>
+        <w:t>plain</w:t>
+      </w:r>
+      <w:r>
+        <w:rPr>
+          <w:i/>
+          <w:iCs/>
+        </w:rPr>
+        <w:t xml:space="preserve"> </w:t>
+      </w:r>
+      <w:r>
+        <w:t xml:space="preserve">i dodao mu debljinu, produžio da ima prednji i stražnji plato gdje se gledatelji mogu kretati prema svojim mjestima. Sa stih platoa nadovezane su stepenice koje se spuštaju do tla. Nakon grubog kostura tribina nakosio sam površinu gdje se nalaze sama sjedala i podjelio ih kao da kreiram stepenice kao što sam objasnio za prethodni model mosta sa reklamom. Na njih sam pozicioniro sjedala oblikovana iz udubljenog plosnatog kvadra i kako bi izbjegao repeditivan posao pozicioniranja zasebnog sjedala na svako mjesto iskoristio sam prethodno spomenut modifikator </w:t>
+      </w:r>
+      <w:r>
+        <w:rPr>
+          <w:i/>
+          <w:iCs/>
+        </w:rPr>
+        <w:t>array</w:t>
+      </w:r>
+      <w:r>
+        <w:t>.</w:t>
+      </w:r>
+      <w:r>
+        <w:t xml:space="preserve"> Ogradu koja se pruža oko tribina za sigurnost sam izvukao iz ruba kostura </w:t>
+      </w:r>
+      <w:r>
+        <w:t xml:space="preserve">tribina i kako bi sličile ogradi iskoristio sam </w:t>
+      </w:r>
+      <w:r>
+        <w:rPr>
+          <w:i/>
+          <w:iCs/>
+        </w:rPr>
+        <w:t>wireframe</w:t>
+      </w:r>
+      <w:r>
+        <w:t xml:space="preserve"> modifikator koji prebaci masu sa ispunjenja oblika na same stranice tog oblika. </w:t>
+      </w:r>
+      <w:r>
+        <w:lastRenderedPageBreak/>
+        <w:t>Potporne stupove koji drže tribine sam kreirao na isti način kao one za most sa reklamom. Tekstura se sastoji od baze metalnog dijela sivkaste boje za skoro cijeli objekt osim samih sjedala koja su plave boje i plastične strukture.</w:t>
+      </w:r>
+      <w:r>
+        <w:rPr>
+          <w:i/>
+          <w:iCs/>
+        </w:rPr>
+        <w:t xml:space="preserve"> </w:t>
+      </w:r>
+    </w:p>
+    <w:p>
+      <w:pPr>
+        <w:pStyle w:val="Heading3"/>
+        <w:numPr>
+          <w:ilvl w:val="2"/>
+          <w:numId w:val="19"/>
+        </w:numPr>
+        <w:rPr>
+          <w:rFonts w:ascii="Arial" w:hAnsi="Arial" w:cs="Arial"/>
+          <w:color w:val="auto"/>
+        </w:rPr>
+      </w:pPr>
+      <w:bookmarkStart w:id="20" w:name="_Toc208329344"/>
+      <w:r>
+        <w:rPr>
+          <w:rFonts w:ascii="Arial" w:hAnsi="Arial" w:cs="Arial"/>
+          <w:color w:val="auto"/>
+        </w:rPr>
+        <w:t>Rubnjak</w:t>
+      </w:r>
+      <w:bookmarkEnd w:id="20"/>
+    </w:p>
+    <w:p>
+      <w:r>
+        <w:t xml:space="preserve">Rubnjak je povišeni dio staze koji je gumeno-plastični. „Proširuje“ stazu i joj daje joj bolja vizualna ograničenja u zavojima koliko je i kuda moguće kretati se njima. Model rubnjaka sam napravio kao to što i je, povišenje već postojeće staze, tako da sam </w:t>
+      </w:r>
+      <w:r>
+        <w:t>uzeo kvadar i oblikovao ga tako da prati stazu.</w:t>
+      </w:r>
+      <w:r>
+        <w:t xml:space="preserve"> </w:t>
+      </w:r>
+      <w:r>
+        <w:t xml:space="preserve">Grbavo je </w:t>
+      </w:r>
+      <w:r>
+        <w:t>, blizu staze a druga u koso povišena kako bi dala izraz kose grbe na rubu staze. Podjenjena je na poligone koji su</w:t>
+      </w:r>
+      <w:r>
+        <w:t xml:space="preserve"> naizmjenično</w:t>
+      </w:r>
+      <w:r>
+        <w:t xml:space="preserve"> obojani zeleno-žuto</w:t>
+      </w:r>
+      <w:r>
+        <w:t xml:space="preserve"> jer su takvi na stazi.</w:t>
+      </w:r>
+    </w:p>
+    <w:p>
+      <w:pPr>
+        <w:pStyle w:val="Heading3"/>
+        <w:numPr>
+          <w:ilvl w:val="2"/>
+          <w:numId w:val="19"/>
+        </w:numPr>
+        <w:rPr>
+          <w:rFonts w:ascii="Arial" w:hAnsi="Arial" w:cs="Arial"/>
+          <w:color w:val="auto"/>
+        </w:rPr>
+      </w:pPr>
+      <w:bookmarkStart w:id="21" w:name="_Toc208329345"/>
+      <w:r>
+        <w:rPr>
+          <w:rFonts w:ascii="Arial" w:hAnsi="Arial" w:cs="Arial"/>
+          <w:color w:val="auto"/>
+        </w:rPr>
+        <w:t>Šator</w:t>
+      </w:r>
+      <w:r>
+        <w:rPr>
+          <w:rFonts w:ascii="Arial" w:hAnsi="Arial" w:cs="Arial"/>
+          <w:color w:val="auto"/>
+        </w:rPr>
+        <w:t>i</w:t>
+      </w:r>
+      <w:bookmarkEnd w:id="21"/>
+    </w:p>
+    <w:p>
+      <w:r>
+        <w:t>Baza tijela šatora je jednostavna</w:t>
+      </w:r>
+      <w:r>
+        <w:t>,</w:t>
+      </w:r>
+      <w:r>
+        <w:t xml:space="preserve"> ali ima više instanci jer postoje 3 vrste šatora koje koriste organizatori tokom perioda utrke, jedan je mali i jednostavan, drugi je dvostruko veći i drugačije je konstrukcije, a treći je </w:t>
+      </w:r>
+      <w:r>
+        <w:t>sličan nastrešici i mjesto za počinak gledateljima</w:t>
+      </w:r>
+      <w:r>
+        <w:t xml:space="preserve">. </w:t>
+      </w:r>
+      <w:r>
+        <w:t>Za model malog šatora sam u</w:t>
+      </w:r>
+      <w:r>
+        <w:t>zeo kocku i sredinu gornje plohe joj pomakao u visinu da</w:t>
+      </w:r>
+      <w:r>
+        <w:t xml:space="preserve"> se</w:t>
+      </w:r>
+      <w:r>
+        <w:t xml:space="preserve"> dobije šiljast oblik vrha šatora</w:t>
+      </w:r>
+      <w:r>
+        <w:t>.</w:t>
+      </w:r>
+      <w:r>
+        <w:t xml:space="preserve"> </w:t>
+      </w:r>
+      <w:r>
+        <w:t>D</w:t>
+      </w:r>
+      <w:r>
+        <w:t>no</w:t>
+      </w:r>
+      <w:r>
+        <w:t xml:space="preserve"> je</w:t>
+      </w:r>
+      <w:r>
+        <w:t xml:space="preserve"> kockasto, </w:t>
+      </w:r>
+      <w:r>
+        <w:t xml:space="preserve">a na </w:t>
+      </w:r>
+      <w:r>
+        <w:t xml:space="preserve">zidovima </w:t>
+      </w:r>
+      <w:r>
+        <w:t>detalj</w:t>
+      </w:r>
+      <w:r>
+        <w:t>i</w:t>
+      </w:r>
+      <w:r>
+        <w:t xml:space="preserve"> od sturkture i vrata</w:t>
+      </w:r>
+      <w:r>
+        <w:t xml:space="preserve">. </w:t>
+      </w:r>
+      <w:r>
+        <w:t>Drugi je dvostruko širi</w:t>
+      </w:r>
+      <w:r>
+        <w:t xml:space="preserve"> i duži, te mu je krov duž šatora</w:t>
+      </w:r>
+      <w:r>
+        <w:t>. Treći, nalik nastrešici je otvorenog tipa</w:t>
+      </w:r>
+      <w:r>
+        <w:t>, prednja strana mu je otvorena, dok mu je stražnji zid pokriven, te je natkriven krovom. Tlo mu je nadignuto od tla tako da ima svoju platformu</w:t>
+      </w:r>
+      <w:r>
+        <w:t>.</w:t>
+      </w:r>
+    </w:p>
+    <w:p>
+      <w:pPr>
+        <w:pStyle w:val="Heading3"/>
+        <w:numPr>
+          <w:ilvl w:val="2"/>
+          <w:numId w:val="19"/>
+        </w:numPr>
+        <w:rPr>
+          <w:rFonts w:ascii="Arial" w:hAnsi="Arial" w:cs="Arial"/>
+          <w:color w:val="auto"/>
+        </w:rPr>
+      </w:pPr>
+      <w:bookmarkStart w:id="22" w:name="_Toc208329346"/>
+      <w:r>
+        <w:rPr>
+          <w:rFonts w:ascii="Arial" w:hAnsi="Arial" w:cs="Arial"/>
+          <w:color w:val="auto"/>
+        </w:rPr>
+        <w:t>Dizalica</w:t>
+      </w:r>
+      <w:bookmarkEnd w:id="22"/>
+    </w:p>
+    <w:p>
+      <w:r>
+        <w:t xml:space="preserve">Dizalica se sastoji od vozila koje se može kretati i ruke koja diže platformu sa ogradom gdje se </w:t>
+      </w:r>
+      <w:r>
+        <w:t>nalaz</w:t>
+      </w:r>
+      <w:r>
+        <w:t>i tehničko osoblje</w:t>
+      </w:r>
+      <w:r>
+        <w:t>.</w:t>
+      </w:r>
+      <w:r>
+        <w:t xml:space="preserve"> </w:t>
+      </w:r>
+      <w:r>
+        <w:t>K</w:t>
+      </w:r>
+      <w:r>
+        <w:t xml:space="preserve">oristi se od strane novinara za </w:t>
+      </w:r>
+      <w:r>
+        <w:t>snimanje</w:t>
+      </w:r>
+      <w:r>
+        <w:t xml:space="preserve"> iz raznih perspektiva tokom utrke i radnika koji trebaju nešto sanirati</w:t>
+      </w:r>
+      <w:r>
+        <w:t>,</w:t>
+      </w:r>
+      <w:r>
+        <w:t xml:space="preserve"> a da se nalazi na višim položajima. </w:t>
+      </w:r>
+      <w:r>
+        <w:t xml:space="preserve">Krenuo sam model od </w:t>
+      </w:r>
+      <w:r>
+        <w:t xml:space="preserve">dna i vozilo sam oblikovao od kocke koju sam dijelio tako da sam joj izobljavao prednji dio i prema vrhu. U sredini sam ju produbio i stvorio mjesto za ruku koju sam onda izvukao </w:t>
+      </w:r>
+      <w:r>
+        <w:rPr>
+          <w:i/>
+          <w:iCs/>
+        </w:rPr>
+        <w:t>extrude</w:t>
+      </w:r>
+      <w:r>
+        <w:rPr>
+          <w:i/>
+          <w:iCs/>
+        </w:rPr>
+        <w:t xml:space="preserve"> </w:t>
+      </w:r>
+      <w:r>
+        <w:t>opcijom iz vozila prema željenoj visini, pazio sam na zglobove pri tom procesu i na vrhu sam iz dijela proširio tu ruku u platformu na kojoj sam onda uredio i ogradu</w:t>
+      </w:r>
+      <w:r>
+        <w:t>. Na kraju sam nadodao kotače ispod vozila. Tekstura je metaln</w:t>
+      </w:r>
+      <w:r>
+        <w:t>e površine, glađe od ograde</w:t>
+      </w:r>
+      <w:r>
+        <w:t xml:space="preserve"> s plavo sivom kombinacijom boja jer je vozilo plavo</w:t>
+      </w:r>
+      <w:r>
+        <w:t xml:space="preserve"> dok su ruka i platforma sive.</w:t>
+      </w:r>
+    </w:p>
+    <w:p>
+      <w:pPr>
+        <w:pStyle w:val="Heading3"/>
+        <w:numPr>
+          <w:ilvl w:val="2"/>
+          <w:numId w:val="19"/>
+        </w:numPr>
+        <w:rPr>
+          <w:rFonts w:ascii="Arial" w:hAnsi="Arial" w:cs="Arial"/>
+          <w:color w:val="auto"/>
+        </w:rPr>
+      </w:pPr>
+      <w:bookmarkStart w:id="23" w:name="_Toc208329347"/>
+      <w:r>
+        <w:rPr>
+          <w:rFonts w:ascii="Arial" w:hAnsi="Arial" w:cs="Arial"/>
+          <w:color w:val="auto"/>
+        </w:rPr>
+        <w:lastRenderedPageBreak/>
+        <w:t>Cisterna</w:t>
+      </w:r>
+      <w:bookmarkEnd w:id="23"/>
+    </w:p>
+    <w:p>
+      <w:r>
+        <w:t>Vozilo sastoji se od kamiona i cisterne na svojem zadnjem kraju. Koristi se tokom perioda utrka za transport goriva</w:t>
+      </w:r>
+      <w:r>
+        <w:t>. Kamion je oblikovan iz kocke, dodani su manji detalji prozora, vrata, svijeta, hladnjaka za motor i jednostavnih kotača. Na zadnjem dijelu dodana je cisterna formirana od spljoštenog valjka.</w:t>
+      </w:r>
+    </w:p>
+    <w:p/>
+    <w:p>
+      <w:pPr>
+        <w:pStyle w:val="Heading3"/>
+        <w:numPr>
+          <w:ilvl w:val="2"/>
+          <w:numId w:val="19"/>
+        </w:numPr>
+        <w:rPr>
+          <w:rFonts w:ascii="Arial" w:hAnsi="Arial" w:cs="Arial"/>
+          <w:color w:val="auto"/>
+        </w:rPr>
+      </w:pPr>
+      <w:bookmarkStart w:id="24" w:name="_Toc208329350"/>
+      <w:r>
+        <w:rPr>
+          <w:rFonts w:ascii="Arial" w:hAnsi="Arial" w:cs="Arial"/>
+          <w:color w:val="auto"/>
+        </w:rPr>
+        <w:t>Zaslon</w:t>
+      </w:r>
+      <w:r>
+        <w:rPr>
+          <w:rFonts w:ascii="Arial" w:hAnsi="Arial" w:cs="Arial"/>
+          <w:color w:val="auto"/>
+        </w:rPr>
+        <w:t>i</w:t>
+      </w:r>
+      <w:bookmarkEnd w:id="24"/>
+    </w:p>
+    <w:p>
+      <w:r>
+        <w:t xml:space="preserve">U sceni su prisutne dvije verzije zaslona prvi je naslagan na dva brodska kontejnera koje sam kopirao od iznad opisanog modela. Na vrh njih sam dimenzionirao platformu od skaliranog kvadra i ogradu oko nje sa zadnje strane dok je sa prednje sami zaslon sličan strukturom kao platforma preko kojeg se inače na utrci prati stanje koje snimaju organizatori i mediji. Tekstura kontejnera je ista kao i kod prethodnog, dok je zaslon </w:t>
+      </w:r>
+      <w:r>
+        <w:t>crn i polusvjetlucav</w:t>
+      </w:r>
+      <w:r>
+        <w:t>.</w:t>
+      </w:r>
+    </w:p>
+    <w:p>
+      <w:pPr>
+        <w:pStyle w:val="Heading3"/>
+        <w:numPr>
+          <w:ilvl w:val="2"/>
+          <w:numId w:val="19"/>
+        </w:numPr>
+        <w:rPr>
+          <w:rFonts w:ascii="Arial" w:hAnsi="Arial" w:cs="Arial"/>
+          <w:color w:val="auto"/>
+        </w:rPr>
+      </w:pPr>
+      <w:r>
+        <w:rPr>
+          <w:rFonts w:ascii="Arial" w:hAnsi="Arial" w:cs="Arial"/>
+          <w:color w:val="auto"/>
+        </w:rPr>
+        <w:t>Zidni uspornik</w:t>
+      </w:r>
+    </w:p>
+    <w:p>
+      <w:r>
+        <w:t>Element koji se nalazi na rubovima ograda pri ulazu u box. Služe kao sredstvo usporavanja u slučaju sudara da bi se spriječio direktni kontakt sa betonskim zidom. Specifičnog je izgleda i razlučivo je na iste dijelove koji se ponavljaju. Krenuo sam od figure kocke koju sam smanjio</w:t>
+      </w:r>
+      <w:r>
+        <w:t>, podijelio na 5 dijelova i njih pozicionirao tako da simuliram izbočinu sa jedne strane – odnosno udubinu sa druge strane. Kada je segment bio gotov kako bi dobio cijelo tijelo kopirao sam ga u stranu i povezao.</w:t>
+      </w:r>
+    </w:p>
+    <w:p>
+      <w:pPr>
+        <w:pStyle w:val="Heading3"/>
+        <w:numPr>
+          <w:ilvl w:val="2"/>
+          <w:numId w:val="19"/>
+        </w:numPr>
+        <w:spacing w:line="480" w:lineRule="auto"/>
+        <w:rPr>
+          <w:rFonts w:ascii="Arial" w:hAnsi="Arial" w:cs="Arial"/>
+          <w:color w:val="auto"/>
+        </w:rPr>
+      </w:pPr>
+      <w:bookmarkStart w:id="25" w:name="_Toc208329352"/>
+      <w:r>
+        <w:rPr>
+          <w:rFonts w:ascii="Arial" w:hAnsi="Arial" w:cs="Arial"/>
+          <w:color w:val="auto"/>
+        </w:rPr>
+        <w:t>Zgrad</w:t>
+      </w:r>
+      <w:r>
+        <w:rPr>
+          <w:rFonts w:ascii="Arial" w:hAnsi="Arial" w:cs="Arial"/>
+          <w:color w:val="auto"/>
+        </w:rPr>
+        <w:t>e</w:t>
+      </w:r>
+      <w:bookmarkEnd w:id="25"/>
+    </w:p>
+    <w:p>
+      <w:r>
+        <w:t xml:space="preserve">Od zgrada koje se nalaze kao objekti na stazi izdvojio sam </w:t>
+      </w:r>
+      <w:r>
+        <w:t>četiri</w:t>
+      </w:r>
+      <w:r>
+        <w:t xml:space="preserve"> glavnije, od kojih su </w:t>
+      </w:r>
+      <w:r>
+        <w:t>tri</w:t>
+      </w:r>
+      <w:r>
+        <w:t xml:space="preserve"> u sekciji box-a</w:t>
+      </w:r>
+      <w:r>
+        <w:t xml:space="preserve"> – odnosno garaža/radiona, uredi i sportski centar.</w:t>
+      </w:r>
+      <w:r>
+        <w:t xml:space="preserve"> </w:t>
+      </w:r>
+      <w:r>
+        <w:t>Č</w:t>
+      </w:r>
+      <w:r>
+        <w:t xml:space="preserve">etvrta je </w:t>
+      </w:r>
+      <w:r>
+        <w:t xml:space="preserve">vizualno </w:t>
+      </w:r>
+      <w:r>
+        <w:t xml:space="preserve">ikonična </w:t>
+      </w:r>
+      <w:r>
+        <w:t>zgrada</w:t>
+      </w:r>
+      <w:r>
+        <w:t xml:space="preserve"> </w:t>
+      </w:r>
+      <w:r>
+        <w:t xml:space="preserve">sportskog </w:t>
+      </w:r>
+      <w:r>
+        <w:t>instituta</w:t>
+      </w:r>
+      <w:r>
+        <w:t xml:space="preserve"> obložen</w:t>
+      </w:r>
+      <w:r>
+        <w:t>og</w:t>
+      </w:r>
+      <w:r>
+        <w:t xml:space="preserve"> ciglom koja se nalazi na četvrtom zavoju</w:t>
+      </w:r>
+      <w:r>
+        <w:t>.</w:t>
+      </w:r>
+      <w:r>
+        <w:t xml:space="preserve"> </w:t>
+      </w:r>
+      <w:r>
+        <w:t>Paralelno uz startnu liniju proteže se sporedna staza kojom vozači dolaze do garaže/radione svog tima. Uredi i sportski centar su zgrade koje tamo inače imaju svoju upotrebu i ne koriste se tokom utrke za ništa više nego neke gledatelje da dođu na balkone gledati.</w:t>
+      </w:r>
+    </w:p>
+    <w:p>
+      <w:pPr>
+        <w:pStyle w:val="Heading3"/>
+        <w:numPr>
+          <w:ilvl w:val="2"/>
+          <w:numId w:val="19"/>
+        </w:numPr>
+        <w:rPr>
+          <w:rFonts w:ascii="Arial" w:hAnsi="Arial" w:cs="Arial"/>
+          <w:color w:val="auto"/>
+        </w:rPr>
+      </w:pPr>
+      <w:bookmarkStart w:id="26" w:name="_Toc208329354"/>
+      <w:r>
+        <w:rPr>
+          <w:rFonts w:ascii="Arial" w:hAnsi="Arial" w:cs="Arial"/>
+          <w:color w:val="auto"/>
+        </w:rPr>
+        <w:lastRenderedPageBreak/>
+        <w:t>Semafor</w:t>
+      </w:r>
+      <w:bookmarkEnd w:id="26"/>
+    </w:p>
+    <w:p>
+      <w:pPr>
+        <w:pStyle w:val="Heading3"/>
+        <w:numPr>
+          <w:ilvl w:val="2"/>
+          <w:numId w:val="19"/>
+        </w:numPr>
+        <w:rPr>
+          <w:rFonts w:ascii="Arial" w:hAnsi="Arial" w:cs="Arial"/>
+          <w:color w:val="auto"/>
+        </w:rPr>
+      </w:pPr>
+      <w:bookmarkStart w:id="27" w:name="_Toc208329355"/>
+      <w:r>
+        <w:rPr>
+          <w:rFonts w:ascii="Arial" w:hAnsi="Arial" w:cs="Arial"/>
+          <w:color w:val="auto"/>
+        </w:rPr>
+        <w:t>Reklama</w:t>
+      </w:r>
+      <w:bookmarkEnd w:id="27"/>
+    </w:p>
+    <w:p>
+      <w:r>
+        <w:t>Reklame koje se nalaze na pojedinim sektorima dijele istu strukturu. Kreirao sam kvadar i skalirao ga da bude manji jer sam iz njega izvukao stup</w:t>
+      </w:r>
+      <w:r>
+        <w:t xml:space="preserve"> na visinu ograde. Iz stupa je izvučen onda oblik reklame kojem je nadodan isti materijal kao i ogradi.</w:t>
+      </w:r>
+    </w:p>
+    <w:p>
+      <w:pPr>
+        <w:pStyle w:val="Heading3"/>
+        <w:numPr>
+          <w:ilvl w:val="2"/>
+          <w:numId w:val="19"/>
+        </w:numPr>
+        <w:rPr>
+          <w:rFonts w:ascii="Arial" w:hAnsi="Arial" w:cs="Arial"/>
+          <w:color w:val="auto"/>
+        </w:rPr>
+      </w:pPr>
+      <w:bookmarkStart w:id="28" w:name="_Toc208329357"/>
+      <w:r>
+        <w:rPr>
+          <w:rFonts w:ascii="Arial" w:hAnsi="Arial" w:cs="Arial"/>
+          <w:color w:val="auto"/>
+        </w:rPr>
+        <w:t>Drvo</w:t>
+      </w:r>
+      <w:bookmarkEnd w:id="28"/>
+    </w:p>
+    <w:p>
+      <w:r>
+        <w:t xml:space="preserve">U samom parku nalazi se više vrsta stabala, no radi jednostavnosti izradio sam jednu. Deblo stabla dobiveno je iz točke (engl. </w:t>
+      </w:r>
+      <w:r>
+        <w:rPr>
+          <w:i/>
+          <w:iCs/>
+        </w:rPr>
+        <w:t>single</w:t>
+      </w:r>
+      <w:r>
+        <w:t xml:space="preserve"> </w:t>
+      </w:r>
+      <w:r>
+        <w:rPr>
+          <w:i/>
+          <w:iCs/>
+        </w:rPr>
+        <w:t>vert</w:t>
+      </w:r>
+      <w:r>
+        <w:t>)</w:t>
+      </w:r>
+      <w:r>
+        <w:t xml:space="preserve"> koja je istiskivanjem (engl. </w:t>
+      </w:r>
+      <w:r>
+        <w:rPr>
+          <w:i/>
+          <w:iCs/>
+        </w:rPr>
+        <w:t>extrude</w:t>
+      </w:r>
+      <w:r>
+        <w:t xml:space="preserve">) </w:t>
+      </w:r>
+      <w:r>
+        <w:t xml:space="preserve">i </w:t>
+      </w:r>
+      <w:r>
+        <w:t>dobrim pozicioniranjem</w:t>
+      </w:r>
+      <w:r>
+        <w:t xml:space="preserve"> </w:t>
+      </w:r>
+      <w:r>
+        <w:t>poprimala oblik stabla.</w:t>
+      </w:r>
+      <w:r>
+        <w:t xml:space="preserve"> </w:t>
+      </w:r>
+      <w:r>
+        <w:t xml:space="preserve">Sa dobivenim kosturom iskorišten je modifikator kože (engl. </w:t>
+      </w:r>
+      <w:r>
+        <w:rPr>
+          <w:i/>
+          <w:iCs/>
+        </w:rPr>
+        <w:t>skin</w:t>
+      </w:r>
+      <w:r>
+        <w:t>)</w:t>
+      </w:r>
+      <w:r>
+        <w:t xml:space="preserve"> i uređen kako bi izgledao normalno.</w:t>
+      </w:r>
+      <w:r>
+        <w:t xml:space="preserve"> Sljedeća je bila priprema za izradu krošnje, a temelj je list. List sam oblikovao iz kvadra, a krošnju od objekta „Ico sp</w:t>
+      </w:r>
+      <w:r>
+        <w:t>h</w:t>
+      </w:r>
+      <w:r>
+        <w:t>ere“.</w:t>
+      </w:r>
+      <w:r>
+        <w:t xml:space="preserve"> Objekt krošnje sam stavio u žičani pogled</w:t>
+      </w:r>
+      <w:r>
+        <w:t xml:space="preserve">, dodjelio mu sistem čestica i postavio ga na tip kose (engl. </w:t>
+      </w:r>
+      <w:r>
+        <w:rPr>
+          <w:i/>
+          <w:iCs/>
+        </w:rPr>
+        <w:t>hair</w:t>
+      </w:r>
+      <w:r>
+        <w:t xml:space="preserve">), te uređivao postavke </w:t>
+      </w:r>
+      <w:r>
+        <w:rPr>
+          <w:i/>
+          <w:iCs/>
+        </w:rPr>
+        <w:t>emission</w:t>
+      </w:r>
+      <w:r>
+        <w:rPr>
+          <w:i/>
+          <w:iCs/>
+        </w:rPr>
+        <w:t>, rotation i render</w:t>
+      </w:r>
+      <w:r>
+        <w:t>.</w:t>
+      </w:r>
+    </w:p>
+    <w:p>
+      <w:pPr>
+        <w:pStyle w:val="Heading3"/>
+        <w:numPr>
+          <w:ilvl w:val="2"/>
+          <w:numId w:val="19"/>
+        </w:numPr>
+        <w:rPr>
+          <w:rFonts w:ascii="Arial" w:hAnsi="Arial" w:cs="Arial"/>
+          <w:color w:val="auto"/>
+        </w:rPr>
+      </w:pPr>
+      <w:r>
+        <w:rPr>
+          <w:rFonts w:ascii="Arial" w:hAnsi="Arial" w:cs="Arial"/>
+          <w:color w:val="auto"/>
+        </w:rPr>
+        <w:t>Sanitarni čvor</w:t>
+      </w:r>
+    </w:p>
+    <w:p/>
+    <w:p>
+      <w:pPr>
+        <w:pStyle w:val="Heading3"/>
+        <w:numPr>
+          <w:ilvl w:val="2"/>
+          <w:numId w:val="19"/>
+        </w:numPr>
+        <w:rPr>
+          <w:rFonts w:ascii="Arial" w:hAnsi="Arial" w:cs="Arial"/>
+          <w:color w:val="auto"/>
+        </w:rPr>
+      </w:pPr>
+      <w:r>
+        <w:rPr>
+          <w:rFonts w:ascii="Arial" w:hAnsi="Arial" w:cs="Arial"/>
+          <w:color w:val="auto"/>
+        </w:rPr>
+        <w:t>G</w:t>
+      </w:r>
+      <w:r>
+        <w:rPr>
+          <w:rFonts w:ascii="Arial" w:hAnsi="Arial" w:cs="Arial"/>
+          <w:color w:val="auto"/>
+        </w:rPr>
+        <w:t>a</w:t>
+      </w:r>
+      <w:r>
+        <w:rPr>
+          <w:rFonts w:ascii="Arial" w:hAnsi="Arial" w:cs="Arial"/>
+          <w:color w:val="auto"/>
+        </w:rPr>
+        <w:t>raže</w:t>
+      </w:r>
+      <w:r>
+        <w:rPr>
+          <w:rFonts w:ascii="Arial" w:hAnsi="Arial" w:cs="Arial"/>
+          <w:color w:val="auto"/>
+        </w:rPr>
+        <w:t>/radionice</w:t>
+      </w:r>
+    </w:p>
+    <w:p>
+      <w:r>
+        <w:t>Svaki tim ima pravo na dvije garaže/radionice jer imaju dva vozila u utrci. Sa tim dijelom sam krenuo u kreiranje zgrade, postavio sam prije izmodelirani bolid i po njemu uzimao mjeru za garažu.</w:t>
+      </w:r>
+      <w:r>
+        <w:t xml:space="preserve"> Nakon izrađene garaže prekopirao sam ju pored prve i stopio elemente. Nastavio sam sa zgradom u visinu nadodavajući terase po putu i isticajući dijelove gdje su prozori. Na samom vrhu nalaze male stepenaste tribine tako da sam i njih dodao. Završetkom dijela sa dvije garaže, iskoristio sam modifikator array kako bi obuhvatio ostalih devet timova po dvije garaže. Zgradu sam obložio betonskim materijalom sa drugačijim materijalom u predjelu reklama i stakla.</w:t>
+      </w:r>
+    </w:p>
+    <w:p/>
+    <w:p>
+      <w:pPr>
+        <w:pStyle w:val="Heading3"/>
+        <w:numPr>
+          <w:ilvl w:val="2"/>
+          <w:numId w:val="19"/>
+        </w:numPr>
+        <w:rPr>
+          <w:rFonts w:ascii="Arial" w:hAnsi="Arial" w:cs="Arial"/>
+          <w:color w:val="auto"/>
+        </w:rPr>
+      </w:pPr>
+      <w:bookmarkStart w:id="29" w:name="_Toc208329360"/>
+      <w:r>
+        <w:rPr>
+          <w:rFonts w:ascii="Arial" w:hAnsi="Arial" w:cs="Arial"/>
+          <w:color w:val="auto"/>
+        </w:rPr>
+        <w:t>Po</w:t>
+      </w:r>
+      <w:bookmarkEnd w:id="29"/>
+      <w:r>
+        <w:rPr>
+          <w:rFonts w:ascii="Arial" w:hAnsi="Arial" w:cs="Arial"/>
+          <w:color w:val="auto"/>
+        </w:rPr>
+        <w:t>bjednički po</w:t>
+      </w:r>
+      <w:r>
+        <w:rPr>
+          <w:rFonts w:ascii="Arial" w:hAnsi="Arial" w:cs="Arial"/>
+          <w:color w:val="auto"/>
+        </w:rPr>
+        <w:t>dijum</w:t>
+      </w:r>
+    </w:p>
+    <w:p>
+      <w:r>
+        <w:t xml:space="preserve">Platforma koja se na ovoj stazi nalazi izmežu garaža i zgrade pored na kojem pobjednik sa svoja dva naredna mjesta dijeli proslavu pobjede. Baza je spljoštena kocka iz koje sam izvukao manji dio </w:t>
+      </w:r>
+      <w:r>
+        <w:rPr>
+          <w:i/>
+          <w:iCs/>
+        </w:rPr>
+        <w:t>inset</w:t>
+      </w:r>
+      <w:r>
+        <w:rPr>
+          <w:i/>
+          <w:iCs/>
+        </w:rPr>
+        <w:t xml:space="preserve"> </w:t>
+      </w:r>
+      <w:r>
+        <w:t>opcijom i izrazio ga, jer se na njemu nalaze valjkasti podijumi na koje staju naj</w:t>
+      </w:r>
+      <w:r>
+        <w:t>bolja</w:t>
+      </w:r>
+      <w:r>
+        <w:t xml:space="preserve"> tri vozača</w:t>
+      </w:r>
+      <w:r>
+        <w:t xml:space="preserve"> te utrke.</w:t>
+      </w:r>
+    </w:p>
+    <w:p>
+      <w:pPr>
+        <w:pStyle w:val="Heading3"/>
+        <w:numPr>
+          <w:ilvl w:val="2"/>
+          <w:numId w:val="19"/>
+        </w:numPr>
+        <w:rPr>
+          <w:rFonts w:ascii="Arial" w:hAnsi="Arial" w:cs="Arial"/>
+          <w:color w:val="auto"/>
+        </w:rPr>
+      </w:pPr>
+      <w:r>
+        <w:rPr>
+          <w:rFonts w:ascii="Arial" w:hAnsi="Arial" w:cs="Arial"/>
+          <w:color w:val="auto"/>
+        </w:rPr>
+        <w:lastRenderedPageBreak/>
+        <w:t>Brodski kontejner</w:t>
+      </w:r>
+    </w:p>
+    <w:p>
+      <w:r>
+        <w:t>Brodski kontejneri koriste se kao potpora ispod zaslona na nekim mjestima, te su neki preuređeni za boravak određenog osoblja</w:t>
+      </w:r>
+      <w:r>
+        <w:t xml:space="preserve">. Za bazu sam izduljo figuru kocke i iskoristio </w:t>
+      </w:r>
+      <w:r>
+        <w:rPr>
+          <w:i/>
+          <w:iCs/>
+        </w:rPr>
+        <w:t>bevel</w:t>
+      </w:r>
+      <w:r>
+        <w:rPr>
+          <w:iCs/>
+        </w:rPr>
+        <w:t xml:space="preserve"> alat</w:t>
+      </w:r>
+      <w:r>
+        <w:rPr>
+          <w:iCs/>
+        </w:rPr>
+        <w:t xml:space="preserve"> za odvajanje rubova. Međuprostor bridova sam podjelio na 37 dijelova po dužini i 6 po širini (slika  - gore desno). Nakon podjele odabrao sam svako drugo polje kao što je prikazano na slici  - dolje desno</w:t>
+      </w:r>
+    </w:p>
+    <w:p>
       <w:r>
         <w:rPr>
           <w:noProof/>
         </w:rPr>
         <w:drawing>
-          <wp:inline distT="0" distB="0" distL="0" distR="0" wp14:anchorId="77107A63" wp14:editId="145854C1">
-            <wp:extent cx="2425602" cy="1332000"/>
+          <wp:inline distT="0" distB="0" distL="0" distR="0" wp14:anchorId="605FA787" wp14:editId="5EE12CC9">
+            <wp:extent cx="5762625" cy="3588385"/>
             <wp:effectExtent l="0" t="0" r="0" b="0"/>
-            <wp:docPr id="1340964795" name="Picture 11"/>
+            <wp:docPr id="844628214" name="Picture 5"/>
             <wp:cNvGraphicFramePr>
               <a:graphicFrameLocks xmlns:a="http://schemas.openxmlformats.org/drawingml/2006/main" noChangeAspect="1"/>
             </wp:cNvGraphicFramePr>
@@ -11530,7 +13887,7 @@
               <a:graphicData uri="http://schemas.openxmlformats.org/drawingml/2006/picture">
                 <pic:pic xmlns:pic="http://schemas.openxmlformats.org/drawingml/2006/picture">
                   <pic:nvPicPr>
-                    <pic:cNvPr id="0" name="Picture 11"/>
+                    <pic:cNvPr id="0" name="Picture 5"/>
                     <pic:cNvPicPr>
                       <a:picLocks noChangeAspect="1" noChangeArrowheads="1"/>
                     </pic:cNvPicPr>
@@ -11551,7 +13908,7 @@
                   <pic:spPr bwMode="auto">
                     <a:xfrm>
                       <a:off x="0" y="0"/>
-                      <a:ext cx="2425602" cy="1332000"/>
+                      <a:ext cx="5762625" cy="3588385"/>
                     </a:xfrm>
                     <a:prstGeom prst="rect">
                       <a:avLst/>
@@ -11570,1525 +13927,6 @@
     </w:p>
     <w:p>
       <w:pPr>
-        <w:spacing w:after="160" w:line="259" w:lineRule="auto"/>
-        <w:ind w:firstLine="0"/>
-        <w:jc w:val="left"/>
-      </w:pPr>
-      <w:r>
-        <w:br w:type="page"/>
-      </w:r>
-    </w:p>
-    <w:p>
-      <w:r>
-        <w:lastRenderedPageBreak/>
-        <w:t>S obzirom da se p</w:t>
-      </w:r>
-      <w:r>
-        <w:t>rednje krilo</w:t>
-      </w:r>
-      <w:r>
-        <w:t xml:space="preserve"> vozila</w:t>
-      </w:r>
-      <w:r>
-        <w:t xml:space="preserve"> nadovezuje </w:t>
-      </w:r>
-      <w:r>
-        <w:t xml:space="preserve">se </w:t>
-      </w:r>
-      <w:r>
-        <w:t>na tijelo</w:t>
-      </w:r>
-      <w:r>
-        <w:t>,</w:t>
-      </w:r>
-      <w:r>
-        <w:t xml:space="preserve"> z</w:t>
-      </w:r>
-      <w:r>
-        <w:t xml:space="preserve">a bazu </w:t>
-      </w:r>
-      <w:r>
-        <w:t xml:space="preserve">je </w:t>
-      </w:r>
-      <w:r>
-        <w:t>također korištena</w:t>
-      </w:r>
-      <w:r>
-        <w:t xml:space="preserve"> kock</w:t>
-      </w:r>
-      <w:r>
-        <w:t>a</w:t>
-      </w:r>
-      <w:r>
-        <w:t>.</w:t>
-      </w:r>
-      <w:r>
-        <w:t xml:space="preserve"> </w:t>
-      </w:r>
-      <w:r>
-        <w:t>Z</w:t>
-      </w:r>
-      <w:r>
-        <w:t xml:space="preserve">a krilca </w:t>
-      </w:r>
-      <w:r>
-        <w:t xml:space="preserve">je </w:t>
-      </w:r>
-      <w:r>
-        <w:t>kori</w:t>
-      </w:r>
-      <w:r>
-        <w:t>štena</w:t>
-      </w:r>
-      <w:r>
-        <w:t xml:space="preserve"> ravnin</w:t>
-      </w:r>
-      <w:r>
-        <w:t>a</w:t>
-      </w:r>
-      <w:r>
-        <w:t xml:space="preserve"> koj</w:t>
-      </w:r>
-      <w:r>
-        <w:t>a</w:t>
-      </w:r>
-      <w:r>
-        <w:t xml:space="preserve"> </w:t>
-      </w:r>
-      <w:r>
-        <w:t>je kasnije</w:t>
-      </w:r>
-      <w:r>
-        <w:t xml:space="preserve"> podeblja</w:t>
-      </w:r>
-      <w:r>
-        <w:t>na</w:t>
-      </w:r>
-      <w:r>
-        <w:t>, a zatim</w:t>
-      </w:r>
-      <w:r>
-        <w:t xml:space="preserve"> ujedin</w:t>
-      </w:r>
-      <w:r>
-        <w:t>jena</w:t>
-      </w:r>
-      <w:r>
-        <w:t xml:space="preserve"> sa preoblikovanom kockom.</w:t>
-      </w:r>
-      <w:r>
-        <w:t xml:space="preserve"> Isto kao i na tijelu kori</w:t>
-      </w:r>
-      <w:r>
-        <w:t>šten je</w:t>
-      </w:r>
-      <w:r>
-        <w:t xml:space="preserve"> modifikator zrcaljenja</w:t>
-      </w:r>
-      <w:r>
-        <w:t>,</w:t>
-      </w:r>
-      <w:r>
-        <w:t xml:space="preserve"> </w:t>
-      </w:r>
-      <w:r>
-        <w:t xml:space="preserve">dok su </w:t>
-      </w:r>
-      <w:r>
-        <w:t>rubov</w:t>
-      </w:r>
-      <w:r>
-        <w:t>i</w:t>
-      </w:r>
-      <w:r>
-        <w:t xml:space="preserve"> krila spojeni i istisnuti iz tijela te izobličeni kako bi dobi</w:t>
-      </w:r>
-      <w:r>
-        <w:t>la</w:t>
-      </w:r>
-      <w:r>
-        <w:t xml:space="preserve"> bočna krilca.    </w:t>
-      </w:r>
-    </w:p>
-    <w:p>
-      <w:pPr>
-        <w:jc w:val="center"/>
-      </w:pPr>
-      <w:r>
-        <w:rPr>
-          <w:noProof/>
-        </w:rPr>
-        <w:drawing>
-          <wp:inline distT="0" distB="0" distL="0" distR="0" wp14:anchorId="7A6ED270" wp14:editId="3D4B2258">
-            <wp:extent cx="5284519" cy="2904704"/>
-            <wp:effectExtent l="0" t="0" r="0" b="0"/>
-            <wp:docPr id="984388983" name="Picture 16"/>
-            <wp:cNvGraphicFramePr>
-              <a:graphicFrameLocks xmlns:a="http://schemas.openxmlformats.org/drawingml/2006/main" noChangeAspect="1"/>
-            </wp:cNvGraphicFramePr>
-            <a:graphic xmlns:a="http://schemas.openxmlformats.org/drawingml/2006/main">
-              <a:graphicData uri="http://schemas.openxmlformats.org/drawingml/2006/picture">
-                <pic:pic xmlns:pic="http://schemas.openxmlformats.org/drawingml/2006/picture">
-                  <pic:nvPicPr>
-                    <pic:cNvPr id="0" name="Picture 16"/>
-                    <pic:cNvPicPr>
-                      <a:picLocks noChangeAspect="1" noChangeArrowheads="1"/>
-                    </pic:cNvPicPr>
-                  </pic:nvPicPr>
-                  <pic:blipFill>
-                    <a:blip r:embed="rId17" cstate="print">
-                      <a:extLst>
-                        <a:ext uri="{28A0092B-C50C-407E-A947-70E740481C1C}">
-                          <a14:useLocalDpi xmlns:a14="http://schemas.microsoft.com/office/drawing/2010/main" val="0"/>
-                        </a:ext>
-                      </a:extLst>
-                    </a:blip>
-                    <a:srcRect/>
-                    <a:stretch>
-                      <a:fillRect/>
-                    </a:stretch>
-                  </pic:blipFill>
-                  <pic:spPr bwMode="auto">
-                    <a:xfrm>
-                      <a:off x="0" y="0"/>
-                      <a:ext cx="5309143" cy="2918239"/>
-                    </a:xfrm>
-                    <a:prstGeom prst="rect">
-                      <a:avLst/>
-                    </a:prstGeom>
-                    <a:noFill/>
-                    <a:ln>
-                      <a:noFill/>
-                    </a:ln>
-                  </pic:spPr>
-                </pic:pic>
-              </a:graphicData>
-            </a:graphic>
-          </wp:inline>
-        </w:drawing>
-      </w:r>
-      <w:r>
-        <w:tab/>
-      </w:r>
-    </w:p>
-    <w:p>
-      <w:pPr>
-        <w:spacing w:after="160" w:line="259" w:lineRule="auto"/>
-        <w:ind w:firstLine="0"/>
-        <w:jc w:val="left"/>
-      </w:pPr>
-      <w:r>
-        <w:br w:type="page"/>
-      </w:r>
-    </w:p>
-    <w:p>
-      <w:r>
-        <w:lastRenderedPageBreak/>
-        <w:t>Zadnje krilo</w:t>
-      </w:r>
-      <w:r>
-        <w:t xml:space="preserve"> </w:t>
-      </w:r>
-      <w:r>
-        <w:t>koristi ravnu plohu kao temelj koj</w:t>
-      </w:r>
-      <w:r>
-        <w:t>a je</w:t>
-      </w:r>
-      <w:r>
-        <w:t xml:space="preserve"> izdulj</w:t>
-      </w:r>
-      <w:r>
-        <w:t>ena</w:t>
-      </w:r>
-      <w:r>
-        <w:t xml:space="preserve"> i su</w:t>
-      </w:r>
-      <w:r>
-        <w:t>žena</w:t>
-      </w:r>
-      <w:r>
-        <w:t>,</w:t>
-      </w:r>
-      <w:r>
-        <w:t xml:space="preserve"> te</w:t>
-      </w:r>
-      <w:r>
-        <w:t xml:space="preserve"> </w:t>
-      </w:r>
-      <w:r>
-        <w:t>rotirana</w:t>
-      </w:r>
-      <w:r>
-        <w:t xml:space="preserve"> </w:t>
-      </w:r>
-      <w:r>
-        <w:t>pomoću opcija</w:t>
-      </w:r>
-      <w:r>
-        <w:t xml:space="preserve"> </w:t>
-      </w:r>
-      <w:r>
-        <w:rPr>
-          <w:i/>
-          <w:iCs/>
-        </w:rPr>
-        <w:t>Transform Orientations</w:t>
-      </w:r>
-      <w:r>
-        <w:rPr>
-          <w:i/>
-          <w:iCs/>
-        </w:rPr>
-        <w:t xml:space="preserve"> </w:t>
-      </w:r>
-      <w:r>
-        <w:t xml:space="preserve">i </w:t>
-      </w:r>
-      <w:r>
-        <w:rPr>
-          <w:i/>
-          <w:iCs/>
-        </w:rPr>
-        <w:t xml:space="preserve">Transform </w:t>
-      </w:r>
-      <w:r>
-        <w:rPr>
-          <w:i/>
-          <w:iCs/>
-        </w:rPr>
-        <w:t>P</w:t>
-      </w:r>
-      <w:r>
-        <w:rPr>
-          <w:i/>
-          <w:iCs/>
-        </w:rPr>
-        <w:t xml:space="preserve">ivot </w:t>
-      </w:r>
-      <w:r>
-        <w:rPr>
-          <w:i/>
-          <w:iCs/>
-        </w:rPr>
-        <w:t>P</w:t>
-      </w:r>
-      <w:r>
-        <w:rPr>
-          <w:i/>
-          <w:iCs/>
-        </w:rPr>
-        <w:t>oint</w:t>
-      </w:r>
-      <w:r>
-        <w:t>,</w:t>
-      </w:r>
-      <w:r>
-        <w:t xml:space="preserve"> uz</w:t>
-      </w:r>
-      <w:r>
-        <w:t xml:space="preserve"> </w:t>
-      </w:r>
-      <w:r>
-        <w:t xml:space="preserve">korištenje </w:t>
-      </w:r>
-      <w:r>
-        <w:t>modifikator</w:t>
-      </w:r>
-      <w:r>
-        <w:t>a</w:t>
-      </w:r>
-      <w:r>
-        <w:t xml:space="preserve"> </w:t>
-      </w:r>
-      <w:r>
-        <w:rPr>
-          <w:i/>
-          <w:iCs/>
-        </w:rPr>
-        <w:t xml:space="preserve">solidify </w:t>
-      </w:r>
-      <w:r>
-        <w:t>kojom se definira debljina tijela.</w:t>
-      </w:r>
-    </w:p>
-    <w:p>
-      <w:pPr>
-        <w:jc w:val="center"/>
-        <w:rPr>
-          <w:noProof/>
-        </w:rPr>
-      </w:pPr>
-      <w:r>
-        <w:rPr>
-          <w:noProof/>
-        </w:rPr>
-        <w:drawing>
-          <wp:inline distT="0" distB="0" distL="0" distR="0" wp14:anchorId="2AB02865" wp14:editId="370DCE34">
-            <wp:extent cx="4037330" cy="2066290"/>
-            <wp:effectExtent l="0" t="0" r="0" b="0"/>
-            <wp:docPr id="951901252" name="Picture 22"/>
-            <wp:cNvGraphicFramePr>
-              <a:graphicFrameLocks xmlns:a="http://schemas.openxmlformats.org/drawingml/2006/main" noChangeAspect="1"/>
-            </wp:cNvGraphicFramePr>
-            <a:graphic xmlns:a="http://schemas.openxmlformats.org/drawingml/2006/main">
-              <a:graphicData uri="http://schemas.openxmlformats.org/drawingml/2006/picture">
-                <pic:pic xmlns:pic="http://schemas.openxmlformats.org/drawingml/2006/picture">
-                  <pic:nvPicPr>
-                    <pic:cNvPr id="0" name="Picture 22"/>
-                    <pic:cNvPicPr>
-                      <a:picLocks noChangeAspect="1" noChangeArrowheads="1"/>
-                    </pic:cNvPicPr>
-                  </pic:nvPicPr>
-                  <pic:blipFill>
-                    <a:blip r:embed="rId18">
-                      <a:extLst>
-                        <a:ext uri="{28A0092B-C50C-407E-A947-70E740481C1C}">
-                          <a14:useLocalDpi xmlns:a14="http://schemas.microsoft.com/office/drawing/2010/main" val="0"/>
-                        </a:ext>
-                      </a:extLst>
-                    </a:blip>
-                    <a:srcRect/>
-                    <a:stretch>
-                      <a:fillRect/>
-                    </a:stretch>
-                  </pic:blipFill>
-                  <pic:spPr bwMode="auto">
-                    <a:xfrm>
-                      <a:off x="0" y="0"/>
-                      <a:ext cx="4037330" cy="2066290"/>
-                    </a:xfrm>
-                    <a:prstGeom prst="rect">
-                      <a:avLst/>
-                    </a:prstGeom>
-                    <a:noFill/>
-                    <a:ln>
-                      <a:noFill/>
-                    </a:ln>
-                  </pic:spPr>
-                </pic:pic>
-              </a:graphicData>
-            </a:graphic>
-          </wp:inline>
-        </w:drawing>
-      </w:r>
-    </w:p>
-    <w:p>
-      <w:pPr>
-        <w:jc w:val="center"/>
-      </w:pPr>
-      <w:r>
-        <w:rPr>
-          <w:noProof/>
-        </w:rPr>
-        <w:drawing>
-          <wp:inline distT="0" distB="0" distL="0" distR="0" wp14:anchorId="7D94773A" wp14:editId="23D70494">
-            <wp:extent cx="2951200" cy="4262643"/>
-            <wp:effectExtent l="0" t="0" r="0" b="0"/>
-            <wp:docPr id="1614696525" name="Picture 21"/>
-            <wp:cNvGraphicFramePr>
-              <a:graphicFrameLocks xmlns:a="http://schemas.openxmlformats.org/drawingml/2006/main" noChangeAspect="1"/>
-            </wp:cNvGraphicFramePr>
-            <a:graphic xmlns:a="http://schemas.openxmlformats.org/drawingml/2006/main">
-              <a:graphicData uri="http://schemas.openxmlformats.org/drawingml/2006/picture">
-                <pic:pic xmlns:pic="http://schemas.openxmlformats.org/drawingml/2006/picture">
-                  <pic:nvPicPr>
-                    <pic:cNvPr id="0" name="Picture 21"/>
-                    <pic:cNvPicPr>
-                      <a:picLocks noChangeAspect="1" noChangeArrowheads="1"/>
-                    </pic:cNvPicPr>
-                  </pic:nvPicPr>
-                  <pic:blipFill>
-                    <a:blip r:embed="rId19">
-                      <a:extLst>
-                        <a:ext uri="{28A0092B-C50C-407E-A947-70E740481C1C}">
-                          <a14:useLocalDpi xmlns:a14="http://schemas.microsoft.com/office/drawing/2010/main" val="0"/>
-                        </a:ext>
-                      </a:extLst>
-                    </a:blip>
-                    <a:srcRect/>
-                    <a:stretch>
-                      <a:fillRect/>
-                    </a:stretch>
-                  </pic:blipFill>
-                  <pic:spPr bwMode="auto">
-                    <a:xfrm>
-                      <a:off x="0" y="0"/>
-                      <a:ext cx="2974844" cy="4296794"/>
-                    </a:xfrm>
-                    <a:prstGeom prst="rect">
-                      <a:avLst/>
-                    </a:prstGeom>
-                    <a:noFill/>
-                    <a:ln>
-                      <a:noFill/>
-                    </a:ln>
-                  </pic:spPr>
-                </pic:pic>
-              </a:graphicData>
-            </a:graphic>
-          </wp:inline>
-        </w:drawing>
-      </w:r>
-    </w:p>
-    <w:p>
-      <w:pPr>
-        <w:spacing w:after="160" w:line="259" w:lineRule="auto"/>
-        <w:ind w:firstLine="0"/>
-        <w:jc w:val="left"/>
-      </w:pPr>
-      <w:r>
-        <w:br w:type="page"/>
-      </w:r>
-    </w:p>
-    <w:p>
-      <w:r>
-        <w:lastRenderedPageBreak/>
-        <w:t>Ko</w:t>
-      </w:r>
-      <w:r>
-        <w:t xml:space="preserve">tač je kreiran od valjka sa 14 stranica. </w:t>
-      </w:r>
-      <w:r>
-        <w:t>K</w:t>
-      </w:r>
-      <w:r>
-        <w:t>ako bi postigli bolji izgled kotača</w:t>
-      </w:r>
-      <w:r>
-        <w:t>,</w:t>
-      </w:r>
-      <w:r>
-        <w:t xml:space="preserve"> r</w:t>
-      </w:r>
-      <w:r>
-        <w:t xml:space="preserve">ubovi su nakošeni (eng. </w:t>
-      </w:r>
-      <w:r>
-        <w:rPr>
-          <w:i/>
-          <w:iCs/>
-        </w:rPr>
-        <w:t>bevel</w:t>
-      </w:r>
-      <w:r>
-        <w:t>)</w:t>
-      </w:r>
-      <w:r>
-        <w:t>.</w:t>
-      </w:r>
-      <w:r>
-        <w:t xml:space="preserve"> </w:t>
-      </w:r>
-      <w:r>
-        <w:t>F</w:t>
-      </w:r>
-      <w:r>
-        <w:t>elg</w:t>
-      </w:r>
-      <w:r>
-        <w:t>e</w:t>
-      </w:r>
-      <w:r>
-        <w:t xml:space="preserve"> i unutrašnjost kotača </w:t>
-      </w:r>
-      <w:r>
-        <w:t>su</w:t>
-      </w:r>
-      <w:r>
-        <w:t xml:space="preserve"> dob</w:t>
-      </w:r>
-      <w:r>
-        <w:t>iveni</w:t>
-      </w:r>
-      <w:r>
-        <w:t xml:space="preserve"> izmjenom opcija umetanja (engl. </w:t>
-      </w:r>
-      <w:r>
-        <w:rPr>
-          <w:i/>
-          <w:iCs/>
-        </w:rPr>
-        <w:t>inset</w:t>
-      </w:r>
-      <w:r>
-        <w:t xml:space="preserve">) stranice i udubljenja (eng. </w:t>
-      </w:r>
-      <w:r>
-        <w:rPr>
-          <w:i/>
-          <w:iCs/>
-        </w:rPr>
-        <w:t>extrude</w:t>
-      </w:r>
-      <w:r>
-        <w:t>).</w:t>
-      </w:r>
-    </w:p>
-    <w:p>
-      <w:r>
-        <w:rPr>
-          <w:noProof/>
-        </w:rPr>
-        <w:drawing>
-          <wp:inline distT="0" distB="0" distL="0" distR="0" wp14:anchorId="799157EC" wp14:editId="2B0452C9">
-            <wp:extent cx="2913484" cy="1543793"/>
-            <wp:effectExtent l="0" t="0" r="0" b="0"/>
-            <wp:docPr id="1093154802" name="Picture 18"/>
-            <wp:cNvGraphicFramePr>
-              <a:graphicFrameLocks xmlns:a="http://schemas.openxmlformats.org/drawingml/2006/main" noChangeAspect="1"/>
-            </wp:cNvGraphicFramePr>
-            <a:graphic xmlns:a="http://schemas.openxmlformats.org/drawingml/2006/main">
-              <a:graphicData uri="http://schemas.openxmlformats.org/drawingml/2006/picture">
-                <pic:pic xmlns:pic="http://schemas.openxmlformats.org/drawingml/2006/picture">
-                  <pic:nvPicPr>
-                    <pic:cNvPr id="0" name="Picture 18"/>
-                    <pic:cNvPicPr>
-                      <a:picLocks noChangeAspect="1" noChangeArrowheads="1"/>
-                    </pic:cNvPicPr>
-                  </pic:nvPicPr>
-                  <pic:blipFill>
-                    <a:blip r:embed="rId20" cstate="print">
-                      <a:extLst>
-                        <a:ext uri="{28A0092B-C50C-407E-A947-70E740481C1C}">
-                          <a14:useLocalDpi xmlns:a14="http://schemas.microsoft.com/office/drawing/2010/main" val="0"/>
-                        </a:ext>
-                      </a:extLst>
-                    </a:blip>
-                    <a:srcRect/>
-                    <a:stretch>
-                      <a:fillRect/>
-                    </a:stretch>
-                  </pic:blipFill>
-                  <pic:spPr bwMode="auto">
-                    <a:xfrm>
-                      <a:off x="0" y="0"/>
-                      <a:ext cx="2920722" cy="1547628"/>
-                    </a:xfrm>
-                    <a:prstGeom prst="rect">
-                      <a:avLst/>
-                    </a:prstGeom>
-                    <a:noFill/>
-                    <a:ln>
-                      <a:noFill/>
-                    </a:ln>
-                  </pic:spPr>
-                </pic:pic>
-              </a:graphicData>
-            </a:graphic>
-          </wp:inline>
-        </w:drawing>
-      </w:r>
-    </w:p>
-    <w:p/>
-    <w:p>
-      <w:pPr>
-        <w:pStyle w:val="Heading3"/>
-        <w:numPr>
-          <w:ilvl w:val="2"/>
-          <w:numId w:val="19"/>
-        </w:numPr>
-        <w:spacing w:line="480" w:lineRule="auto"/>
-        <w:rPr>
-          <w:rFonts w:ascii="Arial" w:hAnsi="Arial" w:cs="Arial"/>
-          <w:color w:val="auto"/>
-        </w:rPr>
-      </w:pPr>
-      <w:r>
-        <w:rPr>
-          <w:rFonts w:ascii="Arial" w:hAnsi="Arial" w:cs="Arial"/>
-          <w:color w:val="auto"/>
-        </w:rPr>
-        <w:t xml:space="preserve"> </w:t>
-      </w:r>
-      <w:r>
-        <w:rPr>
-          <w:rFonts w:ascii="Arial" w:hAnsi="Arial" w:cs="Arial"/>
-          <w:color w:val="auto"/>
-        </w:rPr>
-        <w:tab/>
-      </w:r>
-      <w:bookmarkStart w:id="16" w:name="_Toc208329340"/>
-      <w:r>
-        <w:rPr>
-          <w:rFonts w:ascii="Arial" w:hAnsi="Arial" w:cs="Arial"/>
-          <w:color w:val="auto"/>
-        </w:rPr>
-        <w:t>Ograda</w:t>
-      </w:r>
-      <w:r>
-        <w:rPr>
-          <w:rFonts w:ascii="Arial" w:hAnsi="Arial" w:cs="Arial"/>
-          <w:color w:val="auto"/>
-        </w:rPr>
-        <w:t xml:space="preserve"> i betonske pregrade</w:t>
-      </w:r>
-      <w:bookmarkEnd w:id="16"/>
-    </w:p>
-    <w:p>
-      <w:pPr>
-        <w:ind w:firstLine="0"/>
-      </w:pPr>
-      <w:r>
-        <w:t xml:space="preserve">Za izradu ograde </w:t>
-      </w:r>
-      <w:r>
-        <w:t>iskorištena je</w:t>
-      </w:r>
-      <w:r>
-        <w:t xml:space="preserve"> za bazu</w:t>
-      </w:r>
-      <w:r>
-        <w:t xml:space="preserve"> betonsk</w:t>
-      </w:r>
-      <w:r>
-        <w:t>a</w:t>
-      </w:r>
-      <w:r>
-        <w:t xml:space="preserve"> pregrad</w:t>
-      </w:r>
-      <w:r>
-        <w:t>a</w:t>
-      </w:r>
-      <w:r>
-        <w:t xml:space="preserve"> koja je korištena kao zaseban element u sceni i na nju nadodao stupove i mrežu između njih kako bi izgledalo kao ograda. Postoje dvije vrste betonske pregrade koje sam kreirao od kojih je jedna više kvadratična i većinski se koristi kao uteg za bazu u pravom životu, dok je druga ona koju sam iskoristio i za ogradu </w:t>
-      </w:r>
-      <w:r>
-        <w:t xml:space="preserve">više zašiljena po svojoj širini te komplimentira nastavku koji bi bio ograda. Iz betonske baze izvukao sam stupove koji su pozicionirani na krajevima te sam između provukao mrežu. Mrežu sam kreirao iz malog objekta kojeg sam deformirao te koristeči modifikator mreže (engl. </w:t>
-      </w:r>
-      <w:r>
-        <w:rPr>
-          <w:i/>
-          <w:iCs/>
-        </w:rPr>
-        <w:t>array</w:t>
-      </w:r>
-      <w:r>
-        <w:t>) podesio kako bi izgledom podsjećalo na samu ogradu. Kada je model bio gotov na dio ograde sam postavio teksturu koja površinom izgleda na metal svojim sjajem, glatkoćom i bojom dok sam betonski dio adekvatno promjenio u drugu boju i drugačiju površinu, manje sjajnu i hrapaviju.</w:t>
-      </w:r>
-    </w:p>
-    <w:p>
-      <w:pPr>
-        <w:pStyle w:val="Heading3"/>
-        <w:numPr>
-          <w:ilvl w:val="2"/>
-          <w:numId w:val="19"/>
-        </w:numPr>
-        <w:rPr>
-          <w:rFonts w:ascii="Arial" w:hAnsi="Arial" w:cs="Arial"/>
-          <w:color w:val="auto"/>
-        </w:rPr>
-      </w:pPr>
-      <w:r>
-        <w:t xml:space="preserve"> </w:t>
-      </w:r>
-      <w:r>
-        <w:tab/>
-      </w:r>
-      <w:bookmarkStart w:id="17" w:name="_Toc208329341"/>
-      <w:r>
-        <w:rPr>
-          <w:rFonts w:ascii="Arial" w:hAnsi="Arial" w:cs="Arial"/>
-          <w:color w:val="auto"/>
-        </w:rPr>
-        <w:t>Zid guma</w:t>
-      </w:r>
-      <w:bookmarkEnd w:id="17"/>
-    </w:p>
-    <w:p>
-      <w:r>
-        <w:t xml:space="preserve">Zid koji se sastoji od guma posloženih u stupove i redove kako bi kreirali mekaniju vrstu zida. Započeo sam </w:t>
-      </w:r>
-      <w:r>
-        <w:t xml:space="preserve">izradu </w:t>
-      </w:r>
-      <w:r>
-        <w:t xml:space="preserve">sa običnim kvadratom (engl. </w:t>
-      </w:r>
-      <w:r>
-        <w:rPr>
-          <w:i/>
-          <w:iCs/>
-        </w:rPr>
-        <w:t>plain</w:t>
-      </w:r>
-      <w:r>
-        <w:t>)</w:t>
-      </w:r>
-      <w:r>
-        <w:t xml:space="preserve"> kojeg sam izdužio u kvadar i rubove mu zaobličio opcijom „bevel“ nakon što sam postigao oblik vanjskog omotača koji se nalazi oko svih naslaganih guma kako bi ih držao na cjelini proširio sam ga u visinu. Kada sam imao okvir kreirao sam gume pomoću cilindra i uobličio ga da liči na gume pomoću skaliranja i zakrivljenja rubova. Nakon izrade kotača radi lakšeg obavljanja narednog repeditivnog posla iskoristio sam opet već spomenuti „array“ modifikator kako bi popunio prostor omotača tim gumama. Za </w:t>
-      </w:r>
-      <w:r>
-        <w:lastRenderedPageBreak/>
-        <w:t>teksture na zid sam stavio plastičnu, glađu površinu dok sam na gume stavio malo hrapaviju kako bi podsjećala na gumu i obojao zid u dvije varijatne boje, žutu i zelenu jer se takve na stazi pojavljuju.</w:t>
-      </w:r>
-    </w:p>
-    <w:p>
-      <w:pPr>
-        <w:pStyle w:val="Heading3"/>
-        <w:numPr>
-          <w:ilvl w:val="2"/>
-          <w:numId w:val="19"/>
-        </w:numPr>
-        <w:rPr>
-          <w:rFonts w:ascii="Arial" w:hAnsi="Arial" w:cs="Arial"/>
-          <w:color w:val="auto"/>
-        </w:rPr>
-      </w:pPr>
-      <w:r>
-        <w:rPr>
-          <w:rFonts w:ascii="Arial" w:hAnsi="Arial" w:cs="Arial"/>
-          <w:color w:val="auto"/>
-        </w:rPr>
-        <w:t xml:space="preserve"> </w:t>
-      </w:r>
-      <w:r>
-        <w:rPr>
-          <w:rFonts w:ascii="Arial" w:hAnsi="Arial" w:cs="Arial"/>
-          <w:color w:val="auto"/>
-        </w:rPr>
-        <w:tab/>
-      </w:r>
-      <w:bookmarkStart w:id="18" w:name="_Toc208329342"/>
-      <w:r>
-        <w:rPr>
-          <w:rFonts w:ascii="Arial" w:hAnsi="Arial" w:cs="Arial"/>
-          <w:color w:val="auto"/>
-        </w:rPr>
-        <w:t>Reklama most</w:t>
-      </w:r>
-      <w:bookmarkEnd w:id="18"/>
-    </w:p>
-    <w:p>
-      <w:r>
-        <w:t>Most koji služi osim da prikaže reklamu</w:t>
-      </w:r>
-      <w:r>
-        <w:t>, služi</w:t>
-      </w:r>
-      <w:r>
-        <w:t xml:space="preserve"> za ljude da prelaze </w:t>
-      </w:r>
-      <w:r>
-        <w:t>njime</w:t>
-      </w:r>
-      <w:r>
-        <w:t xml:space="preserve"> preko staze </w:t>
-      </w:r>
-      <w:r>
-        <w:t>radi</w:t>
-      </w:r>
-      <w:r>
-        <w:t xml:space="preserve"> smanj</w:t>
-      </w:r>
-      <w:r>
-        <w:t>enog</w:t>
-      </w:r>
-      <w:r>
-        <w:t xml:space="preserve"> rizik</w:t>
-      </w:r>
-      <w:r>
-        <w:t>a</w:t>
-      </w:r>
-      <w:r>
-        <w:t>.</w:t>
-      </w:r>
-      <w:r>
-        <w:t xml:space="preserve"> Potrebno je bilo napraviti stepenice, potporn</w:t>
-      </w:r>
-      <w:r>
-        <w:t>e</w:t>
-      </w:r>
-      <w:r>
-        <w:t xml:space="preserve"> stupov</w:t>
-      </w:r>
-      <w:r>
-        <w:t>e</w:t>
-      </w:r>
-      <w:r>
-        <w:t xml:space="preserve"> i sami prelaz.</w:t>
-      </w:r>
-      <w:r>
-        <w:t xml:space="preserve"> Prijelaz je bio na bazi jednostavnog kvadra izduženog i izdubljenog. Za stepenice sam izobličio po referentnoj slici strane kvadra da se nakoso spuštaju prema dnu tako da i dalje čine ciljani oblik, nakošene dijelove sam podijelio opcijom „Loop cut“ na broj stranica dovoljnih da prezentiraju jednu stubu. Zatim sam ih odvojio opcijom </w:t>
-      </w:r>
-      <w:r>
-        <w:rPr>
-          <w:i/>
-          <w:iCs/>
-        </w:rPr>
-        <w:t>Split</w:t>
-      </w:r>
-      <w:r>
-        <w:rPr>
-          <w:i/>
-          <w:iCs/>
-        </w:rPr>
-        <w:t xml:space="preserve"> </w:t>
-      </w:r>
-      <w:r>
-        <w:t>tako da mogu manipulirati njiho</w:t>
-      </w:r>
-      <w:r>
-        <w:t>vim pozicijama bez da komprimiram ostatak objekta. Nakosio sam ih i povezao sa ostatkom objekta kada su bili pozicionirani na poželjnom mjestu.</w:t>
-      </w:r>
-      <w:r>
-        <w:t xml:space="preserve"> Potporne stupove sam oblikovao na način da sam kocku triangulirao (ctrl+t) i postavio modifikator </w:t>
-      </w:r>
-      <w:r>
-        <w:rPr>
-          <w:i/>
-          <w:iCs/>
-        </w:rPr>
-        <w:t>wireframe</w:t>
-      </w:r>
-      <w:r>
-        <w:t>.</w:t>
-      </w:r>
-      <w:r>
-        <w:t xml:space="preserve"> Teksturu sam postavio da bude metalne površine i sive nijanse boje osim dijela gdje se nalazi sama reklama, ona je boje koja se poklapa sa bojom reklame koja se tamo inače nalazi.</w:t>
-      </w:r>
-    </w:p>
-    <w:p>
-      <w:pPr>
-        <w:pStyle w:val="Heading3"/>
-        <w:numPr>
-          <w:ilvl w:val="2"/>
-          <w:numId w:val="19"/>
-        </w:numPr>
-        <w:rPr>
-          <w:rFonts w:ascii="Arial" w:hAnsi="Arial" w:cs="Arial"/>
-          <w:color w:val="auto"/>
-        </w:rPr>
-      </w:pPr>
-      <w:r>
-        <w:rPr>
-          <w:rFonts w:ascii="Arial" w:hAnsi="Arial" w:cs="Arial"/>
-          <w:color w:val="auto"/>
-        </w:rPr>
-        <w:t xml:space="preserve"> </w:t>
-      </w:r>
-      <w:bookmarkStart w:id="19" w:name="_Toc208329343"/>
-      <w:r>
-        <w:rPr>
-          <w:rFonts w:ascii="Arial" w:hAnsi="Arial" w:cs="Arial"/>
-          <w:color w:val="auto"/>
-        </w:rPr>
-        <w:t>Tribin</w:t>
-      </w:r>
-      <w:r>
-        <w:rPr>
-          <w:rFonts w:ascii="Arial" w:hAnsi="Arial" w:cs="Arial"/>
-          <w:color w:val="auto"/>
-        </w:rPr>
-        <w:t>e</w:t>
-      </w:r>
-      <w:bookmarkEnd w:id="19"/>
-    </w:p>
-    <w:p>
-      <w:r>
-        <w:t xml:space="preserve">Na stazi prisutno je više vrsta tribina koje variraju veličinom, izgledom i kapacitetom mogućih gledatelja. Odabrao sam napraviti tri vrste: glavnu i najveću, srednje veliku i manju tribinu koje sam onda distribuirao po sceni. </w:t>
-      </w:r>
-      <w:r>
-        <w:t xml:space="preserve">Prema tribinama sam uzeo takav pristup da sam prvo kreirao </w:t>
-      </w:r>
-      <w:r>
-        <w:rPr>
-          <w:i/>
-          <w:iCs/>
-        </w:rPr>
-        <w:t>plain</w:t>
-      </w:r>
-      <w:r>
-        <w:rPr>
-          <w:i/>
-          <w:iCs/>
-        </w:rPr>
-        <w:t xml:space="preserve"> </w:t>
-      </w:r>
-      <w:r>
-        <w:t xml:space="preserve">i dodao mu debljinu, produžio da ima prednji i stražnji plato gdje se gledatelji mogu kretati prema svojim mjestima. Sa stih platoa nadovezane su stepenice koje se spuštaju do tla. Nakon grubog kostura tribina nakosio sam površinu gdje se nalaze sama sjedala i podjelio ih kao da kreiram stepenice kao što sam objasnio za prethodni model mosta sa reklamom. Na njih sam pozicioniro sjedala oblikovana iz udubljenog plosnatog kvadra i kako bi izbjegao repeditivan posao pozicioniranja zasebnog sjedala na svako mjesto iskoristio sam prethodno spomenut modifikator </w:t>
-      </w:r>
-      <w:r>
-        <w:rPr>
-          <w:i/>
-          <w:iCs/>
-        </w:rPr>
-        <w:t>array</w:t>
-      </w:r>
-      <w:r>
-        <w:t>.</w:t>
-      </w:r>
-      <w:r>
-        <w:t xml:space="preserve"> Ogradu koja se pruža oko tribina za sigurnost sam izvukao iz ruba kostura </w:t>
-      </w:r>
-      <w:r>
-        <w:t xml:space="preserve">tribina i kako bi sličile ogradi iskoristio sam </w:t>
-      </w:r>
-      <w:r>
-        <w:rPr>
-          <w:i/>
-          <w:iCs/>
-        </w:rPr>
-        <w:t>wireframe</w:t>
-      </w:r>
-      <w:r>
-        <w:t xml:space="preserve"> modifikator koji prebaci masu sa ispunjenja oblika na same stranice tog oblika. Potporne stupove koji drže tribine sam kreirao na isti način kao one za most sa </w:t>
-      </w:r>
-      <w:r>
-        <w:lastRenderedPageBreak/>
-        <w:t>reklamom. Tekstura se sastoji od baze metalnog dijela sivkaste boje za skoro cijeli objekt osim samih sjedala koja su plave boje i plastične strukture.</w:t>
-      </w:r>
-      <w:r>
-        <w:rPr>
-          <w:i/>
-          <w:iCs/>
-        </w:rPr>
-        <w:t xml:space="preserve"> </w:t>
-      </w:r>
-    </w:p>
-    <w:p>
-      <w:pPr>
-        <w:pStyle w:val="Heading3"/>
-        <w:numPr>
-          <w:ilvl w:val="2"/>
-          <w:numId w:val="19"/>
-        </w:numPr>
-        <w:rPr>
-          <w:rFonts w:ascii="Arial" w:hAnsi="Arial" w:cs="Arial"/>
-          <w:color w:val="auto"/>
-        </w:rPr>
-      </w:pPr>
-      <w:bookmarkStart w:id="20" w:name="_Toc208329344"/>
-      <w:r>
-        <w:rPr>
-          <w:rFonts w:ascii="Arial" w:hAnsi="Arial" w:cs="Arial"/>
-          <w:color w:val="auto"/>
-        </w:rPr>
-        <w:t>Rubnjak</w:t>
-      </w:r>
-      <w:bookmarkEnd w:id="20"/>
-    </w:p>
-    <w:p>
-      <w:r>
-        <w:t>Rubnjak je povišeni dio staze koji je gumeno-plastični. „Proširuje“ stazu i joj daje joj bolja vizualna ograničenja u zavojima koliko je i kuda moguće kretati se njima. Model rubnjaka sam napravio kao to što i je, povišenje već postojeće staze, tako da sam spljoštio kvadar tako da ima jednu stranu nisku, blizu staze a druga u koso povišena kako bi dala izraz kose grbe na rubu staze. Podjenjena je na poligone koji su</w:t>
-      </w:r>
-      <w:r>
-        <w:t xml:space="preserve"> naizmjenično</w:t>
-      </w:r>
-      <w:r>
-        <w:t xml:space="preserve"> obojani zeleno-žuto</w:t>
-      </w:r>
-      <w:r>
-        <w:t xml:space="preserve"> jer su takvi na stazi.</w:t>
-      </w:r>
-    </w:p>
-    <w:p>
-      <w:pPr>
-        <w:pStyle w:val="Heading3"/>
-        <w:numPr>
-          <w:ilvl w:val="2"/>
-          <w:numId w:val="19"/>
-        </w:numPr>
-        <w:rPr>
-          <w:rFonts w:ascii="Arial" w:hAnsi="Arial" w:cs="Arial"/>
-          <w:color w:val="auto"/>
-        </w:rPr>
-      </w:pPr>
-      <w:bookmarkStart w:id="21" w:name="_Toc208329345"/>
-      <w:r>
-        <w:rPr>
-          <w:rFonts w:ascii="Arial" w:hAnsi="Arial" w:cs="Arial"/>
-          <w:color w:val="auto"/>
-        </w:rPr>
-        <w:t>Šator</w:t>
-      </w:r>
-      <w:r>
-        <w:rPr>
-          <w:rFonts w:ascii="Arial" w:hAnsi="Arial" w:cs="Arial"/>
-          <w:color w:val="auto"/>
-        </w:rPr>
-        <w:t>i</w:t>
-      </w:r>
-      <w:bookmarkEnd w:id="21"/>
-    </w:p>
-    <w:p>
-      <w:r>
-        <w:t xml:space="preserve">Baza tijela šatora je jednostavna ali ima više instanci jer postoje 3 vrste šatora koje koriste organizatori tokom perioda utrke, jedan je mali i jednostavan, drugi je dvostruko veći i drugačije je konstrukcije, a treći je oblik šatora najveća verzija opet svog oblika. </w:t>
-      </w:r>
-      <w:r>
-        <w:t>Za model malog šatora sam u</w:t>
-      </w:r>
-      <w:r>
-        <w:t>zeo kocku i sredinu gornje plohe joj pomakao u visinu da dobije šiljast oblik vrha šatora dok je dno kockasto, nadodao detalje na zidovima od sturkture i vrata</w:t>
-      </w:r>
-      <w:r>
-        <w:t xml:space="preserve">. </w:t>
-      </w:r>
-      <w:r>
-        <w:rPr>
-          <w:color w:val="C00000"/>
-        </w:rPr>
-        <w:t>Drugi....treci....</w:t>
-      </w:r>
-    </w:p>
-    <w:p>
-      <w:pPr>
-        <w:pStyle w:val="Heading3"/>
-        <w:numPr>
-          <w:ilvl w:val="2"/>
-          <w:numId w:val="19"/>
-        </w:numPr>
-        <w:rPr>
-          <w:rFonts w:ascii="Arial" w:hAnsi="Arial" w:cs="Arial"/>
-          <w:color w:val="auto"/>
-        </w:rPr>
-      </w:pPr>
-      <w:bookmarkStart w:id="22" w:name="_Toc208329346"/>
-      <w:r>
-        <w:rPr>
-          <w:rFonts w:ascii="Arial" w:hAnsi="Arial" w:cs="Arial"/>
-          <w:color w:val="auto"/>
-        </w:rPr>
-        <w:t>Dizalica</w:t>
-      </w:r>
-      <w:bookmarkEnd w:id="22"/>
-    </w:p>
-    <w:p>
-      <w:r>
-        <w:t xml:space="preserve">Dizalica se sastoji od vozila koje se može kretati i ruke koja diže platformu sa ogradom gdje se </w:t>
-      </w:r>
-      <w:r>
-        <w:t>nalaz</w:t>
-      </w:r>
-      <w:r>
-        <w:t>i tehničko osoblje</w:t>
-      </w:r>
-      <w:r>
-        <w:t>.</w:t>
-      </w:r>
-      <w:r>
-        <w:t xml:space="preserve"> </w:t>
-      </w:r>
-      <w:r>
-        <w:t>K</w:t>
-      </w:r>
-      <w:r>
-        <w:t xml:space="preserve">oristi se od strane novinara za </w:t>
-      </w:r>
-      <w:r>
-        <w:t>snimanje</w:t>
-      </w:r>
-      <w:r>
-        <w:t xml:space="preserve"> iz raznih perspektiva tokom utrke i radnika koji trebaju nešto sanirati</w:t>
-      </w:r>
-      <w:r>
-        <w:t>,</w:t>
-      </w:r>
-      <w:r>
-        <w:t xml:space="preserve"> a da se nalazi na višim položajima. </w:t>
-      </w:r>
-      <w:r>
-        <w:t xml:space="preserve">Krenuo sam model od </w:t>
-      </w:r>
-      <w:r>
-        <w:t xml:space="preserve">dna i vozilo sam oblikovao od kocke koju sam dijelio tako da sam joj izobljavao prednji dio i prema vrhu. U sredini sam ju produbio i stvorio mjesto za ruku koju sam onda izvukao </w:t>
-      </w:r>
-      <w:r>
-        <w:rPr>
-          <w:i/>
-          <w:iCs/>
-        </w:rPr>
-        <w:t>extrude</w:t>
-      </w:r>
-      <w:r>
-        <w:rPr>
-          <w:i/>
-          <w:iCs/>
-        </w:rPr>
-        <w:t xml:space="preserve"> </w:t>
-      </w:r>
-      <w:r>
-        <w:t>opcijom iz vozila prema željenoj visini, pazio sam na zglobove pri tom procesu i na vrhu sam iz dijela proširio tu ruku u platformu na kojoj sam onda uredio i ogradu</w:t>
-      </w:r>
-      <w:r>
-        <w:t>. Na kraju sam nadodao kotače ispod vozila. Tekstura je metaln</w:t>
-      </w:r>
-      <w:r>
-        <w:t>e površine, glađe od ograde</w:t>
-      </w:r>
-      <w:r>
-        <w:t xml:space="preserve"> s plavo sivom kombinacijom boja jer je vozilo plavo</w:t>
-      </w:r>
-      <w:r>
-        <w:t xml:space="preserve"> dok su ruka i platforma sive.</w:t>
-      </w:r>
-    </w:p>
-    <w:p>
-      <w:pPr>
-        <w:pStyle w:val="Heading3"/>
-        <w:numPr>
-          <w:ilvl w:val="2"/>
-          <w:numId w:val="19"/>
-        </w:numPr>
-        <w:rPr>
-          <w:rFonts w:ascii="Arial" w:hAnsi="Arial" w:cs="Arial"/>
-          <w:color w:val="auto"/>
-        </w:rPr>
-      </w:pPr>
-      <w:bookmarkStart w:id="23" w:name="_Toc208329347"/>
-      <w:r>
-        <w:rPr>
-          <w:rFonts w:ascii="Arial" w:hAnsi="Arial" w:cs="Arial"/>
-          <w:color w:val="auto"/>
-        </w:rPr>
-        <w:t>Cisterna</w:t>
-      </w:r>
-      <w:bookmarkEnd w:id="23"/>
-    </w:p>
-    <w:p>
-      <w:pPr>
-        <w:pStyle w:val="Heading3"/>
-        <w:numPr>
-          <w:ilvl w:val="2"/>
-          <w:numId w:val="19"/>
-        </w:numPr>
-        <w:rPr>
-          <w:rFonts w:ascii="Arial" w:hAnsi="Arial" w:cs="Arial"/>
-          <w:color w:val="auto"/>
-        </w:rPr>
-      </w:pPr>
-      <w:bookmarkStart w:id="24" w:name="_Toc208329348"/>
-      <w:r>
-        <w:rPr>
-          <w:rFonts w:ascii="Arial" w:hAnsi="Arial" w:cs="Arial"/>
-          <w:color w:val="auto"/>
-        </w:rPr>
-        <w:t>Kombi</w:t>
-      </w:r>
-      <w:bookmarkEnd w:id="24"/>
-    </w:p>
-    <w:p/>
-    <w:p>
-      <w:pPr>
-        <w:pStyle w:val="Heading3"/>
-        <w:numPr>
-          <w:ilvl w:val="2"/>
-          <w:numId w:val="19"/>
-        </w:numPr>
-        <w:rPr>
-          <w:rFonts w:ascii="Arial" w:hAnsi="Arial" w:cs="Arial"/>
-          <w:color w:val="auto"/>
-        </w:rPr>
-      </w:pPr>
-      <w:bookmarkStart w:id="25" w:name="_Toc208329349"/>
-      <w:r>
-        <w:rPr>
-          <w:rFonts w:ascii="Arial" w:hAnsi="Arial" w:cs="Arial"/>
-          <w:color w:val="auto"/>
-        </w:rPr>
-        <w:lastRenderedPageBreak/>
-        <w:t>Terasa</w:t>
-      </w:r>
-      <w:bookmarkEnd w:id="25"/>
-    </w:p>
-    <w:p>
-      <w:pPr>
-        <w:pStyle w:val="Heading3"/>
-        <w:numPr>
-          <w:ilvl w:val="2"/>
-          <w:numId w:val="19"/>
-        </w:numPr>
-        <w:rPr>
-          <w:rFonts w:ascii="Arial" w:hAnsi="Arial" w:cs="Arial"/>
-          <w:color w:val="auto"/>
-        </w:rPr>
-      </w:pPr>
-      <w:bookmarkStart w:id="26" w:name="_Toc208329350"/>
-      <w:r>
-        <w:rPr>
-          <w:rFonts w:ascii="Arial" w:hAnsi="Arial" w:cs="Arial"/>
-          <w:color w:val="auto"/>
-        </w:rPr>
-        <w:t>Zaslon</w:t>
-      </w:r>
-      <w:r>
-        <w:rPr>
-          <w:rFonts w:ascii="Arial" w:hAnsi="Arial" w:cs="Arial"/>
-          <w:color w:val="auto"/>
-        </w:rPr>
-        <w:t>i</w:t>
-      </w:r>
-      <w:bookmarkEnd w:id="26"/>
-    </w:p>
-    <w:p>
-      <w:r>
-        <w:t xml:space="preserve">U sceni su prisutne dvije verzije zaslona prvi je naslagan na dva brodska kontejnera koje sam kopirao od iznad opisanog modela. Na vrh njih sam dimenzionirao platformu od skaliranog kvadra i ogradu oko nje sa zadnje strane dok je sa prednje sami zaslon sličan strukturom kao platforma preko kojeg se inače na utrci prati stanje koje snimaju organizatori i mediji. Tekstura kontejnera je ista kao i kod prethodnog, dok je zaslon </w:t>
-      </w:r>
-      <w:r>
-        <w:rPr>
-          <w:color w:val="C00000"/>
-        </w:rPr>
-        <w:t>...</w:t>
-      </w:r>
-    </w:p>
-    <w:p>
-      <w:pPr>
-        <w:pStyle w:val="Heading3"/>
-        <w:numPr>
-          <w:ilvl w:val="2"/>
-          <w:numId w:val="19"/>
-        </w:numPr>
-        <w:rPr>
-          <w:rFonts w:ascii="Arial" w:hAnsi="Arial" w:cs="Arial"/>
-          <w:color w:val="auto"/>
-        </w:rPr>
-      </w:pPr>
-      <w:bookmarkStart w:id="27" w:name="_Toc208329351"/>
-      <w:r>
-        <w:rPr>
-          <w:rFonts w:ascii="Arial" w:hAnsi="Arial" w:cs="Arial"/>
-          <w:color w:val="auto"/>
-        </w:rPr>
-        <w:t>Stop zid</w:t>
-      </w:r>
-      <w:bookmarkEnd w:id="27"/>
-    </w:p>
-    <w:p>
-      <w:pPr>
-        <w:pStyle w:val="Heading3"/>
-        <w:numPr>
-          <w:ilvl w:val="2"/>
-          <w:numId w:val="19"/>
-        </w:numPr>
-        <w:rPr>
-          <w:rFonts w:ascii="Arial" w:hAnsi="Arial" w:cs="Arial"/>
-          <w:color w:val="auto"/>
-        </w:rPr>
-      </w:pPr>
-      <w:bookmarkStart w:id="28" w:name="_Toc208329352"/>
-      <w:r>
-        <w:rPr>
-          <w:rFonts w:ascii="Arial" w:hAnsi="Arial" w:cs="Arial"/>
-          <w:color w:val="auto"/>
-        </w:rPr>
-        <w:t>Zgrad</w:t>
-      </w:r>
-      <w:r>
-        <w:rPr>
-          <w:rFonts w:ascii="Arial" w:hAnsi="Arial" w:cs="Arial"/>
-          <w:color w:val="auto"/>
-        </w:rPr>
-        <w:t>e</w:t>
-      </w:r>
-      <w:bookmarkEnd w:id="28"/>
-    </w:p>
-    <w:p>
-      <w:pPr>
-        <w:pStyle w:val="Heading3"/>
-        <w:numPr>
-          <w:ilvl w:val="2"/>
-          <w:numId w:val="19"/>
-        </w:numPr>
-        <w:rPr>
-          <w:rFonts w:ascii="Arial" w:hAnsi="Arial" w:cs="Arial"/>
-          <w:color w:val="auto"/>
-        </w:rPr>
-      </w:pPr>
-      <w:bookmarkStart w:id="29" w:name="_Toc208329353"/>
-      <w:r>
-        <w:rPr>
-          <w:rFonts w:ascii="Arial" w:hAnsi="Arial" w:cs="Arial"/>
-          <w:color w:val="auto"/>
-        </w:rPr>
-        <w:t>Crvena zgrada</w:t>
-      </w:r>
-      <w:bookmarkEnd w:id="29"/>
-    </w:p>
-    <w:p>
-      <w:pPr>
-        <w:pStyle w:val="Heading3"/>
-        <w:numPr>
-          <w:ilvl w:val="2"/>
-          <w:numId w:val="19"/>
-        </w:numPr>
-        <w:rPr>
-          <w:rFonts w:ascii="Arial" w:hAnsi="Arial" w:cs="Arial"/>
-          <w:color w:val="auto"/>
-        </w:rPr>
-      </w:pPr>
-      <w:bookmarkStart w:id="30" w:name="_Toc208329354"/>
-      <w:r>
-        <w:rPr>
-          <w:rFonts w:ascii="Arial" w:hAnsi="Arial" w:cs="Arial"/>
-          <w:color w:val="auto"/>
-        </w:rPr>
-        <w:t>Semafor</w:t>
-      </w:r>
-      <w:bookmarkEnd w:id="30"/>
-    </w:p>
-    <w:p>
-      <w:pPr>
-        <w:pStyle w:val="Heading3"/>
-        <w:numPr>
-          <w:ilvl w:val="2"/>
-          <w:numId w:val="19"/>
-        </w:numPr>
-        <w:rPr>
-          <w:rFonts w:ascii="Arial" w:hAnsi="Arial" w:cs="Arial"/>
-          <w:color w:val="auto"/>
-        </w:rPr>
-      </w:pPr>
-      <w:bookmarkStart w:id="31" w:name="_Toc208329355"/>
-      <w:r>
-        <w:rPr>
-          <w:rFonts w:ascii="Arial" w:hAnsi="Arial" w:cs="Arial"/>
-          <w:color w:val="auto"/>
-        </w:rPr>
-        <w:t>Reklama</w:t>
-      </w:r>
-      <w:bookmarkEnd w:id="31"/>
-    </w:p>
-    <w:p>
-      <w:pPr>
-        <w:pStyle w:val="Heading3"/>
-        <w:numPr>
-          <w:ilvl w:val="2"/>
-          <w:numId w:val="19"/>
-        </w:numPr>
-        <w:rPr>
-          <w:rFonts w:ascii="Arial" w:hAnsi="Arial" w:cs="Arial"/>
-          <w:color w:val="auto"/>
-        </w:rPr>
-      </w:pPr>
-      <w:bookmarkStart w:id="32" w:name="_Toc208329356"/>
-      <w:r>
-        <w:rPr>
-          <w:rFonts w:ascii="Arial" w:hAnsi="Arial" w:cs="Arial"/>
-          <w:color w:val="auto"/>
-        </w:rPr>
-        <w:t>Lampa</w:t>
-      </w:r>
-      <w:bookmarkEnd w:id="32"/>
-    </w:p>
-    <w:p>
-      <w:pPr>
-        <w:pStyle w:val="Heading3"/>
-        <w:numPr>
-          <w:ilvl w:val="2"/>
-          <w:numId w:val="19"/>
-        </w:numPr>
-        <w:rPr>
-          <w:rFonts w:ascii="Arial" w:hAnsi="Arial" w:cs="Arial"/>
-          <w:color w:val="auto"/>
-        </w:rPr>
-      </w:pPr>
-      <w:bookmarkStart w:id="33" w:name="_Toc208329357"/>
-      <w:r>
-        <w:rPr>
-          <w:rFonts w:ascii="Arial" w:hAnsi="Arial" w:cs="Arial"/>
-          <w:color w:val="auto"/>
-        </w:rPr>
-        <w:t>Drvo</w:t>
-      </w:r>
-      <w:bookmarkEnd w:id="33"/>
-    </w:p>
-    <w:p>
-      <w:pPr>
-        <w:pStyle w:val="Heading3"/>
-        <w:numPr>
-          <w:ilvl w:val="2"/>
-          <w:numId w:val="19"/>
-        </w:numPr>
-        <w:rPr>
-          <w:rFonts w:ascii="Arial" w:hAnsi="Arial" w:cs="Arial"/>
-          <w:color w:val="auto"/>
-        </w:rPr>
-      </w:pPr>
-      <w:bookmarkStart w:id="34" w:name="_Toc208329358"/>
-      <w:r>
-        <w:rPr>
-          <w:rFonts w:ascii="Arial" w:hAnsi="Arial" w:cs="Arial"/>
-          <w:color w:val="auto"/>
-        </w:rPr>
-        <w:t>WC</w:t>
-      </w:r>
-      <w:bookmarkEnd w:id="34"/>
-    </w:p>
-    <w:p>
-      <w:pPr>
-        <w:pStyle w:val="Heading3"/>
-        <w:numPr>
-          <w:ilvl w:val="2"/>
-          <w:numId w:val="19"/>
-        </w:numPr>
-        <w:rPr>
-          <w:rFonts w:ascii="Arial" w:hAnsi="Arial" w:cs="Arial"/>
-          <w:color w:val="auto"/>
-        </w:rPr>
-      </w:pPr>
-      <w:bookmarkStart w:id="35" w:name="_Toc208329359"/>
-      <w:r>
-        <w:rPr>
-          <w:rFonts w:ascii="Arial" w:hAnsi="Arial" w:cs="Arial"/>
-          <w:color w:val="auto"/>
-        </w:rPr>
-        <w:t>Pitbox</w:t>
-      </w:r>
-      <w:bookmarkEnd w:id="35"/>
-    </w:p>
-    <w:p>
-      <w:pPr>
-        <w:pStyle w:val="Heading3"/>
-        <w:numPr>
-          <w:ilvl w:val="2"/>
-          <w:numId w:val="19"/>
-        </w:numPr>
-        <w:rPr>
-          <w:rFonts w:ascii="Arial" w:hAnsi="Arial" w:cs="Arial"/>
-          <w:color w:val="auto"/>
-        </w:rPr>
-      </w:pPr>
-      <w:bookmarkStart w:id="36" w:name="_Toc208329360"/>
-      <w:r>
-        <w:rPr>
-          <w:rFonts w:ascii="Arial" w:hAnsi="Arial" w:cs="Arial"/>
-          <w:color w:val="auto"/>
-        </w:rPr>
-        <w:t>Pozornica</w:t>
-      </w:r>
-      <w:bookmarkEnd w:id="36"/>
-    </w:p>
-    <w:p>
-      <w:pPr>
-        <w:pStyle w:val="Heading3"/>
-        <w:numPr>
-          <w:ilvl w:val="2"/>
-          <w:numId w:val="19"/>
-        </w:numPr>
-        <w:rPr>
-          <w:rFonts w:ascii="Arial" w:hAnsi="Arial" w:cs="Arial"/>
-          <w:color w:val="auto"/>
-        </w:rPr>
-      </w:pPr>
-      <w:bookmarkStart w:id="37" w:name="_Toc208329361"/>
-      <w:r>
-        <w:rPr>
-          <w:rFonts w:ascii="Arial" w:hAnsi="Arial" w:cs="Arial"/>
-          <w:color w:val="auto"/>
-        </w:rPr>
-        <w:t>Kuć</w:t>
-      </w:r>
-      <w:r>
-        <w:rPr>
-          <w:rFonts w:ascii="Arial" w:hAnsi="Arial" w:cs="Arial"/>
-          <w:color w:val="auto"/>
-        </w:rPr>
-        <w:t>e</w:t>
-      </w:r>
-      <w:bookmarkEnd w:id="37"/>
-    </w:p>
-    <w:p>
-      <w:pPr>
         <w:pStyle w:val="Heading3"/>
         <w:numPr>
           <w:ilvl w:val="1"/>
@@ -13101,7 +13939,7 @@
           <w:szCs w:val="28"/>
         </w:rPr>
       </w:pPr>
-      <w:bookmarkStart w:id="38" w:name="_Toc208329362"/>
+      <w:bookmarkStart w:id="30" w:name="_Toc208329363"/>
       <w:r>
         <w:rPr>
           <w:rFonts w:ascii="Arial" w:hAnsi="Arial" w:cs="Arial"/>
@@ -13109,36 +13947,11 @@
           <w:sz w:val="28"/>
           <w:szCs w:val="28"/>
         </w:rPr>
-        <w:t>Specifičnosti i detalji</w:t>
-      </w:r>
-      <w:bookmarkEnd w:id="38"/>
-    </w:p>
-    <w:p>
-      <w:pPr>
-        <w:pStyle w:val="Heading3"/>
-        <w:numPr>
-          <w:ilvl w:val="1"/>
-          <w:numId w:val="19"/>
-        </w:numPr>
-        <w:rPr>
-          <w:rFonts w:ascii="Arial" w:hAnsi="Arial" w:cs="Arial"/>
-          <w:color w:val="auto"/>
-          <w:sz w:val="28"/>
-          <w:szCs w:val="28"/>
-        </w:rPr>
-      </w:pPr>
-      <w:bookmarkStart w:id="39" w:name="_Toc208329363"/>
-      <w:r>
-        <w:rPr>
-          <w:rFonts w:ascii="Arial" w:hAnsi="Arial" w:cs="Arial"/>
-          <w:color w:val="auto"/>
-          <w:sz w:val="28"/>
-          <w:szCs w:val="28"/>
-        </w:rPr>
         <w:t>Izrada tekstura i materijala za 3D modele</w:t>
       </w:r>
-      <w:bookmarkEnd w:id="39"/>
-    </w:p>
+      <w:bookmarkEnd w:id="30"/>
+    </w:p>
+    <w:p/>
     <w:p>
       <w:pPr>
         <w:pStyle w:val="Heading1"/>
@@ -13152,7 +13965,7 @@
           <w:color w:val="auto"/>
         </w:rPr>
       </w:pPr>
-      <w:bookmarkStart w:id="40" w:name="_Toc208329364"/>
+      <w:bookmarkStart w:id="31" w:name="_Toc208329364"/>
       <w:r>
         <w:rPr>
           <w:rFonts w:ascii="Arial" w:hAnsi="Arial" w:cs="Arial"/>
@@ -13160,7 +13973,7 @@
         </w:rPr>
         <w:t>Izrada okoliša i scene</w:t>
       </w:r>
-      <w:bookmarkEnd w:id="40"/>
+      <w:bookmarkEnd w:id="31"/>
     </w:p>
     <w:p>
       <w:pPr>
@@ -13176,7 +13989,7 @@
           <w:szCs w:val="28"/>
         </w:rPr>
       </w:pPr>
-      <w:bookmarkStart w:id="41" w:name="_Toc208329365"/>
+      <w:bookmarkStart w:id="32" w:name="_Toc208329365"/>
       <w:r>
         <w:rPr>
           <w:rFonts w:ascii="Arial" w:hAnsi="Arial" w:cs="Arial"/>
@@ -13186,11 +13999,14 @@
         </w:rPr>
         <w:t>Koraci izrade okoline</w:t>
       </w:r>
-      <w:bookmarkEnd w:id="41"/>
+      <w:bookmarkEnd w:id="32"/>
     </w:p>
     <w:p>
       <w:r>
         <w:t>Okoliš se koncipira od travnate površine, jezera i otoka usred jezera. Na travnataj površini uz sve građevine prirodno se nalaze i stabla tako da je bilo potrebno izmodelirati i stablo koje bi se onda koristilo u sceni za okoliš.</w:t>
+      </w:r>
+      <w:r>
+        <w:t xml:space="preserve"> (Sunce) </w:t>
       </w:r>
     </w:p>
     <w:p>
@@ -13207,7 +14023,7 @@
           <w:szCs w:val="28"/>
         </w:rPr>
       </w:pPr>
-      <w:bookmarkStart w:id="42" w:name="_Toc208329366"/>
+      <w:bookmarkStart w:id="33" w:name="_Toc208329366"/>
       <w:r>
         <w:rPr>
           <w:rFonts w:ascii="Arial" w:hAnsi="Arial" w:cs="Arial"/>
@@ -13218,7 +14034,7 @@
         <w:lastRenderedPageBreak/>
         <w:t>Izrada tekstura i materijala</w:t>
       </w:r>
-      <w:bookmarkEnd w:id="42"/>
+      <w:bookmarkEnd w:id="33"/>
     </w:p>
     <w:p>
       <w:pPr>
@@ -13233,7 +14049,7 @@
           <w:color w:val="auto"/>
         </w:rPr>
       </w:pPr>
-      <w:bookmarkStart w:id="43" w:name="_Toc208329367"/>
+      <w:bookmarkStart w:id="34" w:name="_Toc208329367"/>
       <w:r>
         <w:rPr>
           <w:rFonts w:ascii="Arial" w:hAnsi="Arial" w:cs="Arial"/>
@@ -13241,7 +14057,7 @@
         </w:rPr>
         <w:t>Zaključak</w:t>
       </w:r>
-      <w:bookmarkEnd w:id="43"/>
+      <w:bookmarkEnd w:id="34"/>
     </w:p>
     <w:p>
       <w:r>
@@ -13526,7 +14342,7 @@
           <w:color w:val="auto"/>
         </w:rPr>
       </w:pPr>
-      <w:bookmarkStart w:id="44" w:name="_Toc208329368"/>
+      <w:bookmarkStart w:id="35" w:name="_Toc208329368"/>
       <w:r>
         <w:rPr>
           <w:b/>
@@ -13536,7 +14352,7 @@
         <w:lastRenderedPageBreak/>
         <w:t>Literatura</w:t>
       </w:r>
-      <w:bookmarkEnd w:id="44"/>
+      <w:bookmarkEnd w:id="35"/>
     </w:p>
     <w:p>
       <w:pPr>
@@ -13546,7 +14362,7 @@
           <w:u w:val="single"/>
         </w:rPr>
       </w:pPr>
-      <w:hyperlink r:id="rId21" w:history="1">
+      <w:hyperlink r:id="rId17" w:history="1">
         <w:r>
           <w:rPr>
             <w:rStyle w:val="Hyperlink"/>
@@ -13563,17 +14379,34 @@
           <w:u w:val="single"/>
         </w:rPr>
       </w:pPr>
-      <w:r>
+      <w:hyperlink r:id="rId18" w:history="1">
+        <w:r>
+          <w:rPr>
+            <w:rStyle w:val="Hyperlink"/>
+          </w:rPr>
+          <w:t>https://docs.blender.org/manual/en/latest/index.html</w:t>
+        </w:r>
+      </w:hyperlink>
+    </w:p>
+    <w:p>
+      <w:pPr>
+        <w:ind w:firstLine="0"/>
         <w:rPr>
           <w:color w:val="0563C1" w:themeColor="hyperlink"/>
           <w:u w:val="single"/>
         </w:rPr>
-        <w:t>https://docs.blender.org/manual/en/latest/index.html</w:t>
+      </w:pPr>
+      <w:r>
+        <w:rPr>
+          <w:color w:val="0563C1" w:themeColor="hyperlink"/>
+          <w:u w:val="single"/>
+        </w:rPr>
+        <w:t>https://javascript.info/bezier-curve</w:t>
       </w:r>
     </w:p>
     <w:sectPr>
-      <w:footerReference w:type="default" r:id="rId22"/>
-      <w:footerReference w:type="first" r:id="rId23"/>
+      <w:footerReference w:type="default" r:id="rId19"/>
+      <w:footerReference w:type="first" r:id="rId20"/>
       <w:pgSz w:w="11906" w:h="16838"/>
       <w:pgMar w:top="1418" w:right="1418" w:bottom="1418" w:left="1418" w:header="709" w:footer="709" w:gutter="0"/>
       <w:cols w:space="708"/>
@@ -16812,6 +17645,7 @@
   <w:style w:type="character" w:default="1" w:styleId="DefaultParagraphFont">
     <w:name w:val="Default Paragraph Font"/>
     <w:uiPriority w:val="1"/>
+    <w:semiHidden/>
     <w:unhideWhenUsed/>
   </w:style>
   <w:style w:type="table" w:default="1" w:styleId="TableNormal">
